--- a/eng/docx/40.content.docx
+++ b/eng/docx/40.content.docx
@@ -136,13 +136,6 @@
         <w:rPr>
           <w:lang w:val="en_US" w:bidi="en_US"/>
         </w:rPr>
-      </w:r>
-      <w:r>
-        <w:rPr>
-          <w:i/>
-          <w:lang w:val="en_US" w:bidi="en_US"/>
-        </w:rPr>
-        <w:t>Matthew 1:1, Matthew 1:16, Matthew 1:18, Matthew 1:19, Matthew 1:19 (#2), Matthew 1:20, Matthew 1:21, Matthew 1:23, Matthew 1:25, Matthew 2:1, Matthew 2:2, Matthew 2:2 (#2), Matthew 2:3, Matthew 2:5–6, Matthew 2:9, Matthew 2:11, Matthew 2:11 (#2), Matthew 2:12, Matthew 2:13, Matthew 2:15, Matthew 2:16, Matthew 2:19–20, Matthew 2:22–23, Matthew 2:23, Matthew 3:2, Matthew 3:3, Matthew 3:6, Matthew 3:8, Matthew 3:9, Matthew 3:10, Matthew 3:11, Matthew 3:15, Matthew 3:16, Matthew 3:17, Matthew 4:1, Matthew 4:2, Matthew 4:3, Matthew 4:4, Matthew 4:5–6, Matthew 4:7, Matthew 4:8–9, Matthew 4:10, Matthew 4:15–16, Matthew 4:17, Matthew 4:18, Matthew 4:19, Matthew 4:21, Matthew 4:23, Matthew 4:24, Matthew 4:25, Matthew 5:3, Matthew 5:4, Matthew 5:5, Matthew 5:6, Matthew 5:11–12, Matthew 5:15–16, Matthew 5:17, Matthew 5:19, Matthew 5:21–22, Matthew 5:23–24, Matthew 5:25, Matthew 5:27–28, Matthew 5:29–30, Matthew 5:32, Matthew 5:32 (#2), Matthew 5:37, Matthew 5:38–39, Matthew 5:43–44, Matthew 5:46–47, Matthew 6:2, Matthew 6:3–4, Matthew 6:5, Matthew 6:6, Matthew 6:7–8, Matthew 6:10, Matthew 6:15, Matthew 6:16–18, Matthew 6:19–20, Matthew 6:21, Matthew 6:24, Matthew 6:25–26, Matthew 6:27, Matthew 6:33, Matthew 7:3–5, Matthew 7:6, Matthew 7:8, Matthew 7:11, Matthew 7:12, Matthew 7:13, Matthew 7:14, Matthew 7:15–16, Matthew 7:21, Matthew 7:22–23, Matthew 7:24, Matthew 7:26, Matthew 7:29, Matthew 8:4, Matthew 8:7, Matthew 8:8, Matthew 8:10, Matthew 8:11, Matthew 8:12, Matthew 8:14–15, Matthew 8:17, Matthew 8:20, Matthew 8:21–22, Matthew 8:24, Matthew 8:26, Matthew 8:27, Matthew 8:28, Matthew 8:29, Matthew 8:32, Matthew 8:34, Matthew 9:3–5, Matthew 9:5–6, Matthew 9:8, Matthew 9:9, Matthew 9:10, Matthew 9:13, Matthew 9:15, Matthew 9:15 (#2), Matthew 9:20–21, Matthew 9:22, Matthew 9:24, Matthew 9:26, Matthew 9:27, Matthew 9:29, Matthew 9:34, Matthew 9:36, Matthew 9:38, Matthew 10:1, Matthew 10:4, Matthew 10:6, Matthew 10:9–10, Matthew 10:11, Matthew 10:14–15, Matthew 10:17–18, Matthew 10:20, Matthew 10:22, Matthew 10:24–25, Matthew 10:28, Matthew 10:28 (#2), Matthew 10:32, Matthew 10:33, Matthew 10:34–36, Matthew 10:39, Matthew 10:42, Matthew 11:1, Matthew 11:3, Matthew 11:5, Matthew 11:6, Matthew 11:9–10, Matthew 11:14, Matthew 11:18, Matthew 11:19, Matthew 11:20, Matthew 11:25, Matthew 11:25 (#2), Matthew 11:27, Matthew 11:28, Matthew 12:2, Matthew 12:6, Matthew 12:8, Matthew 12:10, Matthew 12:12, Matthew 12:14, Matthew 12:18, Matthew 12:19–20, Matthew 12:26, Matthew 12:28, Matthew 12:31, Matthew 12:33, Matthew 12:37, Matthew 12:39–40, Matthew 12:41, Matthew 12:41 (#2), Matthew 12:42, Matthew 12:43–45, Matthew 12:48–50, Matthew 13:4, Matthew 13:5–6, Matthew 13:7, Matthew 13:8, Matthew 13:14, Matthew 13:15, Matthew 13:19, Matthew 13:20–21, Matthew 13:22, Matthew 13:23, Matthew 13:28, Matthew 13:30, Matthew 13:31–32, Matthew 13:33, Matthew 13:37–39, Matthew 13:39, Matthew 13:42, Matthew 13:43, Matthew 13:44, Matthew 13:45–46, Matthew 13:47–48, Matthew 13:54, Matthew 13:57, Matthew 13:58, Matthew 14:2, Matthew 14:4, Matthew 14:5, Matthew 14:7, Matthew 14:8, Matthew 14:9, Matthew 14:14, Matthew 14:16, Matthew 14:19, Matthew 14:20–21, Matthew 14:23, Matthew 14:24, Matthew 14:25, Matthew 14:27, Matthew 14:29, Matthew 14:30, Matthew 14:32, Matthew 14:33, Matthew 14:35, Matthew 15:4–6, Matthew 15:7–8, Matthew 15:9, Matthew 15:11, Matthew 15:11 (#2), Matthew 15:14, Matthew 15:19, Matthew 15:23, Matthew 15:24, Matthew 15:28, Matthew 15:30–31, Matthew 15:34, Matthew 15:36, Matthew 15:37, Matthew 15:38, Matthew 16:1, Matthew 16:4, Matthew 16:6, Matthew 16:12, Matthew 16:13, Matthew 16:14, Matthew 16:16, Matthew 16:17, Matthew 16:19, Matthew 16:21, Matthew 16:23, Matthew 16:24, Matthew 16:26, Matthew 16:27, Matthew 16:27 (#2), Matthew 16:28, Matthew 17:1, Matthew 17:2, Matthew 17:3, Matthew 17:4, Matthew 17:5, Matthew 17:9, Matthew 17:11, Matthew 17:12–13, Matthew 17:14–16, Matthew 17:18, Matthew 17:20, Matthew 17:22–23, Matthew 17:27, Matthew 18:3, Matthew 18:4, Matthew 18:6, Matthew 18:8, Matthew 18:10, Matthew 18:12–14, Matthew 18:15, Matthew 18:16, Matthew 18:17, Matthew 18:17 (#2), Matthew 18:20, Matthew 18:21–22, Matthew 18:24–25, Matthew 18:27, Matthew 18:30, Matthew 18:33, Matthew 18:34, Matthew 18:35, Matthew 19:3, Matthew 19:4, Matthew 19:5, Matthew 19:5–6, Matthew 19:6, Matthew 19:7–8, Matthew 19:9, Matthew 19:13, Matthew 19:14, Matthew 19:16–17, Matthew 19:20–21, Matthew 19:22, Matthew 19:26, Matthew 19:28, Matthew 19:30, Matthew 20:1–2, Matthew 20:4, Matthew 20:9, Matthew 20:11–12, Matthew 20:13–14, Matthew 20:17–19, Matthew 20:20–21, Matthew 20:23, Matthew 20:26, Matthew 20:28, Matthew 20:30, Matthew 20:34, Matthew 21:2, Matthew 21:4–5, Matthew 21:8, Matthew 21:9, Matthew 21:12, Matthew 21:13, Matthew 21:15–16, Matthew 21:18–19, Matthew 21:20–22, Matthew 21:23, Matthew 21:25, Matthew 21:25 (#2), Matthew 21:26, Matthew 21:28–29, Matthew 21:30, Matthew 21:31, Matthew 21:31–32, Matthew 21:35–36, Matthew 21:37, Matthew 21:38–39, Matthew 21:40–41, Matthew 21:42, Matthew 21:43, Matthew 21:46, Matthew 22:5–6, Matthew 22:7, Matthew 22:9–10, Matthew 22:13, Matthew 22:15, Matthew 22:17, Matthew 22:21, Matthew 22:23, Matthew 22:26–27, Matthew 22:29, Matthew 22:30, Matthew 22:32, Matthew 22:36, Matthew 22:37–38, Matthew 22:39, Matthew 22:42, Matthew 22:42 (#2), Matthew 22:45, Matthew 22:46, Matthew 23:2–3, Matthew 23:3, Matthew 23:5, Matthew 23:8–10, Matthew 23:12, Matthew 23:13–15, Matthew 23:15, Matthew 23:16–17, Matthew 23:23, Matthew 23:25–26, Matthew 23:28, Matthew 23:29–31, Matthew 23:33, Matthew 23:34, Matthew 23:35, Matthew 23:36, Matthew 23:37, Matthew 23:38, Matthew 24:2, Matthew 24:3, Matthew 24:5, Matthew 24:6–8, Matthew 24:9–10, Matthew 24:13, Matthew 24:14, Matthew 24:15–16, Matthew 24:21, Matthew 24:24, Matthew 24:27, Matthew 24:29, Matthew 24:30, Matthew 24:31, Matthew 24:34, Matthew 24:35, Matthew 24:36, Matthew 24:37–39, Matthew 24:42, Matthew 24:45–46, Matthew 24:47, Matthew 24:48–49, Matthew 24:51, Matthew 25:3, Matthew 25:4, Matthew 25:5–6, Matthew 25:10, Matthew 25:10–12, Matthew 25:13, Matthew 25:16–17, Matthew 25:18, Matthew 25:19, Matthew 25:20–21, Matthew 25:26–30, Matthew 25:31–32, Matthew 25:34, Matthew 25:35–36, Matthew 25:41, Matthew 25:42–43, Matthew 26:2, Matthew 26:4, Matthew 26:5, Matthew 26:6–9, Matthew 26:12, Matthew 26:14–15, Matthew 26:21, Matthew 26:24, Matthew 26:25, Matthew 26:26, Matthew 26:28, Matthew 26:30–31, Matthew 26:33–34, Matthew 26:37–38, Matthew 26:39, Matthew 26:40, Matthew 26:42, Matthew 26:42–44, Matthew 26:47–48, Matthew 26:51, Matthew 26:53, Matthew 26:54, Matthew 26:56, Matthew 26:59, Matthew 26:63, Matthew 26:64, Matthew 26:64 (#2), Matthew 26:65, Matthew 26:67, Matthew 26:73–75, Matthew 26:74, Matthew 26:75, Matthew 27:2, Matthew 27:3–5, Matthew 27:6–7, Matthew 27:9–10, Matthew 27:11, Matthew 27:12–14, Matthew 27:15–16, Matthew 27:19, Matthew 27:20, Matthew 27:22, Matthew 27:24, Matthew 27:25, Matthew 27:27–29, Matthew 27:32, Matthew 27:33, Matthew 27:35–36, Matthew 27:37, Matthew 27:38, Matthew 27:42, Matthew 27:45, Matthew 27:46, Matthew 27:50, Matthew 27:51, Matthew 27:52–53, Matthew 27:54, Matthew 27:57–58, Matthew 27:60, Matthew 27:62–64, Matthew 27:65–66, Matthew 28:1, Matthew 28:2, Matthew 28:4, Matthew 28:5–7, Matthew 28:8–9, Matthew 28:11–13, Matthew 28:17, Matthew 28:18, Matthew 28:19, Matthew 28:19 (#2), Matthew 28:20, Matthew 28:20 (#2)</w:t>
       </w:r>
       <w:r>
         <w:rPr>

--- a/eng/docx/40.content.docx
+++ b/eng/docx/40.content.docx
@@ -123,19 +123,6 @@
           <w:lang w:val="en_US" w:bidi="en_US"/>
         </w:rPr>
         <w:t>MAT</w:t>
-      </w:r>
-      <w:r>
-        <w:rPr>
-          <w:lang w:val="en_US" w:bidi="en_US"/>
-        </w:rPr>
-      </w:r>
-    </w:p>
-    <w:p>
-      <w:pPr/>
-      <w:r>
-        <w:rPr>
-          <w:lang w:val="en_US" w:bidi="en_US"/>
-        </w:rPr>
       </w:r>
       <w:r>
         <w:rPr>

--- a/eng/docx/40.content.docx
+++ b/eng/docx/40.content.docx
@@ -19,7 +19,7 @@
         <w:rPr>
           <w:lang w:val="en_US" w:bidi="en_US"/>
         </w:rPr>
-        <w:t>Resource: Translation Questions (unfoldingWord)</w:t>
+        <w:t>Resource: unfoldingWord® Translation Questions</w:t>
       </w:r>
       <w:r>
         <w:rPr>
@@ -85,7 +85,7 @@
         <w:rPr>
           <w:lang w:val="en_US" w:bidi="en_US"/>
         </w:rPr>
-        <w:t>Translation Questions (unfoldingWord)</w:t>
+        <w:t>unfoldingWord® Translation Questions</w:t>
       </w:r>
     </w:p>
     <w:p>

--- a/eng/docx/40.content.docx
+++ b/eng/docx/40.content.docx
@@ -185,7 +185,7 @@
         <w:rPr>
           <w:lang w:val="en_US" w:bidi="en_US"/>
         </w:rPr>
-        <w:t>Matthew 1:1</w:t>
+        <w:t>Matthew 1:1 (#1)</w:t>
       </w:r>
       <w:r>
         <w:rPr>
@@ -248,7 +248,7 @@
         <w:rPr>
           <w:lang w:val="en_US" w:bidi="en_US"/>
         </w:rPr>
-        <w:t>Matthew 1:16</w:t>
+        <w:t>Matthew 1:16 (#1)</w:t>
       </w:r>
       <w:r>
         <w:rPr>
@@ -311,7 +311,7 @@
         <w:rPr>
           <w:lang w:val="en_US" w:bidi="en_US"/>
         </w:rPr>
-        <w:t>Matthew 1:18</w:t>
+        <w:t>Matthew 1:18 (#1)</w:t>
       </w:r>
       <w:r>
         <w:rPr>
@@ -374,7 +374,7 @@
         <w:rPr>
           <w:lang w:val="en_US" w:bidi="en_US"/>
         </w:rPr>
-        <w:t>Matthew 1:19</w:t>
+        <w:t>Matthew 1:19 (#1)</w:t>
       </w:r>
       <w:r>
         <w:rPr>
@@ -500,7 +500,7 @@
         <w:rPr>
           <w:lang w:val="en_US" w:bidi="en_US"/>
         </w:rPr>
-        <w:t>Matthew 1:20</w:t>
+        <w:t>Matthew 1:20 (#1)</w:t>
       </w:r>
       <w:r>
         <w:rPr>
@@ -563,7 +563,7 @@
         <w:rPr>
           <w:lang w:val="en_US" w:bidi="en_US"/>
         </w:rPr>
-        <w:t>Matthew 1:21</w:t>
+        <w:t>Matthew 1:21 (#1)</w:t>
       </w:r>
       <w:r>
         <w:rPr>
@@ -626,7 +626,7 @@
         <w:rPr>
           <w:lang w:val="en_US" w:bidi="en_US"/>
         </w:rPr>
-        <w:t>Matthew 1:23</w:t>
+        <w:t>Matthew 1:23 (#1)</w:t>
       </w:r>
       <w:r>
         <w:rPr>
@@ -689,7 +689,7 @@
         <w:rPr>
           <w:lang w:val="en_US" w:bidi="en_US"/>
         </w:rPr>
-        <w:t>Matthew 1:25</w:t>
+        <w:t>Matthew 1:25 (#1)</w:t>
       </w:r>
       <w:r>
         <w:rPr>
@@ -752,7 +752,7 @@
         <w:rPr>
           <w:lang w:val="en_US" w:bidi="en_US"/>
         </w:rPr>
-        <w:t>Matthew 2:1</w:t>
+        <w:t>Matthew 2:1 (#1)</w:t>
       </w:r>
       <w:r>
         <w:rPr>
@@ -815,7 +815,7 @@
         <w:rPr>
           <w:lang w:val="en_US" w:bidi="en_US"/>
         </w:rPr>
-        <w:t>Matthew 2:2</w:t>
+        <w:t>Matthew 2:2 (#1)</w:t>
       </w:r>
       <w:r>
         <w:rPr>
@@ -941,7 +941,7 @@
         <w:rPr>
           <w:lang w:val="en_US" w:bidi="en_US"/>
         </w:rPr>
-        <w:t>Matthew 2:3</w:t>
+        <w:t>Matthew 2:3 (#1)</w:t>
       </w:r>
       <w:r>
         <w:rPr>
@@ -1004,7 +1004,7 @@
         <w:rPr>
           <w:lang w:val="en_US" w:bidi="en_US"/>
         </w:rPr>
-        <w:t>Matthew 2:5–6</w:t>
+        <w:t>Matthew 2:5–6 (#1)</w:t>
       </w:r>
       <w:r>
         <w:rPr>
@@ -1067,7 +1067,7 @@
         <w:rPr>
           <w:lang w:val="en_US" w:bidi="en_US"/>
         </w:rPr>
-        <w:t>Matthew 2:9</w:t>
+        <w:t>Matthew 2:9 (#1)</w:t>
       </w:r>
       <w:r>
         <w:rPr>
@@ -1130,7 +1130,7 @@
         <w:rPr>
           <w:lang w:val="en_US" w:bidi="en_US"/>
         </w:rPr>
-        <w:t>Matthew 2:11</w:t>
+        <w:t>Matthew 2:11 (#1)</w:t>
       </w:r>
       <w:r>
         <w:rPr>
@@ -1256,7 +1256,7 @@
         <w:rPr>
           <w:lang w:val="en_US" w:bidi="en_US"/>
         </w:rPr>
-        <w:t>Matthew 2:12</w:t>
+        <w:t>Matthew 2:12 (#1)</w:t>
       </w:r>
       <w:r>
         <w:rPr>
@@ -1319,7 +1319,7 @@
         <w:rPr>
           <w:lang w:val="en_US" w:bidi="en_US"/>
         </w:rPr>
-        <w:t>Matthew 2:13</w:t>
+        <w:t>Matthew 2:13 (#1)</w:t>
       </w:r>
       <w:r>
         <w:rPr>
@@ -1382,7 +1382,7 @@
         <w:rPr>
           <w:lang w:val="en_US" w:bidi="en_US"/>
         </w:rPr>
-        <w:t>Matthew 2:15</w:t>
+        <w:t>Matthew 2:15 (#1)</w:t>
       </w:r>
       <w:r>
         <w:rPr>
@@ -1445,7 +1445,7 @@
         <w:rPr>
           <w:lang w:val="en_US" w:bidi="en_US"/>
         </w:rPr>
-        <w:t>Matthew 2:16</w:t>
+        <w:t>Matthew 2:16 (#1)</w:t>
       </w:r>
       <w:r>
         <w:rPr>
@@ -1508,7 +1508,7 @@
         <w:rPr>
           <w:lang w:val="en_US" w:bidi="en_US"/>
         </w:rPr>
-        <w:t>Matthew 2:19–20</w:t>
+        <w:t>Matthew 2:19–20 (#1)</w:t>
       </w:r>
       <w:r>
         <w:rPr>
@@ -1571,7 +1571,7 @@
         <w:rPr>
           <w:lang w:val="en_US" w:bidi="en_US"/>
         </w:rPr>
-        <w:t>Matthew 2:22–23</w:t>
+        <w:t>Matthew 2:22–23 (#1)</w:t>
       </w:r>
       <w:r>
         <w:rPr>
@@ -1634,7 +1634,7 @@
         <w:rPr>
           <w:lang w:val="en_US" w:bidi="en_US"/>
         </w:rPr>
-        <w:t>Matthew 2:23</w:t>
+        <w:t>Matthew 2:23 (#1)</w:t>
       </w:r>
       <w:r>
         <w:rPr>
@@ -1697,7 +1697,7 @@
         <w:rPr>
           <w:lang w:val="en_US" w:bidi="en_US"/>
         </w:rPr>
-        <w:t>Matthew 3:2</w:t>
+        <w:t>Matthew 3:2 (#1)</w:t>
       </w:r>
       <w:r>
         <w:rPr>
@@ -1731,36 +1731,36 @@
         <w:rPr>
           <w:lang w:val="en_US" w:bidi="en_US"/>
         </w:rPr>
-        <w:t>John preached, “Repent, for the kingdom of heaven is near”.</w:t>
-      </w:r>
-      <w:r>
-        <w:rPr>
-          <w:lang w:val="en_US" w:bidi="en_US"/>
-        </w:rPr>
-      </w:r>
-      <w:r>
-        <w:rPr>
-          <w:lang w:val="en_US" w:bidi="en_US"/>
-        </w:rPr>
-      </w:r>
-    </w:p>
-    <w:p>
-      <w:pPr/>
-      <w:r>
-        <w:rPr>
-          <w:lang w:val="en_US" w:bidi="en_US"/>
-        </w:rPr>
-      </w:r>
-    </w:p>
-    <w:p>
-      <w:pPr>
-        <w:pStyle w:val="Heading2"/>
-      </w:pPr>
-      <w:r>
-        <w:rPr>
-          <w:lang w:val="en_US" w:bidi="en_US"/>
-        </w:rPr>
-        <w:t>Matthew 3:3</w:t>
+        <w:t>John preached, “Repent, for the kingdom of heaven is near.”</w:t>
+      </w:r>
+      <w:r>
+        <w:rPr>
+          <w:lang w:val="en_US" w:bidi="en_US"/>
+        </w:rPr>
+      </w:r>
+      <w:r>
+        <w:rPr>
+          <w:lang w:val="en_US" w:bidi="en_US"/>
+        </w:rPr>
+      </w:r>
+    </w:p>
+    <w:p>
+      <w:pPr/>
+      <w:r>
+        <w:rPr>
+          <w:lang w:val="en_US" w:bidi="en_US"/>
+        </w:rPr>
+      </w:r>
+    </w:p>
+    <w:p>
+      <w:pPr>
+        <w:pStyle w:val="Heading2"/>
+      </w:pPr>
+      <w:r>
+        <w:rPr>
+          <w:lang w:val="en_US" w:bidi="en_US"/>
+        </w:rPr>
+        <w:t>Matthew 3:3 (#1)</w:t>
       </w:r>
       <w:r>
         <w:rPr>
@@ -1823,7 +1823,7 @@
         <w:rPr>
           <w:lang w:val="en_US" w:bidi="en_US"/>
         </w:rPr>
-        <w:t>Matthew 3:6</w:t>
+        <w:t>Matthew 3:6 (#1)</w:t>
       </w:r>
       <w:r>
         <w:rPr>
@@ -1886,7 +1886,7 @@
         <w:rPr>
           <w:lang w:val="en_US" w:bidi="en_US"/>
         </w:rPr>
-        <w:t>Matthew 3:8</w:t>
+        <w:t>Matthew 3:8 (#1)</w:t>
       </w:r>
       <w:r>
         <w:rPr>
@@ -1949,7 +1949,7 @@
         <w:rPr>
           <w:lang w:val="en_US" w:bidi="en_US"/>
         </w:rPr>
-        <w:t>Matthew 3:9</w:t>
+        <w:t>Matthew 3:9 (#1)</w:t>
       </w:r>
       <w:r>
         <w:rPr>
@@ -2012,7 +2012,7 @@
         <w:rPr>
           <w:lang w:val="en_US" w:bidi="en_US"/>
         </w:rPr>
-        <w:t>Matthew 3:10</w:t>
+        <w:t>Matthew 3:10 (#1)</w:t>
       </w:r>
       <w:r>
         <w:rPr>
@@ -2075,7 +2075,7 @@
         <w:rPr>
           <w:lang w:val="en_US" w:bidi="en_US"/>
         </w:rPr>
-        <w:t>Matthew 3:11</w:t>
+        <w:t>Matthew 3:11 (#1)</w:t>
       </w:r>
       <w:r>
         <w:rPr>
@@ -2138,7 +2138,7 @@
         <w:rPr>
           <w:lang w:val="en_US" w:bidi="en_US"/>
         </w:rPr>
-        <w:t>Matthew 3:15</w:t>
+        <w:t>Matthew 3:15 (#1)</w:t>
       </w:r>
       <w:r>
         <w:rPr>
@@ -2201,7 +2201,7 @@
         <w:rPr>
           <w:lang w:val="en_US" w:bidi="en_US"/>
         </w:rPr>
-        <w:t>Matthew 3:16</w:t>
+        <w:t>Matthew 3:16 (#1)</w:t>
       </w:r>
       <w:r>
         <w:rPr>
@@ -2264,7 +2264,7 @@
         <w:rPr>
           <w:lang w:val="en_US" w:bidi="en_US"/>
         </w:rPr>
-        <w:t>Matthew 3:17</w:t>
+        <w:t>Matthew 3:17 (#1)</w:t>
       </w:r>
       <w:r>
         <w:rPr>
@@ -2327,7 +2327,7 @@
         <w:rPr>
           <w:lang w:val="en_US" w:bidi="en_US"/>
         </w:rPr>
-        <w:t>Matthew 4:1</w:t>
+        <w:t>Matthew 4:1 (#1)</w:t>
       </w:r>
       <w:r>
         <w:rPr>
@@ -2390,7 +2390,7 @@
         <w:rPr>
           <w:lang w:val="en_US" w:bidi="en_US"/>
         </w:rPr>
-        <w:t>Matthew 4:2</w:t>
+        <w:t>Matthew 4:2 (#1)</w:t>
       </w:r>
       <w:r>
         <w:rPr>
@@ -2453,7 +2453,7 @@
         <w:rPr>
           <w:lang w:val="en_US" w:bidi="en_US"/>
         </w:rPr>
-        <w:t>Matthew 4:3</w:t>
+        <w:t>Matthew 4:3 (#1)</w:t>
       </w:r>
       <w:r>
         <w:rPr>
@@ -2516,7 +2516,7 @@
         <w:rPr>
           <w:lang w:val="en_US" w:bidi="en_US"/>
         </w:rPr>
-        <w:t>Matthew 4:4</w:t>
+        <w:t>Matthew 4:4 (#1)</w:t>
       </w:r>
       <w:r>
         <w:rPr>
@@ -2579,7 +2579,7 @@
         <w:rPr>
           <w:lang w:val="en_US" w:bidi="en_US"/>
         </w:rPr>
-        <w:t>Matthew 4:5–6</w:t>
+        <w:t>Matthew 4:5–6 (#1)</w:t>
       </w:r>
       <w:r>
         <w:rPr>
@@ -2642,7 +2642,7 @@
         <w:rPr>
           <w:lang w:val="en_US" w:bidi="en_US"/>
         </w:rPr>
-        <w:t>Matthew 4:7</w:t>
+        <w:t>Matthew 4:7 (#1)</w:t>
       </w:r>
       <w:r>
         <w:rPr>
@@ -2705,7 +2705,7 @@
         <w:rPr>
           <w:lang w:val="en_US" w:bidi="en_US"/>
         </w:rPr>
-        <w:t>Matthew 4:8–9</w:t>
+        <w:t>Matthew 4:8–9 (#1)</w:t>
       </w:r>
       <w:r>
         <w:rPr>
@@ -2768,7 +2768,7 @@
         <w:rPr>
           <w:lang w:val="en_US" w:bidi="en_US"/>
         </w:rPr>
-        <w:t>Matthew 4:10</w:t>
+        <w:t>Matthew 4:10 (#1)</w:t>
       </w:r>
       <w:r>
         <w:rPr>
@@ -2831,7 +2831,7 @@
         <w:rPr>
           <w:lang w:val="en_US" w:bidi="en_US"/>
         </w:rPr>
-        <w:t>Matthew 4:15–16</w:t>
+        <w:t>Matthew 4:15–16 (#1)</w:t>
       </w:r>
       <w:r>
         <w:rPr>
@@ -2894,7 +2894,7 @@
         <w:rPr>
           <w:lang w:val="en_US" w:bidi="en_US"/>
         </w:rPr>
-        <w:t>Matthew 4:17</w:t>
+        <w:t>Matthew 4:17 (#1)</w:t>
       </w:r>
       <w:r>
         <w:rPr>
@@ -2928,36 +2928,36 @@
         <w:rPr>
           <w:lang w:val="en_US" w:bidi="en_US"/>
         </w:rPr>
-        <w:t>Jesus preached, “Repent, for the kingdom of heaven has drawn near”.</w:t>
-      </w:r>
-      <w:r>
-        <w:rPr>
-          <w:lang w:val="en_US" w:bidi="en_US"/>
-        </w:rPr>
-      </w:r>
-      <w:r>
-        <w:rPr>
-          <w:lang w:val="en_US" w:bidi="en_US"/>
-        </w:rPr>
-      </w:r>
-    </w:p>
-    <w:p>
-      <w:pPr/>
-      <w:r>
-        <w:rPr>
-          <w:lang w:val="en_US" w:bidi="en_US"/>
-        </w:rPr>
-      </w:r>
-    </w:p>
-    <w:p>
-      <w:pPr>
-        <w:pStyle w:val="Heading2"/>
-      </w:pPr>
-      <w:r>
-        <w:rPr>
-          <w:lang w:val="en_US" w:bidi="en_US"/>
-        </w:rPr>
-        <w:t>Matthew 4:18</w:t>
+        <w:t>Jesus preached, “Repent, for the kingdom of heaven has drawn near.”</w:t>
+      </w:r>
+      <w:r>
+        <w:rPr>
+          <w:lang w:val="en_US" w:bidi="en_US"/>
+        </w:rPr>
+      </w:r>
+      <w:r>
+        <w:rPr>
+          <w:lang w:val="en_US" w:bidi="en_US"/>
+        </w:rPr>
+      </w:r>
+    </w:p>
+    <w:p>
+      <w:pPr/>
+      <w:r>
+        <w:rPr>
+          <w:lang w:val="en_US" w:bidi="en_US"/>
+        </w:rPr>
+      </w:r>
+    </w:p>
+    <w:p>
+      <w:pPr>
+        <w:pStyle w:val="Heading2"/>
+      </w:pPr>
+      <w:r>
+        <w:rPr>
+          <w:lang w:val="en_US" w:bidi="en_US"/>
+        </w:rPr>
+        <w:t>Matthew 4:18 (#1)</w:t>
       </w:r>
       <w:r>
         <w:rPr>
@@ -3020,7 +3020,7 @@
         <w:rPr>
           <w:lang w:val="en_US" w:bidi="en_US"/>
         </w:rPr>
-        <w:t>Matthew 4:19</w:t>
+        <w:t>Matthew 4:19 (#1)</w:t>
       </w:r>
       <w:r>
         <w:rPr>
@@ -3083,7 +3083,7 @@
         <w:rPr>
           <w:lang w:val="en_US" w:bidi="en_US"/>
         </w:rPr>
-        <w:t>Matthew 4:21</w:t>
+        <w:t>Matthew 4:21 (#1)</w:t>
       </w:r>
       <w:r>
         <w:rPr>
@@ -3146,7 +3146,7 @@
         <w:rPr>
           <w:lang w:val="en_US" w:bidi="en_US"/>
         </w:rPr>
-        <w:t>Matthew 4:23</w:t>
+        <w:t>Matthew 4:23 (#1)</w:t>
       </w:r>
       <w:r>
         <w:rPr>
@@ -3209,7 +3209,7 @@
         <w:rPr>
           <w:lang w:val="en_US" w:bidi="en_US"/>
         </w:rPr>
-        <w:t>Matthew 4:24</w:t>
+        <w:t>Matthew 4:24 (#1)</w:t>
       </w:r>
       <w:r>
         <w:rPr>
@@ -3272,7 +3272,7 @@
         <w:rPr>
           <w:lang w:val="en_US" w:bidi="en_US"/>
         </w:rPr>
-        <w:t>Matthew 4:25</w:t>
+        <w:t>Matthew 4:25 (#1)</w:t>
       </w:r>
       <w:r>
         <w:rPr>
@@ -3335,7 +3335,7 @@
         <w:rPr>
           <w:lang w:val="en_US" w:bidi="en_US"/>
         </w:rPr>
-        <w:t>Matthew 5:3</w:t>
+        <w:t>Matthew 5:3 (#1)</w:t>
       </w:r>
       <w:r>
         <w:rPr>
@@ -3398,7 +3398,7 @@
         <w:rPr>
           <w:lang w:val="en_US" w:bidi="en_US"/>
         </w:rPr>
-        <w:t>Matthew 5:4</w:t>
+        <w:t>Matthew 5:4 (#1)</w:t>
       </w:r>
       <w:r>
         <w:rPr>
@@ -3461,7 +3461,7 @@
         <w:rPr>
           <w:lang w:val="en_US" w:bidi="en_US"/>
         </w:rPr>
-        <w:t>Matthew 5:5</w:t>
+        <w:t>Matthew 5:5 (#1)</w:t>
       </w:r>
       <w:r>
         <w:rPr>
@@ -3524,7 +3524,7 @@
         <w:rPr>
           <w:lang w:val="en_US" w:bidi="en_US"/>
         </w:rPr>
-        <w:t>Matthew 5:6</w:t>
+        <w:t>Matthew 5:6 (#1)</w:t>
       </w:r>
       <w:r>
         <w:rPr>
@@ -3587,7 +3587,7 @@
         <w:rPr>
           <w:lang w:val="en_US" w:bidi="en_US"/>
         </w:rPr>
-        <w:t>Matthew 5:11–12</w:t>
+        <w:t>Matthew 5:11–12 (#1)</w:t>
       </w:r>
       <w:r>
         <w:rPr>
@@ -3650,7 +3650,7 @@
         <w:rPr>
           <w:lang w:val="en_US" w:bidi="en_US"/>
         </w:rPr>
-        <w:t>Matthew 5:15–16</w:t>
+        <w:t>Matthew 5:15–16 (#1)</w:t>
       </w:r>
       <w:r>
         <w:rPr>
@@ -3713,7 +3713,7 @@
         <w:rPr>
           <w:lang w:val="en_US" w:bidi="en_US"/>
         </w:rPr>
-        <w:t>Matthew 5:17</w:t>
+        <w:t>Matthew 5:17 (#1)</w:t>
       </w:r>
       <w:r>
         <w:rPr>
@@ -3776,7 +3776,7 @@
         <w:rPr>
           <w:lang w:val="en_US" w:bidi="en_US"/>
         </w:rPr>
-        <w:t>Matthew 5:19</w:t>
+        <w:t>Matthew 5:19 (#1)</w:t>
       </w:r>
       <w:r>
         <w:rPr>
@@ -3839,7 +3839,7 @@
         <w:rPr>
           <w:lang w:val="en_US" w:bidi="en_US"/>
         </w:rPr>
-        <w:t>Matthew 5:21–22</w:t>
+        <w:t>Matthew 5:21–22 (#1)</w:t>
       </w:r>
       <w:r>
         <w:rPr>
@@ -3902,7 +3902,7 @@
         <w:rPr>
           <w:lang w:val="en_US" w:bidi="en_US"/>
         </w:rPr>
-        <w:t>Matthew 5:23–24</w:t>
+        <w:t>Matthew 5:23–24 (#1)</w:t>
       </w:r>
       <w:r>
         <w:rPr>
@@ -3965,7 +3965,7 @@
         <w:rPr>
           <w:lang w:val="en_US" w:bidi="en_US"/>
         </w:rPr>
-        <w:t>Matthew 5:25</w:t>
+        <w:t>Matthew 5:25 (#1)</w:t>
       </w:r>
       <w:r>
         <w:rPr>
@@ -4028,7 +4028,7 @@
         <w:rPr>
           <w:lang w:val="en_US" w:bidi="en_US"/>
         </w:rPr>
-        <w:t>Matthew 5:27–28</w:t>
+        <w:t>Matthew 5:27–28 (#1)</w:t>
       </w:r>
       <w:r>
         <w:rPr>
@@ -4091,7 +4091,7 @@
         <w:rPr>
           <w:lang w:val="en_US" w:bidi="en_US"/>
         </w:rPr>
-        <w:t>Matthew 5:29–30</w:t>
+        <w:t>Matthew 5:29–30 (#1)</w:t>
       </w:r>
       <w:r>
         <w:rPr>
@@ -4154,7 +4154,7 @@
         <w:rPr>
           <w:lang w:val="en_US" w:bidi="en_US"/>
         </w:rPr>
-        <w:t>Matthew 5:32</w:t>
+        <w:t>Matthew 5:32 (#1)</w:t>
       </w:r>
       <w:r>
         <w:rPr>
@@ -4280,7 +4280,7 @@
         <w:rPr>
           <w:lang w:val="en_US" w:bidi="en_US"/>
         </w:rPr>
-        <w:t>Matthew 5:37</w:t>
+        <w:t>Matthew 5:37 (#1)</w:t>
       </w:r>
       <w:r>
         <w:rPr>
@@ -4314,36 +4314,36 @@
         <w:rPr>
           <w:lang w:val="en_US" w:bidi="en_US"/>
         </w:rPr>
-        <w:t>Jesus says that instead of swearing oaths by all these things we should let our speech be, “Yes, yes,” or “No, no”.</w:t>
-      </w:r>
-      <w:r>
-        <w:rPr>
-          <w:lang w:val="en_US" w:bidi="en_US"/>
-        </w:rPr>
-      </w:r>
-      <w:r>
-        <w:rPr>
-          <w:lang w:val="en_US" w:bidi="en_US"/>
-        </w:rPr>
-      </w:r>
-    </w:p>
-    <w:p>
-      <w:pPr/>
-      <w:r>
-        <w:rPr>
-          <w:lang w:val="en_US" w:bidi="en_US"/>
-        </w:rPr>
-      </w:r>
-    </w:p>
-    <w:p>
-      <w:pPr>
-        <w:pStyle w:val="Heading2"/>
-      </w:pPr>
-      <w:r>
-        <w:rPr>
-          <w:lang w:val="en_US" w:bidi="en_US"/>
-        </w:rPr>
-        <w:t>Matthew 5:38–39</w:t>
+        <w:t>Jesus says that instead of swearing oaths by all these things we should let our speech be, “Yes, yes,” or “No, no.”</w:t>
+      </w:r>
+      <w:r>
+        <w:rPr>
+          <w:lang w:val="en_US" w:bidi="en_US"/>
+        </w:rPr>
+      </w:r>
+      <w:r>
+        <w:rPr>
+          <w:lang w:val="en_US" w:bidi="en_US"/>
+        </w:rPr>
+      </w:r>
+    </w:p>
+    <w:p>
+      <w:pPr/>
+      <w:r>
+        <w:rPr>
+          <w:lang w:val="en_US" w:bidi="en_US"/>
+        </w:rPr>
+      </w:r>
+    </w:p>
+    <w:p>
+      <w:pPr>
+        <w:pStyle w:val="Heading2"/>
+      </w:pPr>
+      <w:r>
+        <w:rPr>
+          <w:lang w:val="en_US" w:bidi="en_US"/>
+        </w:rPr>
+        <w:t>Matthew 5:38–39 (#1)</w:t>
       </w:r>
       <w:r>
         <w:rPr>
@@ -4406,7 +4406,7 @@
         <w:rPr>
           <w:lang w:val="en_US" w:bidi="en_US"/>
         </w:rPr>
-        <w:t>Matthew 5:43–44</w:t>
+        <w:t>Matthew 5:43–44 (#1)</w:t>
       </w:r>
       <w:r>
         <w:rPr>
@@ -4469,7 +4469,7 @@
         <w:rPr>
           <w:lang w:val="en_US" w:bidi="en_US"/>
         </w:rPr>
-        <w:t>Matthew 5:46–47</w:t>
+        <w:t>Matthew 5:46–47 (#1)</w:t>
       </w:r>
       <w:r>
         <w:rPr>
@@ -4532,7 +4532,7 @@
         <w:rPr>
           <w:lang w:val="en_US" w:bidi="en_US"/>
         </w:rPr>
-        <w:t>Matthew 6:2</w:t>
+        <w:t>Matthew 6:2 (#1)</w:t>
       </w:r>
       <w:r>
         <w:rPr>
@@ -4595,7 +4595,7 @@
         <w:rPr>
           <w:lang w:val="en_US" w:bidi="en_US"/>
         </w:rPr>
-        <w:t>Matthew 6:3–4</w:t>
+        <w:t>Matthew 6:3–4 (#1)</w:t>
       </w:r>
       <w:r>
         <w:rPr>
@@ -4658,7 +4658,7 @@
         <w:rPr>
           <w:lang w:val="en_US" w:bidi="en_US"/>
         </w:rPr>
-        <w:t>Matthew 6:5</w:t>
+        <w:t>Matthew 6:5 (#1)</w:t>
       </w:r>
       <w:r>
         <w:rPr>
@@ -4721,7 +4721,7 @@
         <w:rPr>
           <w:lang w:val="en_US" w:bidi="en_US"/>
         </w:rPr>
-        <w:t>Matthew 6:6</w:t>
+        <w:t>Matthew 6:6 (#1)</w:t>
       </w:r>
       <w:r>
         <w:rPr>
@@ -4784,7 +4784,7 @@
         <w:rPr>
           <w:lang w:val="en_US" w:bidi="en_US"/>
         </w:rPr>
-        <w:t>Matthew 6:7–8</w:t>
+        <w:t>Matthew 6:7–8 (#1)</w:t>
       </w:r>
       <w:r>
         <w:rPr>
@@ -4847,7 +4847,7 @@
         <w:rPr>
           <w:lang w:val="en_US" w:bidi="en_US"/>
         </w:rPr>
-        <w:t>Matthew 6:10</w:t>
+        <w:t>Matthew 6:10 (#1)</w:t>
       </w:r>
       <w:r>
         <w:rPr>
@@ -4910,7 +4910,7 @@
         <w:rPr>
           <w:lang w:val="en_US" w:bidi="en_US"/>
         </w:rPr>
-        <w:t>Matthew 6:15</w:t>
+        <w:t>Matthew 6:15 (#1)</w:t>
       </w:r>
       <w:r>
         <w:rPr>
@@ -4973,7 +4973,7 @@
         <w:rPr>
           <w:lang w:val="en_US" w:bidi="en_US"/>
         </w:rPr>
-        <w:t>Matthew 6:16–18</w:t>
+        <w:t>Matthew 6:16–18 (#1)</w:t>
       </w:r>
       <w:r>
         <w:rPr>
@@ -5036,7 +5036,7 @@
         <w:rPr>
           <w:lang w:val="en_US" w:bidi="en_US"/>
         </w:rPr>
-        <w:t>Matthew 6:19–20</w:t>
+        <w:t>Matthew 6:19–20 (#1)</w:t>
       </w:r>
       <w:r>
         <w:rPr>
@@ -5099,7 +5099,7 @@
         <w:rPr>
           <w:lang w:val="en_US" w:bidi="en_US"/>
         </w:rPr>
-        <w:t>Matthew 6:21</w:t>
+        <w:t>Matthew 6:21 (#1)</w:t>
       </w:r>
       <w:r>
         <w:rPr>
@@ -5162,7 +5162,7 @@
         <w:rPr>
           <w:lang w:val="en_US" w:bidi="en_US"/>
         </w:rPr>
-        <w:t>Matthew 6:24</w:t>
+        <w:t>Matthew 6:24 (#1)</w:t>
       </w:r>
       <w:r>
         <w:rPr>
@@ -5225,7 +5225,7 @@
         <w:rPr>
           <w:lang w:val="en_US" w:bidi="en_US"/>
         </w:rPr>
-        <w:t>Matthew 6:25–26</w:t>
+        <w:t>Matthew 6:25–26 (#1)</w:t>
       </w:r>
       <w:r>
         <w:rPr>
@@ -5288,7 +5288,7 @@
         <w:rPr>
           <w:lang w:val="en_US" w:bidi="en_US"/>
         </w:rPr>
-        <w:t>Matthew 6:27</w:t>
+        <w:t>Matthew 6:27 (#1)</w:t>
       </w:r>
       <w:r>
         <w:rPr>
@@ -5351,7 +5351,7 @@
         <w:rPr>
           <w:lang w:val="en_US" w:bidi="en_US"/>
         </w:rPr>
-        <w:t>Matthew 6:33</w:t>
+        <w:t>Matthew 6:33 (#1)</w:t>
       </w:r>
       <w:r>
         <w:rPr>
@@ -5414,7 +5414,7 @@
         <w:rPr>
           <w:lang w:val="en_US" w:bidi="en_US"/>
         </w:rPr>
-        <w:t>Matthew 7:3–5</w:t>
+        <w:t>Matthew 7:3–5 (#1)</w:t>
       </w:r>
       <w:r>
         <w:rPr>
@@ -5477,7 +5477,7 @@
         <w:rPr>
           <w:lang w:val="en_US" w:bidi="en_US"/>
         </w:rPr>
-        <w:t>Matthew 7:6</w:t>
+        <w:t>Matthew 7:6 (#1)</w:t>
       </w:r>
       <w:r>
         <w:rPr>
@@ -5540,7 +5540,7 @@
         <w:rPr>
           <w:lang w:val="en_US" w:bidi="en_US"/>
         </w:rPr>
-        <w:t>Matthew 7:8</w:t>
+        <w:t>Matthew 7:8 (#1)</w:t>
       </w:r>
       <w:r>
         <w:rPr>
@@ -5603,7 +5603,7 @@
         <w:rPr>
           <w:lang w:val="en_US" w:bidi="en_US"/>
         </w:rPr>
-        <w:t>Matthew 7:11</w:t>
+        <w:t>Matthew 7:11 (#1)</w:t>
       </w:r>
       <w:r>
         <w:rPr>
@@ -5666,7 +5666,7 @@
         <w:rPr>
           <w:lang w:val="en_US" w:bidi="en_US"/>
         </w:rPr>
-        <w:t>Matthew 7:12</w:t>
+        <w:t>Matthew 7:12 (#1)</w:t>
       </w:r>
       <w:r>
         <w:rPr>
@@ -5729,7 +5729,7 @@
         <w:rPr>
           <w:lang w:val="en_US" w:bidi="en_US"/>
         </w:rPr>
-        <w:t>Matthew 7:13</w:t>
+        <w:t>Matthew 7:13 (#1)</w:t>
       </w:r>
       <w:r>
         <w:rPr>
@@ -5792,7 +5792,7 @@
         <w:rPr>
           <w:lang w:val="en_US" w:bidi="en_US"/>
         </w:rPr>
-        <w:t>Matthew 7:14</w:t>
+        <w:t>Matthew 7:14 (#1)</w:t>
       </w:r>
       <w:r>
         <w:rPr>
@@ -5855,7 +5855,7 @@
         <w:rPr>
           <w:lang w:val="en_US" w:bidi="en_US"/>
         </w:rPr>
-        <w:t>Matthew 7:15–16</w:t>
+        <w:t>Matthew 7:15–16 (#1)</w:t>
       </w:r>
       <w:r>
         <w:rPr>
@@ -5918,7 +5918,7 @@
         <w:rPr>
           <w:lang w:val="en_US" w:bidi="en_US"/>
         </w:rPr>
-        <w:t>Matthew 7:21</w:t>
+        <w:t>Matthew 7:21 (#1)</w:t>
       </w:r>
       <w:r>
         <w:rPr>
@@ -5981,7 +5981,7 @@
         <w:rPr>
           <w:lang w:val="en_US" w:bidi="en_US"/>
         </w:rPr>
-        <w:t>Matthew 7:22–23</w:t>
+        <w:t>Matthew 7:22–23 (#1)</w:t>
       </w:r>
       <w:r>
         <w:rPr>
@@ -6044,7 +6044,7 @@
         <w:rPr>
           <w:lang w:val="en_US" w:bidi="en_US"/>
         </w:rPr>
-        <w:t>Matthew 7:24</w:t>
+        <w:t>Matthew 7:24 (#1)</w:t>
       </w:r>
       <w:r>
         <w:rPr>
@@ -6107,7 +6107,7 @@
         <w:rPr>
           <w:lang w:val="en_US" w:bidi="en_US"/>
         </w:rPr>
-        <w:t>Matthew 7:26</w:t>
+        <w:t>Matthew 7:26 (#1)</w:t>
       </w:r>
       <w:r>
         <w:rPr>
@@ -6170,7 +6170,7 @@
         <w:rPr>
           <w:lang w:val="en_US" w:bidi="en_US"/>
         </w:rPr>
-        <w:t>Matthew 7:29</w:t>
+        <w:t>Matthew 7:29 (#1)</w:t>
       </w:r>
       <w:r>
         <w:rPr>
@@ -6233,7 +6233,7 @@
         <w:rPr>
           <w:lang w:val="en_US" w:bidi="en_US"/>
         </w:rPr>
-        <w:t>Matthew 8:4</w:t>
+        <w:t>Matthew 8:4 (#1)</w:t>
       </w:r>
       <w:r>
         <w:rPr>
@@ -6296,7 +6296,7 @@
         <w:rPr>
           <w:lang w:val="en_US" w:bidi="en_US"/>
         </w:rPr>
-        <w:t>Matthew 8:7</w:t>
+        <w:t>Matthew 8:7 (#1)</w:t>
       </w:r>
       <w:r>
         <w:rPr>
@@ -6359,27 +6359,27 @@
         <w:rPr>
           <w:lang w:val="en_US" w:bidi="en_US"/>
         </w:rPr>
-        <w:t>Matthew 8:8</w:t>
-      </w:r>
-      <w:r>
-        <w:rPr>
-          <w:lang w:val="en_US" w:bidi="en_US"/>
-        </w:rPr>
-      </w:r>
-    </w:p>
-    <w:p>
-      <w:pPr/>
-      <w:r>
-        <w:rPr>
-          <w:lang w:val="en_US" w:bidi="en_US"/>
-        </w:rPr>
-      </w:r>
-      <w:r>
-        <w:rPr>
-          <w:b/>
-          <w:lang w:val="en_US" w:bidi="en_US"/>
-        </w:rPr>
-        <w:t>Why did the centurion say that Jesus didn’t need to come to his house?</w:t>
+        <w:t>Matthew 8:8 (#1)</w:t>
+      </w:r>
+      <w:r>
+        <w:rPr>
+          <w:lang w:val="en_US" w:bidi="en_US"/>
+        </w:rPr>
+      </w:r>
+    </w:p>
+    <w:p>
+      <w:pPr/>
+      <w:r>
+        <w:rPr>
+          <w:lang w:val="en_US" w:bidi="en_US"/>
+        </w:rPr>
+      </w:r>
+      <w:r>
+        <w:rPr>
+          <w:b/>
+          <w:lang w:val="en_US" w:bidi="en_US"/>
+        </w:rPr>
+        <w:t>Why did the centurion say that Jesus did not need to come to his house?</w:t>
       </w:r>
     </w:p>
     <w:p>
@@ -6422,7 +6422,7 @@
         <w:rPr>
           <w:lang w:val="en_US" w:bidi="en_US"/>
         </w:rPr>
-        <w:t>Matthew 8:10</w:t>
+        <w:t>Matthew 8:10 (#1)</w:t>
       </w:r>
       <w:r>
         <w:rPr>
@@ -6485,7 +6485,7 @@
         <w:rPr>
           <w:lang w:val="en_US" w:bidi="en_US"/>
         </w:rPr>
-        <w:t>Matthew 8:11</w:t>
+        <w:t>Matthew 8:11 (#1)</w:t>
       </w:r>
       <w:r>
         <w:rPr>
@@ -6548,7 +6548,7 @@
         <w:rPr>
           <w:lang w:val="en_US" w:bidi="en_US"/>
         </w:rPr>
-        <w:t>Matthew 8:12</w:t>
+        <w:t>Matthew 8:12 (#1)</w:t>
       </w:r>
       <w:r>
         <w:rPr>
@@ -6611,7 +6611,7 @@
         <w:rPr>
           <w:lang w:val="en_US" w:bidi="en_US"/>
         </w:rPr>
-        <w:t>Matthew 8:14–15</w:t>
+        <w:t>Matthew 8:14–15 (#1)</w:t>
       </w:r>
       <w:r>
         <w:rPr>
@@ -6674,7 +6674,7 @@
         <w:rPr>
           <w:lang w:val="en_US" w:bidi="en_US"/>
         </w:rPr>
-        <w:t>Matthew 8:17</w:t>
+        <w:t>Matthew 8:17 (#1)</w:t>
       </w:r>
       <w:r>
         <w:rPr>
@@ -6737,7 +6737,7 @@
         <w:rPr>
           <w:lang w:val="en_US" w:bidi="en_US"/>
         </w:rPr>
-        <w:t>Matthew 8:20</w:t>
+        <w:t>Matthew 8:20 (#1)</w:t>
       </w:r>
       <w:r>
         <w:rPr>
@@ -6800,7 +6800,7 @@
         <w:rPr>
           <w:lang w:val="en_US" w:bidi="en_US"/>
         </w:rPr>
-        <w:t>Matthew 8:21–22</w:t>
+        <w:t>Matthew 8:21–22 (#1)</w:t>
       </w:r>
       <w:r>
         <w:rPr>
@@ -6863,7 +6863,7 @@
         <w:rPr>
           <w:lang w:val="en_US" w:bidi="en_US"/>
         </w:rPr>
-        <w:t>Matthew 8:24</w:t>
+        <w:t>Matthew 8:24 (#1)</w:t>
       </w:r>
       <w:r>
         <w:rPr>
@@ -6926,7 +6926,7 @@
         <w:rPr>
           <w:lang w:val="en_US" w:bidi="en_US"/>
         </w:rPr>
-        <w:t>Matthew 8:26</w:t>
+        <w:t>Matthew 8:26 (#1)</w:t>
       </w:r>
       <w:r>
         <w:rPr>
@@ -6960,36 +6960,36 @@
         <w:rPr>
           <w:lang w:val="en_US" w:bidi="en_US"/>
         </w:rPr>
-        <w:t>Jesus said to the disciples, “Why are you afraid, you of little faith”?</w:t>
-      </w:r>
-      <w:r>
-        <w:rPr>
-          <w:lang w:val="en_US" w:bidi="en_US"/>
-        </w:rPr>
-      </w:r>
-      <w:r>
-        <w:rPr>
-          <w:lang w:val="en_US" w:bidi="en_US"/>
-        </w:rPr>
-      </w:r>
-    </w:p>
-    <w:p>
-      <w:pPr/>
-      <w:r>
-        <w:rPr>
-          <w:lang w:val="en_US" w:bidi="en_US"/>
-        </w:rPr>
-      </w:r>
-    </w:p>
-    <w:p>
-      <w:pPr>
-        <w:pStyle w:val="Heading2"/>
-      </w:pPr>
-      <w:r>
-        <w:rPr>
-          <w:lang w:val="en_US" w:bidi="en_US"/>
-        </w:rPr>
-        <w:t>Matthew 8:27</w:t>
+        <w:t>Jesus said to the disciples, “Why are you afraid, you of little faith?”</w:t>
+      </w:r>
+      <w:r>
+        <w:rPr>
+          <w:lang w:val="en_US" w:bidi="en_US"/>
+        </w:rPr>
+      </w:r>
+      <w:r>
+        <w:rPr>
+          <w:lang w:val="en_US" w:bidi="en_US"/>
+        </w:rPr>
+      </w:r>
+    </w:p>
+    <w:p>
+      <w:pPr/>
+      <w:r>
+        <w:rPr>
+          <w:lang w:val="en_US" w:bidi="en_US"/>
+        </w:rPr>
+      </w:r>
+    </w:p>
+    <w:p>
+      <w:pPr>
+        <w:pStyle w:val="Heading2"/>
+      </w:pPr>
+      <w:r>
+        <w:rPr>
+          <w:lang w:val="en_US" w:bidi="en_US"/>
+        </w:rPr>
+        <w:t>Matthew 8:27 (#1)</w:t>
       </w:r>
       <w:r>
         <w:rPr>
@@ -7052,7 +7052,7 @@
         <w:rPr>
           <w:lang w:val="en_US" w:bidi="en_US"/>
         </w:rPr>
-        <w:t>Matthew 8:28</w:t>
+        <w:t>Matthew 8:28 (#1)</w:t>
       </w:r>
       <w:r>
         <w:rPr>
@@ -7115,7 +7115,7 @@
         <w:rPr>
           <w:lang w:val="en_US" w:bidi="en_US"/>
         </w:rPr>
-        <w:t>Matthew 8:29</w:t>
+        <w:t>Matthew 8:29 (#1)</w:t>
       </w:r>
       <w:r>
         <w:rPr>
@@ -7178,7 +7178,7 @@
         <w:rPr>
           <w:lang w:val="en_US" w:bidi="en_US"/>
         </w:rPr>
-        <w:t>Matthew 8:32</w:t>
+        <w:t>Matthew 8:32 (#1)</w:t>
       </w:r>
       <w:r>
         <w:rPr>
@@ -7241,7 +7241,7 @@
         <w:rPr>
           <w:lang w:val="en_US" w:bidi="en_US"/>
         </w:rPr>
-        <w:t>Matthew 8:34</w:t>
+        <w:t>Matthew 8:34 (#1)</w:t>
       </w:r>
       <w:r>
         <w:rPr>
@@ -7304,7 +7304,7 @@
         <w:rPr>
           <w:lang w:val="en_US" w:bidi="en_US"/>
         </w:rPr>
-        <w:t>Matthew 9:3–5</w:t>
+        <w:t>Matthew 9:3–5 (#1)</w:t>
       </w:r>
       <w:r>
         <w:rPr>
@@ -7367,7 +7367,7 @@
         <w:rPr>
           <w:lang w:val="en_US" w:bidi="en_US"/>
         </w:rPr>
-        <w:t>Matthew 9:5–6</w:t>
+        <w:t>Matthew 9:5–6 (#1)</w:t>
       </w:r>
       <w:r>
         <w:rPr>
@@ -7430,7 +7430,7 @@
         <w:rPr>
           <w:lang w:val="en_US" w:bidi="en_US"/>
         </w:rPr>
-        <w:t>Matthew 9:8</w:t>
+        <w:t>Matthew 9:8 (#1)</w:t>
       </w:r>
       <w:r>
         <w:rPr>
@@ -7493,7 +7493,7 @@
         <w:rPr>
           <w:lang w:val="en_US" w:bidi="en_US"/>
         </w:rPr>
-        <w:t>Matthew 9:9</w:t>
+        <w:t>Matthew 9:9 (#1)</w:t>
       </w:r>
       <w:r>
         <w:rPr>
@@ -7556,7 +7556,7 @@
         <w:rPr>
           <w:lang w:val="en_US" w:bidi="en_US"/>
         </w:rPr>
-        <w:t>Matthew 9:10</w:t>
+        <w:t>Matthew 9:10 (#1)</w:t>
       </w:r>
       <w:r>
         <w:rPr>
@@ -7619,7 +7619,7 @@
         <w:rPr>
           <w:lang w:val="en_US" w:bidi="en_US"/>
         </w:rPr>
-        <w:t>Matthew 9:13</w:t>
+        <w:t>Matthew 9:13 (#1)</w:t>
       </w:r>
       <w:r>
         <w:rPr>
@@ -7682,7 +7682,7 @@
         <w:rPr>
           <w:lang w:val="en_US" w:bidi="en_US"/>
         </w:rPr>
-        <w:t>Matthew 9:15</w:t>
+        <w:t>Matthew 9:15 (#1)</w:t>
       </w:r>
       <w:r>
         <w:rPr>
@@ -7808,7 +7808,7 @@
         <w:rPr>
           <w:lang w:val="en_US" w:bidi="en_US"/>
         </w:rPr>
-        <w:t>Matthew 9:20–21</w:t>
+        <w:t>Matthew 9:20–21 (#1)</w:t>
       </w:r>
       <w:r>
         <w:rPr>
@@ -7871,7 +7871,7 @@
         <w:rPr>
           <w:lang w:val="en_US" w:bidi="en_US"/>
         </w:rPr>
-        <w:t>Matthew 9:22</w:t>
+        <w:t>Matthew 9:22 (#1)</w:t>
       </w:r>
       <w:r>
         <w:rPr>
@@ -7934,7 +7934,7 @@
         <w:rPr>
           <w:lang w:val="en_US" w:bidi="en_US"/>
         </w:rPr>
-        <w:t>Matthew 9:24</w:t>
+        <w:t>Matthew 9:24 (#1)</w:t>
       </w:r>
       <w:r>
         <w:rPr>
@@ -7997,7 +7997,7 @@
         <w:rPr>
           <w:lang w:val="en_US" w:bidi="en_US"/>
         </w:rPr>
-        <w:t>Matthew 9:26</w:t>
+        <w:t>Matthew 9:26 (#1)</w:t>
       </w:r>
       <w:r>
         <w:rPr>
@@ -8060,7 +8060,7 @@
         <w:rPr>
           <w:lang w:val="en_US" w:bidi="en_US"/>
         </w:rPr>
-        <w:t>Matthew 9:27</w:t>
+        <w:t>Matthew 9:27 (#1)</w:t>
       </w:r>
       <w:r>
         <w:rPr>
@@ -8123,7 +8123,7 @@
         <w:rPr>
           <w:lang w:val="en_US" w:bidi="en_US"/>
         </w:rPr>
-        <w:t>Matthew 9:29</w:t>
+        <w:t>Matthew 9:29 (#1)</w:t>
       </w:r>
       <w:r>
         <w:rPr>
@@ -8186,7 +8186,7 @@
         <w:rPr>
           <w:lang w:val="en_US" w:bidi="en_US"/>
         </w:rPr>
-        <w:t>Matthew 9:34</w:t>
+        <w:t>Matthew 9:34 (#1)</w:t>
       </w:r>
       <w:r>
         <w:rPr>
@@ -8249,7 +8249,7 @@
         <w:rPr>
           <w:lang w:val="en_US" w:bidi="en_US"/>
         </w:rPr>
-        <w:t>Matthew 9:36</w:t>
+        <w:t>Matthew 9:36 (#1)</w:t>
       </w:r>
       <w:r>
         <w:rPr>
@@ -8312,7 +8312,7 @@
         <w:rPr>
           <w:lang w:val="en_US" w:bidi="en_US"/>
         </w:rPr>
-        <w:t>Matthew 9:38</w:t>
+        <w:t>Matthew 9:38 (#1)</w:t>
       </w:r>
       <w:r>
         <w:rPr>
@@ -8375,7 +8375,7 @@
         <w:rPr>
           <w:lang w:val="en_US" w:bidi="en_US"/>
         </w:rPr>
-        <w:t>Matthew 10:1</w:t>
+        <w:t>Matthew 10:1 (#1)</w:t>
       </w:r>
       <w:r>
         <w:rPr>
@@ -8438,7 +8438,7 @@
         <w:rPr>
           <w:lang w:val="en_US" w:bidi="en_US"/>
         </w:rPr>
-        <w:t>Matthew 10:4</w:t>
+        <w:t>Matthew 10:4 (#1)</w:t>
       </w:r>
       <w:r>
         <w:rPr>
@@ -8501,7 +8501,7 @@
         <w:rPr>
           <w:lang w:val="en_US" w:bidi="en_US"/>
         </w:rPr>
-        <w:t>Matthew 10:6</w:t>
+        <w:t>Matthew 10:6 (#1)</w:t>
       </w:r>
       <w:r>
         <w:rPr>
@@ -8564,7 +8564,7 @@
         <w:rPr>
           <w:lang w:val="en_US" w:bidi="en_US"/>
         </w:rPr>
-        <w:t>Matthew 10:9–10</w:t>
+        <w:t>Matthew 10:9–10 (#1)</w:t>
       </w:r>
       <w:r>
         <w:rPr>
@@ -8627,7 +8627,7 @@
         <w:rPr>
           <w:lang w:val="en_US" w:bidi="en_US"/>
         </w:rPr>
-        <w:t>Matthew 10:11</w:t>
+        <w:t>Matthew 10:11 (#1)</w:t>
       </w:r>
       <w:r>
         <w:rPr>
@@ -8690,7 +8690,7 @@
         <w:rPr>
           <w:lang w:val="en_US" w:bidi="en_US"/>
         </w:rPr>
-        <w:t>Matthew 10:14–15</w:t>
+        <w:t>Matthew 10:14–15 (#1)</w:t>
       </w:r>
       <w:r>
         <w:rPr>
@@ -8753,7 +8753,7 @@
         <w:rPr>
           <w:lang w:val="en_US" w:bidi="en_US"/>
         </w:rPr>
-        <w:t>Matthew 10:17–18</w:t>
+        <w:t>Matthew 10:17–18 (#1)</w:t>
       </w:r>
       <w:r>
         <w:rPr>
@@ -8816,7 +8816,7 @@
         <w:rPr>
           <w:lang w:val="en_US" w:bidi="en_US"/>
         </w:rPr>
-        <w:t>Matthew 10:20</w:t>
+        <w:t>Matthew 10:20 (#1)</w:t>
       </w:r>
       <w:r>
         <w:rPr>
@@ -8879,7 +8879,7 @@
         <w:rPr>
           <w:lang w:val="en_US" w:bidi="en_US"/>
         </w:rPr>
-        <w:t>Matthew 10:22</w:t>
+        <w:t>Matthew 10:22 (#1)</w:t>
       </w:r>
       <w:r>
         <w:rPr>
@@ -8942,7 +8942,7 @@
         <w:rPr>
           <w:lang w:val="en_US" w:bidi="en_US"/>
         </w:rPr>
-        <w:t>Matthew 10:24–25</w:t>
+        <w:t>Matthew 10:24–25 (#1)</w:t>
       </w:r>
       <w:r>
         <w:rPr>
@@ -9005,7 +9005,7 @@
         <w:rPr>
           <w:lang w:val="en_US" w:bidi="en_US"/>
         </w:rPr>
-        <w:t>Matthew 10:28</w:t>
+        <w:t>Matthew 10:28 (#1)</w:t>
       </w:r>
       <w:r>
         <w:rPr>
@@ -9131,7 +9131,7 @@
         <w:rPr>
           <w:lang w:val="en_US" w:bidi="en_US"/>
         </w:rPr>
-        <w:t>Matthew 10:32</w:t>
+        <w:t>Matthew 10:32 (#1)</w:t>
       </w:r>
       <w:r>
         <w:rPr>
@@ -9194,7 +9194,7 @@
         <w:rPr>
           <w:lang w:val="en_US" w:bidi="en_US"/>
         </w:rPr>
-        <w:t>Matthew 10:33</w:t>
+        <w:t>Matthew 10:33 (#1)</w:t>
       </w:r>
       <w:r>
         <w:rPr>
@@ -9257,7 +9257,7 @@
         <w:rPr>
           <w:lang w:val="en_US" w:bidi="en_US"/>
         </w:rPr>
-        <w:t>Matthew 10:34–36</w:t>
+        <w:t>Matthew 10:34–36 (#1)</w:t>
       </w:r>
       <w:r>
         <w:rPr>
@@ -9320,7 +9320,7 @@
         <w:rPr>
           <w:lang w:val="en_US" w:bidi="en_US"/>
         </w:rPr>
-        <w:t>Matthew 10:39</w:t>
+        <w:t>Matthew 10:39 (#1)</w:t>
       </w:r>
       <w:r>
         <w:rPr>
@@ -9383,7 +9383,7 @@
         <w:rPr>
           <w:lang w:val="en_US" w:bidi="en_US"/>
         </w:rPr>
-        <w:t>Matthew 10:42</w:t>
+        <w:t>Matthew 10:42 (#1)</w:t>
       </w:r>
       <w:r>
         <w:rPr>
@@ -9446,7 +9446,7 @@
         <w:rPr>
           <w:lang w:val="en_US" w:bidi="en_US"/>
         </w:rPr>
-        <w:t>Matthew 11:1</w:t>
+        <w:t>Matthew 11:1 (#1)</w:t>
       </w:r>
       <w:r>
         <w:rPr>
@@ -9509,7 +9509,7 @@
         <w:rPr>
           <w:lang w:val="en_US" w:bidi="en_US"/>
         </w:rPr>
-        <w:t>Matthew 11:3</w:t>
+        <w:t>Matthew 11:3 (#1)</w:t>
       </w:r>
       <w:r>
         <w:rPr>
@@ -9543,36 +9543,36 @@
         <w:rPr>
           <w:lang w:val="en_US" w:bidi="en_US"/>
         </w:rPr>
-        <w:t>John the Baptist sent the message, “Are you the Coming One, or is there another person we should be looking for”?</w:t>
-      </w:r>
-      <w:r>
-        <w:rPr>
-          <w:lang w:val="en_US" w:bidi="en_US"/>
-        </w:rPr>
-      </w:r>
-      <w:r>
-        <w:rPr>
-          <w:lang w:val="en_US" w:bidi="en_US"/>
-        </w:rPr>
-      </w:r>
-    </w:p>
-    <w:p>
-      <w:pPr/>
-      <w:r>
-        <w:rPr>
-          <w:lang w:val="en_US" w:bidi="en_US"/>
-        </w:rPr>
-      </w:r>
-    </w:p>
-    <w:p>
-      <w:pPr>
-        <w:pStyle w:val="Heading2"/>
-      </w:pPr>
-      <w:r>
-        <w:rPr>
-          <w:lang w:val="en_US" w:bidi="en_US"/>
-        </w:rPr>
-        <w:t>Matthew 11:5</w:t>
+        <w:t>John the Baptist sent the message, “Are you the Coming One, or is there another person we should be looking for?”</w:t>
+      </w:r>
+      <w:r>
+        <w:rPr>
+          <w:lang w:val="en_US" w:bidi="en_US"/>
+        </w:rPr>
+      </w:r>
+      <w:r>
+        <w:rPr>
+          <w:lang w:val="en_US" w:bidi="en_US"/>
+        </w:rPr>
+      </w:r>
+    </w:p>
+    <w:p>
+      <w:pPr/>
+      <w:r>
+        <w:rPr>
+          <w:lang w:val="en_US" w:bidi="en_US"/>
+        </w:rPr>
+      </w:r>
+    </w:p>
+    <w:p>
+      <w:pPr>
+        <w:pStyle w:val="Heading2"/>
+      </w:pPr>
+      <w:r>
+        <w:rPr>
+          <w:lang w:val="en_US" w:bidi="en_US"/>
+        </w:rPr>
+        <w:t>Matthew 11:5 (#1)</w:t>
       </w:r>
       <w:r>
         <w:rPr>
@@ -9635,7 +9635,7 @@
         <w:rPr>
           <w:lang w:val="en_US" w:bidi="en_US"/>
         </w:rPr>
-        <w:t>Matthew 11:6</w:t>
+        <w:t>Matthew 11:6 (#1)</w:t>
       </w:r>
       <w:r>
         <w:rPr>
@@ -9698,7 +9698,7 @@
         <w:rPr>
           <w:lang w:val="en_US" w:bidi="en_US"/>
         </w:rPr>
-        <w:t>Matthew 11:9–10</w:t>
+        <w:t>Matthew 11:9–10 (#1)</w:t>
       </w:r>
       <w:r>
         <w:rPr>
@@ -9761,7 +9761,7 @@
         <w:rPr>
           <w:lang w:val="en_US" w:bidi="en_US"/>
         </w:rPr>
-        <w:t>Matthew 11:14</w:t>
+        <w:t>Matthew 11:14 (#1)</w:t>
       </w:r>
       <w:r>
         <w:rPr>
@@ -9824,7 +9824,7 @@
         <w:rPr>
           <w:lang w:val="en_US" w:bidi="en_US"/>
         </w:rPr>
-        <w:t>Matthew 11:18</w:t>
+        <w:t>Matthew 11:18 (#1)</w:t>
       </w:r>
       <w:r>
         <w:rPr>
@@ -9887,7 +9887,7 @@
         <w:rPr>
           <w:lang w:val="en_US" w:bidi="en_US"/>
         </w:rPr>
-        <w:t>Matthew 11:19</w:t>
+        <w:t>Matthew 11:19 (#1)</w:t>
       </w:r>
       <w:r>
         <w:rPr>
@@ -9950,7 +9950,7 @@
         <w:rPr>
           <w:lang w:val="en_US" w:bidi="en_US"/>
         </w:rPr>
-        <w:t>Matthew 11:20</w:t>
+        <w:t>Matthew 11:20 (#1)</w:t>
       </w:r>
       <w:r>
         <w:rPr>
@@ -10013,7 +10013,7 @@
         <w:rPr>
           <w:lang w:val="en_US" w:bidi="en_US"/>
         </w:rPr>
-        <w:t>Matthew 11:25</w:t>
+        <w:t>Matthew 11:25 (#1)</w:t>
       </w:r>
       <w:r>
         <w:rPr>
@@ -10139,7 +10139,7 @@
         <w:rPr>
           <w:lang w:val="en_US" w:bidi="en_US"/>
         </w:rPr>
-        <w:t>Matthew 11:27</w:t>
+        <w:t>Matthew 11:27 (#1)</w:t>
       </w:r>
       <w:r>
         <w:rPr>
@@ -10202,7 +10202,7 @@
         <w:rPr>
           <w:lang w:val="en_US" w:bidi="en_US"/>
         </w:rPr>
-        <w:t>Matthew 11:28</w:t>
+        <w:t>Matthew 11:28 (#1)</w:t>
       </w:r>
       <w:r>
         <w:rPr>
@@ -10265,7 +10265,7 @@
         <w:rPr>
           <w:lang w:val="en_US" w:bidi="en_US"/>
         </w:rPr>
-        <w:t>Matthew 12:2</w:t>
+        <w:t>Matthew 12:2 (#1)</w:t>
       </w:r>
       <w:r>
         <w:rPr>
@@ -10328,7 +10328,7 @@
         <w:rPr>
           <w:lang w:val="en_US" w:bidi="en_US"/>
         </w:rPr>
-        <w:t>Matthew 12:6</w:t>
+        <w:t>Matthew 12:6 (#1)</w:t>
       </w:r>
       <w:r>
         <w:rPr>
@@ -10391,7 +10391,7 @@
         <w:rPr>
           <w:lang w:val="en_US" w:bidi="en_US"/>
         </w:rPr>
-        <w:t>Matthew 12:8</w:t>
+        <w:t>Matthew 12:8 (#1)</w:t>
       </w:r>
       <w:r>
         <w:rPr>
@@ -10454,7 +10454,7 @@
         <w:rPr>
           <w:lang w:val="en_US" w:bidi="en_US"/>
         </w:rPr>
-        <w:t>Matthew 12:10</w:t>
+        <w:t>Matthew 12:10 (#1)</w:t>
       </w:r>
       <w:r>
         <w:rPr>
@@ -10488,36 +10488,36 @@
         <w:rPr>
           <w:lang w:val="en_US" w:bidi="en_US"/>
         </w:rPr>
-        <w:t>The Pharisees asked Jesus, “Is it lawful to heal on the Sabbath”?</w:t>
-      </w:r>
-      <w:r>
-        <w:rPr>
-          <w:lang w:val="en_US" w:bidi="en_US"/>
-        </w:rPr>
-      </w:r>
-      <w:r>
-        <w:rPr>
-          <w:lang w:val="en_US" w:bidi="en_US"/>
-        </w:rPr>
-      </w:r>
-    </w:p>
-    <w:p>
-      <w:pPr/>
-      <w:r>
-        <w:rPr>
-          <w:lang w:val="en_US" w:bidi="en_US"/>
-        </w:rPr>
-      </w:r>
-    </w:p>
-    <w:p>
-      <w:pPr>
-        <w:pStyle w:val="Heading2"/>
-      </w:pPr>
-      <w:r>
-        <w:rPr>
-          <w:lang w:val="en_US" w:bidi="en_US"/>
-        </w:rPr>
-        <w:t>Matthew 12:12</w:t>
+        <w:t>The Pharisees asked Jesus, “Is it lawful to heal on the Sabbath?”</w:t>
+      </w:r>
+      <w:r>
+        <w:rPr>
+          <w:lang w:val="en_US" w:bidi="en_US"/>
+        </w:rPr>
+      </w:r>
+      <w:r>
+        <w:rPr>
+          <w:lang w:val="en_US" w:bidi="en_US"/>
+        </w:rPr>
+      </w:r>
+    </w:p>
+    <w:p>
+      <w:pPr/>
+      <w:r>
+        <w:rPr>
+          <w:lang w:val="en_US" w:bidi="en_US"/>
+        </w:rPr>
+      </w:r>
+    </w:p>
+    <w:p>
+      <w:pPr>
+        <w:pStyle w:val="Heading2"/>
+      </w:pPr>
+      <w:r>
+        <w:rPr>
+          <w:lang w:val="en_US" w:bidi="en_US"/>
+        </w:rPr>
+        <w:t>Matthew 12:12 (#1)</w:t>
       </w:r>
       <w:r>
         <w:rPr>
@@ -10580,7 +10580,7 @@
         <w:rPr>
           <w:lang w:val="en_US" w:bidi="en_US"/>
         </w:rPr>
-        <w:t>Matthew 12:14</w:t>
+        <w:t>Matthew 12:14 (#1)</w:t>
       </w:r>
       <w:r>
         <w:rPr>
@@ -10643,7 +10643,7 @@
         <w:rPr>
           <w:lang w:val="en_US" w:bidi="en_US"/>
         </w:rPr>
-        <w:t>Matthew 12:18</w:t>
+        <w:t>Matthew 12:18 (#1)</w:t>
       </w:r>
       <w:r>
         <w:rPr>
@@ -10706,7 +10706,7 @@
         <w:rPr>
           <w:lang w:val="en_US" w:bidi="en_US"/>
         </w:rPr>
-        <w:t>Matthew 12:19–20</w:t>
+        <w:t>Matthew 12:19–20 (#1)</w:t>
       </w:r>
       <w:r>
         <w:rPr>
@@ -10769,7 +10769,7 @@
         <w:rPr>
           <w:lang w:val="en_US" w:bidi="en_US"/>
         </w:rPr>
-        <w:t>Matthew 12:26</w:t>
+        <w:t>Matthew 12:26 (#1)</w:t>
       </w:r>
       <w:r>
         <w:rPr>
@@ -10803,36 +10803,36 @@
         <w:rPr>
           <w:lang w:val="en_US" w:bidi="en_US"/>
         </w:rPr>
-        <w:t>Jesus said that if Satan drives out Satan, then how will Satan’s kingdom stand?</w:t>
-      </w:r>
-      <w:r>
-        <w:rPr>
-          <w:lang w:val="en_US" w:bidi="en_US"/>
-        </w:rPr>
-      </w:r>
-      <w:r>
-        <w:rPr>
-          <w:lang w:val="en_US" w:bidi="en_US"/>
-        </w:rPr>
-      </w:r>
-    </w:p>
-    <w:p>
-      <w:pPr/>
-      <w:r>
-        <w:rPr>
-          <w:lang w:val="en_US" w:bidi="en_US"/>
-        </w:rPr>
-      </w:r>
-    </w:p>
-    <w:p>
-      <w:pPr>
-        <w:pStyle w:val="Heading2"/>
-      </w:pPr>
-      <w:r>
-        <w:rPr>
-          <w:lang w:val="en_US" w:bidi="en_US"/>
-        </w:rPr>
-        <w:t>Matthew 12:28</w:t>
+        <w:t>Jesus said that if Satan drives out Satan, then how will Satan’s kingdom stand.</w:t>
+      </w:r>
+      <w:r>
+        <w:rPr>
+          <w:lang w:val="en_US" w:bidi="en_US"/>
+        </w:rPr>
+      </w:r>
+      <w:r>
+        <w:rPr>
+          <w:lang w:val="en_US" w:bidi="en_US"/>
+        </w:rPr>
+      </w:r>
+    </w:p>
+    <w:p>
+      <w:pPr/>
+      <w:r>
+        <w:rPr>
+          <w:lang w:val="en_US" w:bidi="en_US"/>
+        </w:rPr>
+      </w:r>
+    </w:p>
+    <w:p>
+      <w:pPr>
+        <w:pStyle w:val="Heading2"/>
+      </w:pPr>
+      <w:r>
+        <w:rPr>
+          <w:lang w:val="en_US" w:bidi="en_US"/>
+        </w:rPr>
+        <w:t>Matthew 12:28 (#1)</w:t>
       </w:r>
       <w:r>
         <w:rPr>
@@ -10895,7 +10895,7 @@
         <w:rPr>
           <w:lang w:val="en_US" w:bidi="en_US"/>
         </w:rPr>
-        <w:t>Matthew 12:31</w:t>
+        <w:t>Matthew 12:31 (#1)</w:t>
       </w:r>
       <w:r>
         <w:rPr>
@@ -10958,7 +10958,7 @@
         <w:rPr>
           <w:lang w:val="en_US" w:bidi="en_US"/>
         </w:rPr>
-        <w:t>Matthew 12:33</w:t>
+        <w:t>Matthew 12:33 (#1)</w:t>
       </w:r>
       <w:r>
         <w:rPr>
@@ -11021,7 +11021,7 @@
         <w:rPr>
           <w:lang w:val="en_US" w:bidi="en_US"/>
         </w:rPr>
-        <w:t>Matthew 12:37</w:t>
+        <w:t>Matthew 12:37 (#1)</w:t>
       </w:r>
       <w:r>
         <w:rPr>
@@ -11084,7 +11084,7 @@
         <w:rPr>
           <w:lang w:val="en_US" w:bidi="en_US"/>
         </w:rPr>
-        <w:t>Matthew 12:39–40</w:t>
+        <w:t>Matthew 12:39–40 (#1)</w:t>
       </w:r>
       <w:r>
         <w:rPr>
@@ -11147,7 +11147,7 @@
         <w:rPr>
           <w:lang w:val="en_US" w:bidi="en_US"/>
         </w:rPr>
-        <w:t>Matthew 12:41</w:t>
+        <w:t>Matthew 12:41 (#1)</w:t>
       </w:r>
       <w:r>
         <w:rPr>
@@ -11273,7 +11273,7 @@
         <w:rPr>
           <w:lang w:val="en_US" w:bidi="en_US"/>
         </w:rPr>
-        <w:t>Matthew 12:42</w:t>
+        <w:t>Matthew 12:42 (#1)</w:t>
       </w:r>
       <w:r>
         <w:rPr>
@@ -11336,7 +11336,7 @@
         <w:rPr>
           <w:lang w:val="en_US" w:bidi="en_US"/>
         </w:rPr>
-        <w:t>Matthew 12:43–45</w:t>
+        <w:t>Matthew 12:43–45 (#1)</w:t>
       </w:r>
       <w:r>
         <w:rPr>
@@ -11399,7 +11399,7 @@
         <w:rPr>
           <w:lang w:val="en_US" w:bidi="en_US"/>
         </w:rPr>
-        <w:t>Matthew 12:48–50</w:t>
+        <w:t>Matthew 12:48–50 (#1)</w:t>
       </w:r>
       <w:r>
         <w:rPr>
@@ -11462,7 +11462,7 @@
         <w:rPr>
           <w:lang w:val="en_US" w:bidi="en_US"/>
         </w:rPr>
-        <w:t>Matthew 13:4</w:t>
+        <w:t>Matthew 13:4 (#1)</w:t>
       </w:r>
       <w:r>
         <w:rPr>
@@ -11525,7 +11525,7 @@
         <w:rPr>
           <w:lang w:val="en_US" w:bidi="en_US"/>
         </w:rPr>
-        <w:t>Matthew 13:5–6</w:t>
+        <w:t>Matthew 13:5–6 (#1)</w:t>
       </w:r>
       <w:r>
         <w:rPr>
@@ -11588,7 +11588,7 @@
         <w:rPr>
           <w:lang w:val="en_US" w:bidi="en_US"/>
         </w:rPr>
-        <w:t>Matthew 13:7</w:t>
+        <w:t>Matthew 13:7 (#1)</w:t>
       </w:r>
       <w:r>
         <w:rPr>
@@ -11651,7 +11651,7 @@
         <w:rPr>
           <w:lang w:val="en_US" w:bidi="en_US"/>
         </w:rPr>
-        <w:t>Matthew 13:8</w:t>
+        <w:t>Matthew 13:8 (#1)</w:t>
       </w:r>
       <w:r>
         <w:rPr>
@@ -11714,7 +11714,7 @@
         <w:rPr>
           <w:lang w:val="en_US" w:bidi="en_US"/>
         </w:rPr>
-        <w:t>Matthew 13:14</w:t>
+        <w:t>Matthew 13:14 (#1)</w:t>
       </w:r>
       <w:r>
         <w:rPr>
@@ -11777,7 +11777,7 @@
         <w:rPr>
           <w:lang w:val="en_US" w:bidi="en_US"/>
         </w:rPr>
-        <w:t>Matthew 13:15</w:t>
+        <w:t>Matthew 13:15 (#1)</w:t>
       </w:r>
       <w:r>
         <w:rPr>
@@ -11840,7 +11840,7 @@
         <w:rPr>
           <w:lang w:val="en_US" w:bidi="en_US"/>
         </w:rPr>
-        <w:t>Matthew 13:19</w:t>
+        <w:t>Matthew 13:19 (#1)</w:t>
       </w:r>
       <w:r>
         <w:rPr>
@@ -11903,7 +11903,7 @@
         <w:rPr>
           <w:lang w:val="en_US" w:bidi="en_US"/>
         </w:rPr>
-        <w:t>Matthew 13:20–21</w:t>
+        <w:t>Matthew 13:20–21 (#1)</w:t>
       </w:r>
       <w:r>
         <w:rPr>
@@ -11966,7 +11966,7 @@
         <w:rPr>
           <w:lang w:val="en_US" w:bidi="en_US"/>
         </w:rPr>
-        <w:t>Matthew 13:22</w:t>
+        <w:t>Matthew 13:22 (#1)</w:t>
       </w:r>
       <w:r>
         <w:rPr>
@@ -12029,7 +12029,7 @@
         <w:rPr>
           <w:lang w:val="en_US" w:bidi="en_US"/>
         </w:rPr>
-        <w:t>Matthew 13:23</w:t>
+        <w:t>Matthew 13:23 (#1)</w:t>
       </w:r>
       <w:r>
         <w:rPr>
@@ -12092,7 +12092,7 @@
         <w:rPr>
           <w:lang w:val="en_US" w:bidi="en_US"/>
         </w:rPr>
-        <w:t>Matthew 13:28</w:t>
+        <w:t>Matthew 13:28 (#1)</w:t>
       </w:r>
       <w:r>
         <w:rPr>
@@ -12155,7 +12155,7 @@
         <w:rPr>
           <w:lang w:val="en_US" w:bidi="en_US"/>
         </w:rPr>
-        <w:t>Matthew 13:30</w:t>
+        <w:t>Matthew 13:30 (#1)</w:t>
       </w:r>
       <w:r>
         <w:rPr>
@@ -12218,7 +12218,7 @@
         <w:rPr>
           <w:lang w:val="en_US" w:bidi="en_US"/>
         </w:rPr>
-        <w:t>Matthew 13:31–32</w:t>
+        <w:t>Matthew 13:31–32 (#1)</w:t>
       </w:r>
       <w:r>
         <w:rPr>
@@ -12281,7 +12281,7 @@
         <w:rPr>
           <w:lang w:val="en_US" w:bidi="en_US"/>
         </w:rPr>
-        <w:t>Matthew 13:33</w:t>
+        <w:t>Matthew 13:33 (#1)</w:t>
       </w:r>
       <w:r>
         <w:rPr>
@@ -12344,7 +12344,7 @@
         <w:rPr>
           <w:lang w:val="en_US" w:bidi="en_US"/>
         </w:rPr>
-        <w:t>Matthew 13:37–39</w:t>
+        <w:t>Matthew 13:37–39 (#1)</w:t>
       </w:r>
       <w:r>
         <w:rPr>
@@ -12407,7 +12407,7 @@
         <w:rPr>
           <w:lang w:val="en_US" w:bidi="en_US"/>
         </w:rPr>
-        <w:t>Matthew 13:39</w:t>
+        <w:t>Matthew 13:39 (#1)</w:t>
       </w:r>
       <w:r>
         <w:rPr>
@@ -12470,7 +12470,7 @@
         <w:rPr>
           <w:lang w:val="en_US" w:bidi="en_US"/>
         </w:rPr>
-        <w:t>Matthew 13:42</w:t>
+        <w:t>Matthew 13:42 (#1)</w:t>
       </w:r>
       <w:r>
         <w:rPr>
@@ -12533,7 +12533,7 @@
         <w:rPr>
           <w:lang w:val="en_US" w:bidi="en_US"/>
         </w:rPr>
-        <w:t>Matthew 13:43</w:t>
+        <w:t>Matthew 13:43 (#1)</w:t>
       </w:r>
       <w:r>
         <w:rPr>
@@ -12596,7 +12596,7 @@
         <w:rPr>
           <w:lang w:val="en_US" w:bidi="en_US"/>
         </w:rPr>
-        <w:t>Matthew 13:44</w:t>
+        <w:t>Matthew 13:44 (#1)</w:t>
       </w:r>
       <w:r>
         <w:rPr>
@@ -12659,7 +12659,7 @@
         <w:rPr>
           <w:lang w:val="en_US" w:bidi="en_US"/>
         </w:rPr>
-        <w:t>Matthew 13:45–46</w:t>
+        <w:t>Matthew 13:45–46 (#1)</w:t>
       </w:r>
       <w:r>
         <w:rPr>
@@ -12722,7 +12722,7 @@
         <w:rPr>
           <w:lang w:val="en_US" w:bidi="en_US"/>
         </w:rPr>
-        <w:t>Matthew 13:47–48</w:t>
+        <w:t>Matthew 13:47–48 (#1)</w:t>
       </w:r>
       <w:r>
         <w:rPr>
@@ -12785,7 +12785,7 @@
         <w:rPr>
           <w:lang w:val="en_US" w:bidi="en_US"/>
         </w:rPr>
-        <w:t>Matthew 13:54</w:t>
+        <w:t>Matthew 13:54 (#1)</w:t>
       </w:r>
       <w:r>
         <w:rPr>
@@ -12819,36 +12819,36 @@
         <w:rPr>
           <w:lang w:val="en_US" w:bidi="en_US"/>
         </w:rPr>
-        <w:t>The people asked, “Where does this man get his wisdom from, and these miracles”?</w:t>
-      </w:r>
-      <w:r>
-        <w:rPr>
-          <w:lang w:val="en_US" w:bidi="en_US"/>
-        </w:rPr>
-      </w:r>
-      <w:r>
-        <w:rPr>
-          <w:lang w:val="en_US" w:bidi="en_US"/>
-        </w:rPr>
-      </w:r>
-    </w:p>
-    <w:p>
-      <w:pPr/>
-      <w:r>
-        <w:rPr>
-          <w:lang w:val="en_US" w:bidi="en_US"/>
-        </w:rPr>
-      </w:r>
-    </w:p>
-    <w:p>
-      <w:pPr>
-        <w:pStyle w:val="Heading2"/>
-      </w:pPr>
-      <w:r>
-        <w:rPr>
-          <w:lang w:val="en_US" w:bidi="en_US"/>
-        </w:rPr>
-        <w:t>Matthew 13:57</w:t>
+        <w:t>The people asked, “Where does this man get his wisdom from, and these miracles?”</w:t>
+      </w:r>
+      <w:r>
+        <w:rPr>
+          <w:lang w:val="en_US" w:bidi="en_US"/>
+        </w:rPr>
+      </w:r>
+      <w:r>
+        <w:rPr>
+          <w:lang w:val="en_US" w:bidi="en_US"/>
+        </w:rPr>
+      </w:r>
+    </w:p>
+    <w:p>
+      <w:pPr/>
+      <w:r>
+        <w:rPr>
+          <w:lang w:val="en_US" w:bidi="en_US"/>
+        </w:rPr>
+      </w:r>
+    </w:p>
+    <w:p>
+      <w:pPr>
+        <w:pStyle w:val="Heading2"/>
+      </w:pPr>
+      <w:r>
+        <w:rPr>
+          <w:lang w:val="en_US" w:bidi="en_US"/>
+        </w:rPr>
+        <w:t>Matthew 13:57 (#1)</w:t>
       </w:r>
       <w:r>
         <w:rPr>
@@ -12911,7 +12911,7 @@
         <w:rPr>
           <w:lang w:val="en_US" w:bidi="en_US"/>
         </w:rPr>
-        <w:t>Matthew 13:58</w:t>
+        <w:t>Matthew 13:58 (#1)</w:t>
       </w:r>
       <w:r>
         <w:rPr>
@@ -12974,7 +12974,7 @@
         <w:rPr>
           <w:lang w:val="en_US" w:bidi="en_US"/>
         </w:rPr>
-        <w:t>Matthew 14:2</w:t>
+        <w:t>Matthew 14:2 (#1)</w:t>
       </w:r>
       <w:r>
         <w:rPr>
@@ -13037,7 +13037,7 @@
         <w:rPr>
           <w:lang w:val="en_US" w:bidi="en_US"/>
         </w:rPr>
-        <w:t>Matthew 14:4</w:t>
+        <w:t>Matthew 14:4 (#1)</w:t>
       </w:r>
       <w:r>
         <w:rPr>
@@ -13100,7 +13100,7 @@
         <w:rPr>
           <w:lang w:val="en_US" w:bidi="en_US"/>
         </w:rPr>
-        <w:t>Matthew 14:5</w:t>
+        <w:t>Matthew 14:5 (#1)</w:t>
       </w:r>
       <w:r>
         <w:rPr>
@@ -13163,7 +13163,7 @@
         <w:rPr>
           <w:lang w:val="en_US" w:bidi="en_US"/>
         </w:rPr>
-        <w:t>Matthew 14:7</w:t>
+        <w:t>Matthew 14:7 (#1)</w:t>
       </w:r>
       <w:r>
         <w:rPr>
@@ -13226,7 +13226,7 @@
         <w:rPr>
           <w:lang w:val="en_US" w:bidi="en_US"/>
         </w:rPr>
-        <w:t>Matthew 14:8</w:t>
+        <w:t>Matthew 14:8 (#1)</w:t>
       </w:r>
       <w:r>
         <w:rPr>
@@ -13289,7 +13289,7 @@
         <w:rPr>
           <w:lang w:val="en_US" w:bidi="en_US"/>
         </w:rPr>
-        <w:t>Matthew 14:9</w:t>
+        <w:t>Matthew 14:9 (#1)</w:t>
       </w:r>
       <w:r>
         <w:rPr>
@@ -13352,7 +13352,7 @@
         <w:rPr>
           <w:lang w:val="en_US" w:bidi="en_US"/>
         </w:rPr>
-        <w:t>Matthew 14:14</w:t>
+        <w:t>Matthew 14:14 (#1)</w:t>
       </w:r>
       <w:r>
         <w:rPr>
@@ -13415,7 +13415,7 @@
         <w:rPr>
           <w:lang w:val="en_US" w:bidi="en_US"/>
         </w:rPr>
-        <w:t>Matthew 14:16</w:t>
+        <w:t>Matthew 14:16 (#1)</w:t>
       </w:r>
       <w:r>
         <w:rPr>
@@ -13478,7 +13478,7 @@
         <w:rPr>
           <w:lang w:val="en_US" w:bidi="en_US"/>
         </w:rPr>
-        <w:t>Matthew 14:19</w:t>
+        <w:t>Matthew 14:19 (#1)</w:t>
       </w:r>
       <w:r>
         <w:rPr>
@@ -13541,7 +13541,7 @@
         <w:rPr>
           <w:lang w:val="en_US" w:bidi="en_US"/>
         </w:rPr>
-        <w:t>Matthew 14:20–21</w:t>
+        <w:t>Matthew 14:20–21 (#1)</w:t>
       </w:r>
       <w:r>
         <w:rPr>
@@ -13604,7 +13604,7 @@
         <w:rPr>
           <w:lang w:val="en_US" w:bidi="en_US"/>
         </w:rPr>
-        <w:t>Matthew 14:23</w:t>
+        <w:t>Matthew 14:23 (#1)</w:t>
       </w:r>
       <w:r>
         <w:rPr>
@@ -13667,7 +13667,7 @@
         <w:rPr>
           <w:lang w:val="en_US" w:bidi="en_US"/>
         </w:rPr>
-        <w:t>Matthew 14:24</w:t>
+        <w:t>Matthew 14:24 (#1)</w:t>
       </w:r>
       <w:r>
         <w:rPr>
@@ -13730,7 +13730,7 @@
         <w:rPr>
           <w:lang w:val="en_US" w:bidi="en_US"/>
         </w:rPr>
-        <w:t>Matthew 14:25</w:t>
+        <w:t>Matthew 14:25 (#1)</w:t>
       </w:r>
       <w:r>
         <w:rPr>
@@ -13793,7 +13793,7 @@
         <w:rPr>
           <w:lang w:val="en_US" w:bidi="en_US"/>
         </w:rPr>
-        <w:t>Matthew 14:27</w:t>
+        <w:t>Matthew 14:27 (#1)</w:t>
       </w:r>
       <w:r>
         <w:rPr>
@@ -13856,7 +13856,7 @@
         <w:rPr>
           <w:lang w:val="en_US" w:bidi="en_US"/>
         </w:rPr>
-        <w:t>Matthew 14:29</w:t>
+        <w:t>Matthew 14:29 (#1)</w:t>
       </w:r>
       <w:r>
         <w:rPr>
@@ -13919,7 +13919,7 @@
         <w:rPr>
           <w:lang w:val="en_US" w:bidi="en_US"/>
         </w:rPr>
-        <w:t>Matthew 14:30</w:t>
+        <w:t>Matthew 14:30 (#1)</w:t>
       </w:r>
       <w:r>
         <w:rPr>
@@ -13982,7 +13982,7 @@
         <w:rPr>
           <w:lang w:val="en_US" w:bidi="en_US"/>
         </w:rPr>
-        <w:t>Matthew 14:32</w:t>
+        <w:t>Matthew 14:32 (#1)</w:t>
       </w:r>
       <w:r>
         <w:rPr>
@@ -14045,7 +14045,7 @@
         <w:rPr>
           <w:lang w:val="en_US" w:bidi="en_US"/>
         </w:rPr>
-        <w:t>Matthew 14:33</w:t>
+        <w:t>Matthew 14:33 (#1)</w:t>
       </w:r>
       <w:r>
         <w:rPr>
@@ -14108,7 +14108,7 @@
         <w:rPr>
           <w:lang w:val="en_US" w:bidi="en_US"/>
         </w:rPr>
-        <w:t>Matthew 14:35</w:t>
+        <w:t>Matthew 14:35 (#1)</w:t>
       </w:r>
       <w:r>
         <w:rPr>
@@ -14171,7 +14171,7 @@
         <w:rPr>
           <w:lang w:val="en_US" w:bidi="en_US"/>
         </w:rPr>
-        <w:t>Matthew 15:4–6</w:t>
+        <w:t>Matthew 15:4–6 (#1)</w:t>
       </w:r>
       <w:r>
         <w:rPr>
@@ -14205,36 +14205,36 @@
         <w:rPr>
           <w:lang w:val="en_US" w:bidi="en_US"/>
         </w:rPr>
-        <w:t>The Pharisees prevented children from helping their parents by taking the money as a “gift given to God”.</w:t>
-      </w:r>
-      <w:r>
-        <w:rPr>
-          <w:lang w:val="en_US" w:bidi="en_US"/>
-        </w:rPr>
-      </w:r>
-      <w:r>
-        <w:rPr>
-          <w:lang w:val="en_US" w:bidi="en_US"/>
-        </w:rPr>
-      </w:r>
-    </w:p>
-    <w:p>
-      <w:pPr/>
-      <w:r>
-        <w:rPr>
-          <w:lang w:val="en_US" w:bidi="en_US"/>
-        </w:rPr>
-      </w:r>
-    </w:p>
-    <w:p>
-      <w:pPr>
-        <w:pStyle w:val="Heading2"/>
-      </w:pPr>
-      <w:r>
-        <w:rPr>
-          <w:lang w:val="en_US" w:bidi="en_US"/>
-        </w:rPr>
-        <w:t>Matthew 15:7–8</w:t>
+        <w:t>The Pharisees prevented children from helping their parents by taking the money as a “gift given to God.”</w:t>
+      </w:r>
+      <w:r>
+        <w:rPr>
+          <w:lang w:val="en_US" w:bidi="en_US"/>
+        </w:rPr>
+      </w:r>
+      <w:r>
+        <w:rPr>
+          <w:lang w:val="en_US" w:bidi="en_US"/>
+        </w:rPr>
+      </w:r>
+    </w:p>
+    <w:p>
+      <w:pPr/>
+      <w:r>
+        <w:rPr>
+          <w:lang w:val="en_US" w:bidi="en_US"/>
+        </w:rPr>
+      </w:r>
+    </w:p>
+    <w:p>
+      <w:pPr>
+        <w:pStyle w:val="Heading2"/>
+      </w:pPr>
+      <w:r>
+        <w:rPr>
+          <w:lang w:val="en_US" w:bidi="en_US"/>
+        </w:rPr>
+        <w:t>Matthew 15:7–8 (#1)</w:t>
       </w:r>
       <w:r>
         <w:rPr>
@@ -14297,7 +14297,7 @@
         <w:rPr>
           <w:lang w:val="en_US" w:bidi="en_US"/>
         </w:rPr>
-        <w:t>Matthew 15:9</w:t>
+        <w:t>Matthew 15:9 (#1)</w:t>
       </w:r>
       <w:r>
         <w:rPr>
@@ -14360,7 +14360,7 @@
         <w:rPr>
           <w:lang w:val="en_US" w:bidi="en_US"/>
         </w:rPr>
-        <w:t>Matthew 15:11</w:t>
+        <w:t>Matthew 15:11 (#1)</w:t>
       </w:r>
       <w:r>
         <w:rPr>
@@ -14486,7 +14486,7 @@
         <w:rPr>
           <w:lang w:val="en_US" w:bidi="en_US"/>
         </w:rPr>
-        <w:t>Matthew 15:14</w:t>
+        <w:t>Matthew 15:14 (#1)</w:t>
       </w:r>
       <w:r>
         <w:rPr>
@@ -14549,7 +14549,7 @@
         <w:rPr>
           <w:lang w:val="en_US" w:bidi="en_US"/>
         </w:rPr>
-        <w:t>Matthew 15:19</w:t>
+        <w:t>Matthew 15:19 (#1)</w:t>
       </w:r>
       <w:r>
         <w:rPr>
@@ -14612,7 +14612,7 @@
         <w:rPr>
           <w:lang w:val="en_US" w:bidi="en_US"/>
         </w:rPr>
-        <w:t>Matthew 15:23</w:t>
+        <w:t>Matthew 15:23 (#1)</w:t>
       </w:r>
       <w:r>
         <w:rPr>
@@ -14675,7 +14675,7 @@
         <w:rPr>
           <w:lang w:val="en_US" w:bidi="en_US"/>
         </w:rPr>
-        <w:t>Matthew 15:24</w:t>
+        <w:t>Matthew 15:24 (#1)</w:t>
       </w:r>
       <w:r>
         <w:rPr>
@@ -14738,7 +14738,7 @@
         <w:rPr>
           <w:lang w:val="en_US" w:bidi="en_US"/>
         </w:rPr>
-        <w:t>Matthew 15:28</w:t>
+        <w:t>Matthew 15:28 (#1)</w:t>
       </w:r>
       <w:r>
         <w:rPr>
@@ -14801,7 +14801,7 @@
         <w:rPr>
           <w:lang w:val="en_US" w:bidi="en_US"/>
         </w:rPr>
-        <w:t>Matthew 15:30–31</w:t>
+        <w:t>Matthew 15:30–31 (#1)</w:t>
       </w:r>
       <w:r>
         <w:rPr>
@@ -14864,7 +14864,7 @@
         <w:rPr>
           <w:lang w:val="en_US" w:bidi="en_US"/>
         </w:rPr>
-        <w:t>Matthew 15:34</w:t>
+        <w:t>Matthew 15:34 (#1)</w:t>
       </w:r>
       <w:r>
         <w:rPr>
@@ -14927,7 +14927,7 @@
         <w:rPr>
           <w:lang w:val="en_US" w:bidi="en_US"/>
         </w:rPr>
-        <w:t>Matthew 15:36</w:t>
+        <w:t>Matthew 15:36 (#1)</w:t>
       </w:r>
       <w:r>
         <w:rPr>
@@ -14990,7 +14990,7 @@
         <w:rPr>
           <w:lang w:val="en_US" w:bidi="en_US"/>
         </w:rPr>
-        <w:t>Matthew 15:37</w:t>
+        <w:t>Matthew 15:37 (#1)</w:t>
       </w:r>
       <w:r>
         <w:rPr>
@@ -15053,7 +15053,7 @@
         <w:rPr>
           <w:lang w:val="en_US" w:bidi="en_US"/>
         </w:rPr>
-        <w:t>Matthew 15:38</w:t>
+        <w:t>Matthew 15:38 (#1)</w:t>
       </w:r>
       <w:r>
         <w:rPr>
@@ -15116,7 +15116,7 @@
         <w:rPr>
           <w:lang w:val="en_US" w:bidi="en_US"/>
         </w:rPr>
-        <w:t>Matthew 16:1</w:t>
+        <w:t>Matthew 16:1 (#1)</w:t>
       </w:r>
       <w:r>
         <w:rPr>
@@ -15179,7 +15179,7 @@
         <w:rPr>
           <w:lang w:val="en_US" w:bidi="en_US"/>
         </w:rPr>
-        <w:t>Matthew 16:4</w:t>
+        <w:t>Matthew 16:4 (#1)</w:t>
       </w:r>
       <w:r>
         <w:rPr>
@@ -15242,7 +15242,7 @@
         <w:rPr>
           <w:lang w:val="en_US" w:bidi="en_US"/>
         </w:rPr>
-        <w:t>Matthew 16:6</w:t>
+        <w:t>Matthew 16:6 (#1)</w:t>
       </w:r>
       <w:r>
         <w:rPr>
@@ -15305,7 +15305,7 @@
         <w:rPr>
           <w:lang w:val="en_US" w:bidi="en_US"/>
         </w:rPr>
-        <w:t>Matthew 16:12</w:t>
+        <w:t>Matthew 16:12 (#1)</w:t>
       </w:r>
       <w:r>
         <w:rPr>
@@ -15368,7 +15368,7 @@
         <w:rPr>
           <w:lang w:val="en_US" w:bidi="en_US"/>
         </w:rPr>
-        <w:t>Matthew 16:13</w:t>
+        <w:t>Matthew 16:13 (#1)</w:t>
       </w:r>
       <w:r>
         <w:rPr>
@@ -15402,36 +15402,36 @@
         <w:rPr>
           <w:lang w:val="en_US" w:bidi="en_US"/>
         </w:rPr>
-        <w:t>Jesus asked his disciples, “Who do people say that the Son of Man is?"</w:t>
-      </w:r>
-      <w:r>
-        <w:rPr>
-          <w:lang w:val="en_US" w:bidi="en_US"/>
-        </w:rPr>
-      </w:r>
-      <w:r>
-        <w:rPr>
-          <w:lang w:val="en_US" w:bidi="en_US"/>
-        </w:rPr>
-      </w:r>
-    </w:p>
-    <w:p>
-      <w:pPr/>
-      <w:r>
-        <w:rPr>
-          <w:lang w:val="en_US" w:bidi="en_US"/>
-        </w:rPr>
-      </w:r>
-    </w:p>
-    <w:p>
-      <w:pPr>
-        <w:pStyle w:val="Heading2"/>
-      </w:pPr>
-      <w:r>
-        <w:rPr>
-          <w:lang w:val="en_US" w:bidi="en_US"/>
-        </w:rPr>
-        <w:t>Matthew 16:14</w:t>
+        <w:t>Jesus asked his disciples, “Who do people say that the Son of Man is?”</w:t>
+      </w:r>
+      <w:r>
+        <w:rPr>
+          <w:lang w:val="en_US" w:bidi="en_US"/>
+        </w:rPr>
+      </w:r>
+      <w:r>
+        <w:rPr>
+          <w:lang w:val="en_US" w:bidi="en_US"/>
+        </w:rPr>
+      </w:r>
+    </w:p>
+    <w:p>
+      <w:pPr/>
+      <w:r>
+        <w:rPr>
+          <w:lang w:val="en_US" w:bidi="en_US"/>
+        </w:rPr>
+      </w:r>
+    </w:p>
+    <w:p>
+      <w:pPr>
+        <w:pStyle w:val="Heading2"/>
+      </w:pPr>
+      <w:r>
+        <w:rPr>
+          <w:lang w:val="en_US" w:bidi="en_US"/>
+        </w:rPr>
+        <w:t>Matthew 16:14 (#1)</w:t>
       </w:r>
       <w:r>
         <w:rPr>
@@ -15494,7 +15494,7 @@
         <w:rPr>
           <w:lang w:val="en_US" w:bidi="en_US"/>
         </w:rPr>
-        <w:t>Matthew 16:16</w:t>
+        <w:t>Matthew 16:16 (#1)</w:t>
       </w:r>
       <w:r>
         <w:rPr>
@@ -15528,36 +15528,36 @@
         <w:rPr>
           <w:lang w:val="en_US" w:bidi="en_US"/>
         </w:rPr>
-        <w:t>Peter answered, “You are the Christ, the Son of the Living God”.</w:t>
-      </w:r>
-      <w:r>
-        <w:rPr>
-          <w:lang w:val="en_US" w:bidi="en_US"/>
-        </w:rPr>
-      </w:r>
-      <w:r>
-        <w:rPr>
-          <w:lang w:val="en_US" w:bidi="en_US"/>
-        </w:rPr>
-      </w:r>
-    </w:p>
-    <w:p>
-      <w:pPr/>
-      <w:r>
-        <w:rPr>
-          <w:lang w:val="en_US" w:bidi="en_US"/>
-        </w:rPr>
-      </w:r>
-    </w:p>
-    <w:p>
-      <w:pPr>
-        <w:pStyle w:val="Heading2"/>
-      </w:pPr>
-      <w:r>
-        <w:rPr>
-          <w:lang w:val="en_US" w:bidi="en_US"/>
-        </w:rPr>
-        <w:t>Matthew 16:17</w:t>
+        <w:t>Peter answered, “You are the Christ, the Son of the Living God.”</w:t>
+      </w:r>
+      <w:r>
+        <w:rPr>
+          <w:lang w:val="en_US" w:bidi="en_US"/>
+        </w:rPr>
+      </w:r>
+      <w:r>
+        <w:rPr>
+          <w:lang w:val="en_US" w:bidi="en_US"/>
+        </w:rPr>
+      </w:r>
+    </w:p>
+    <w:p>
+      <w:pPr/>
+      <w:r>
+        <w:rPr>
+          <w:lang w:val="en_US" w:bidi="en_US"/>
+        </w:rPr>
+      </w:r>
+    </w:p>
+    <w:p>
+      <w:pPr>
+        <w:pStyle w:val="Heading2"/>
+      </w:pPr>
+      <w:r>
+        <w:rPr>
+          <w:lang w:val="en_US" w:bidi="en_US"/>
+        </w:rPr>
+        <w:t>Matthew 16:17 (#1)</w:t>
       </w:r>
       <w:r>
         <w:rPr>
@@ -15620,7 +15620,7 @@
         <w:rPr>
           <w:lang w:val="en_US" w:bidi="en_US"/>
         </w:rPr>
-        <w:t>Matthew 16:19</w:t>
+        <w:t>Matthew 16:19 (#1)</w:t>
       </w:r>
       <w:r>
         <w:rPr>
@@ -15683,7 +15683,7 @@
         <w:rPr>
           <w:lang w:val="en_US" w:bidi="en_US"/>
         </w:rPr>
-        <w:t>Matthew 16:21</w:t>
+        <w:t>Matthew 16:21 (#1)</w:t>
       </w:r>
       <w:r>
         <w:rPr>
@@ -15746,7 +15746,7 @@
         <w:rPr>
           <w:lang w:val="en_US" w:bidi="en_US"/>
         </w:rPr>
-        <w:t>Matthew 16:23</w:t>
+        <w:t>Matthew 16:23 (#1)</w:t>
       </w:r>
       <w:r>
         <w:rPr>
@@ -15809,7 +15809,7 @@
         <w:rPr>
           <w:lang w:val="en_US" w:bidi="en_US"/>
         </w:rPr>
-        <w:t>Matthew 16:24</w:t>
+        <w:t>Matthew 16:24 (#1)</w:t>
       </w:r>
       <w:r>
         <w:rPr>
@@ -15872,7 +15872,7 @@
         <w:rPr>
           <w:lang w:val="en_US" w:bidi="en_US"/>
         </w:rPr>
-        <w:t>Matthew 16:26</w:t>
+        <w:t>Matthew 16:26 (#1)</w:t>
       </w:r>
       <w:r>
         <w:rPr>
@@ -15935,7 +15935,7 @@
         <w:rPr>
           <w:lang w:val="en_US" w:bidi="en_US"/>
         </w:rPr>
-        <w:t>Matthew 16:27</w:t>
+        <w:t>Matthew 16:27 (#1)</w:t>
       </w:r>
       <w:r>
         <w:rPr>
@@ -16061,7 +16061,7 @@
         <w:rPr>
           <w:lang w:val="en_US" w:bidi="en_US"/>
         </w:rPr>
-        <w:t>Matthew 16:28</w:t>
+        <w:t>Matthew 16:28 (#1)</w:t>
       </w:r>
       <w:r>
         <w:rPr>
@@ -16124,7 +16124,7 @@
         <w:rPr>
           <w:lang w:val="en_US" w:bidi="en_US"/>
         </w:rPr>
-        <w:t>Matthew 17:1</w:t>
+        <w:t>Matthew 17:1 (#1)</w:t>
       </w:r>
       <w:r>
         <w:rPr>
@@ -16187,7 +16187,7 @@
         <w:rPr>
           <w:lang w:val="en_US" w:bidi="en_US"/>
         </w:rPr>
-        <w:t>Matthew 17:2</w:t>
+        <w:t>Matthew 17:2 (#1)</w:t>
       </w:r>
       <w:r>
         <w:rPr>
@@ -16250,7 +16250,7 @@
         <w:rPr>
           <w:lang w:val="en_US" w:bidi="en_US"/>
         </w:rPr>
-        <w:t>Matthew 17:3</w:t>
+        <w:t>Matthew 17:3 (#1)</w:t>
       </w:r>
       <w:r>
         <w:rPr>
@@ -16313,7 +16313,7 @@
         <w:rPr>
           <w:lang w:val="en_US" w:bidi="en_US"/>
         </w:rPr>
-        <w:t>Matthew 17:4</w:t>
+        <w:t>Matthew 17:4 (#1)</w:t>
       </w:r>
       <w:r>
         <w:rPr>
@@ -16376,7 +16376,7 @@
         <w:rPr>
           <w:lang w:val="en_US" w:bidi="en_US"/>
         </w:rPr>
-        <w:t>Matthew 17:5</w:t>
+        <w:t>Matthew 17:5 (#1)</w:t>
       </w:r>
       <w:r>
         <w:rPr>
@@ -16410,36 +16410,36 @@
         <w:rPr>
           <w:lang w:val="en_US" w:bidi="en_US"/>
         </w:rPr>
-        <w:t>The voice out of the cloud said, “This is my beloved Son, in whom I am well pleased; listen to him”.</w:t>
-      </w:r>
-      <w:r>
-        <w:rPr>
-          <w:lang w:val="en_US" w:bidi="en_US"/>
-        </w:rPr>
-      </w:r>
-      <w:r>
-        <w:rPr>
-          <w:lang w:val="en_US" w:bidi="en_US"/>
-        </w:rPr>
-      </w:r>
-    </w:p>
-    <w:p>
-      <w:pPr/>
-      <w:r>
-        <w:rPr>
-          <w:lang w:val="en_US" w:bidi="en_US"/>
-        </w:rPr>
-      </w:r>
-    </w:p>
-    <w:p>
-      <w:pPr>
-        <w:pStyle w:val="Heading2"/>
-      </w:pPr>
-      <w:r>
-        <w:rPr>
-          <w:lang w:val="en_US" w:bidi="en_US"/>
-        </w:rPr>
-        <w:t>Matthew 17:9</w:t>
+        <w:t>The voice out of the cloud said, “This is my beloved Son, in whom I am well pleased; listen to him.”</w:t>
+      </w:r>
+      <w:r>
+        <w:rPr>
+          <w:lang w:val="en_US" w:bidi="en_US"/>
+        </w:rPr>
+      </w:r>
+      <w:r>
+        <w:rPr>
+          <w:lang w:val="en_US" w:bidi="en_US"/>
+        </w:rPr>
+      </w:r>
+    </w:p>
+    <w:p>
+      <w:pPr/>
+      <w:r>
+        <w:rPr>
+          <w:lang w:val="en_US" w:bidi="en_US"/>
+        </w:rPr>
+      </w:r>
+    </w:p>
+    <w:p>
+      <w:pPr>
+        <w:pStyle w:val="Heading2"/>
+      </w:pPr>
+      <w:r>
+        <w:rPr>
+          <w:lang w:val="en_US" w:bidi="en_US"/>
+        </w:rPr>
+        <w:t>Matthew 17:9 (#1)</w:t>
       </w:r>
       <w:r>
         <w:rPr>
@@ -16502,7 +16502,7 @@
         <w:rPr>
           <w:lang w:val="en_US" w:bidi="en_US"/>
         </w:rPr>
-        <w:t>Matthew 17:11</w:t>
+        <w:t>Matthew 17:11 (#1)</w:t>
       </w:r>
       <w:r>
         <w:rPr>
@@ -16565,7 +16565,7 @@
         <w:rPr>
           <w:lang w:val="en_US" w:bidi="en_US"/>
         </w:rPr>
-        <w:t>Matthew 17:12–13</w:t>
+        <w:t>Matthew 17:12–13 (#1)</w:t>
       </w:r>
       <w:r>
         <w:rPr>
@@ -16628,7 +16628,7 @@
         <w:rPr>
           <w:lang w:val="en_US" w:bidi="en_US"/>
         </w:rPr>
-        <w:t>Matthew 17:14–16</w:t>
+        <w:t>Matthew 17:14–16 (#1)</w:t>
       </w:r>
       <w:r>
         <w:rPr>
@@ -16691,7 +16691,7 @@
         <w:rPr>
           <w:lang w:val="en_US" w:bidi="en_US"/>
         </w:rPr>
-        <w:t>Matthew 17:18</w:t>
+        <w:t>Matthew 17:18 (#1)</w:t>
       </w:r>
       <w:r>
         <w:rPr>
@@ -16754,7 +16754,7 @@
         <w:rPr>
           <w:lang w:val="en_US" w:bidi="en_US"/>
         </w:rPr>
-        <w:t>Matthew 17:20</w:t>
+        <w:t>Matthew 17:20 (#1)</w:t>
       </w:r>
       <w:r>
         <w:rPr>
@@ -16817,7 +16817,7 @@
         <w:rPr>
           <w:lang w:val="en_US" w:bidi="en_US"/>
         </w:rPr>
-        <w:t>Matthew 17:22–23</w:t>
+        <w:t>Matthew 17:22–23 (#1)</w:t>
       </w:r>
       <w:r>
         <w:rPr>
@@ -16880,7 +16880,7 @@
         <w:rPr>
           <w:lang w:val="en_US" w:bidi="en_US"/>
         </w:rPr>
-        <w:t>Matthew 17:27</w:t>
+        <w:t>Matthew 17:27 (#1)</w:t>
       </w:r>
       <w:r>
         <w:rPr>
@@ -16943,7 +16943,7 @@
         <w:rPr>
           <w:lang w:val="en_US" w:bidi="en_US"/>
         </w:rPr>
-        <w:t>Matthew 18:3</w:t>
+        <w:t>Matthew 18:3 (#1)</w:t>
       </w:r>
       <w:r>
         <w:rPr>
@@ -17006,7 +17006,7 @@
         <w:rPr>
           <w:lang w:val="en_US" w:bidi="en_US"/>
         </w:rPr>
-        <w:t>Matthew 18:4</w:t>
+        <w:t>Matthew 18:4 (#1)</w:t>
       </w:r>
       <w:r>
         <w:rPr>
@@ -17069,7 +17069,7 @@
         <w:rPr>
           <w:lang w:val="en_US" w:bidi="en_US"/>
         </w:rPr>
-        <w:t>Matthew 18:6</w:t>
+        <w:t>Matthew 18:6 (#1)</w:t>
       </w:r>
       <w:r>
         <w:rPr>
@@ -17132,7 +17132,7 @@
         <w:rPr>
           <w:lang w:val="en_US" w:bidi="en_US"/>
         </w:rPr>
-        <w:t>Matthew 18:8</w:t>
+        <w:t>Matthew 18:8 (#1)</w:t>
       </w:r>
       <w:r>
         <w:rPr>
@@ -17195,7 +17195,7 @@
         <w:rPr>
           <w:lang w:val="en_US" w:bidi="en_US"/>
         </w:rPr>
-        <w:t>Matthew 18:10</w:t>
+        <w:t>Matthew 18:10 (#1)</w:t>
       </w:r>
       <w:r>
         <w:rPr>
@@ -17258,7 +17258,7 @@
         <w:rPr>
           <w:lang w:val="en_US" w:bidi="en_US"/>
         </w:rPr>
-        <w:t>Matthew 18:12–14</w:t>
+        <w:t>Matthew 18:12–14 (#1)</w:t>
       </w:r>
       <w:r>
         <w:rPr>
@@ -17321,7 +17321,7 @@
         <w:rPr>
           <w:lang w:val="en_US" w:bidi="en_US"/>
         </w:rPr>
-        <w:t>Matthew 18:15</w:t>
+        <w:t>Matthew 18:15 (#1)</w:t>
       </w:r>
       <w:r>
         <w:rPr>
@@ -17384,7 +17384,7 @@
         <w:rPr>
           <w:lang w:val="en_US" w:bidi="en_US"/>
         </w:rPr>
-        <w:t>Matthew 18:16</w:t>
+        <w:t>Matthew 18:16 (#1)</w:t>
       </w:r>
       <w:r>
         <w:rPr>
@@ -17447,7 +17447,7 @@
         <w:rPr>
           <w:lang w:val="en_US" w:bidi="en_US"/>
         </w:rPr>
-        <w:t>Matthew 18:17</w:t>
+        <w:t>Matthew 18:17 (#1)</w:t>
       </w:r>
       <w:r>
         <w:rPr>
@@ -17573,7 +17573,7 @@
         <w:rPr>
           <w:lang w:val="en_US" w:bidi="en_US"/>
         </w:rPr>
-        <w:t>Matthew 18:20</w:t>
+        <w:t>Matthew 18:20 (#1)</w:t>
       </w:r>
       <w:r>
         <w:rPr>
@@ -17636,7 +17636,7 @@
         <w:rPr>
           <w:lang w:val="en_US" w:bidi="en_US"/>
         </w:rPr>
-        <w:t>Matthew 18:21–22</w:t>
+        <w:t>Matthew 18:21–22 (#1)</w:t>
       </w:r>
       <w:r>
         <w:rPr>
@@ -17699,7 +17699,7 @@
         <w:rPr>
           <w:lang w:val="en_US" w:bidi="en_US"/>
         </w:rPr>
-        <w:t>Matthew 18:24–25</w:t>
+        <w:t>Matthew 18:24–25 (#1)</w:t>
       </w:r>
       <w:r>
         <w:rPr>
@@ -17762,7 +17762,7 @@
         <w:rPr>
           <w:lang w:val="en_US" w:bidi="en_US"/>
         </w:rPr>
-        <w:t>Matthew 18:27</w:t>
+        <w:t>Matthew 18:27 (#1)</w:t>
       </w:r>
       <w:r>
         <w:rPr>
@@ -17825,7 +17825,7 @@
         <w:rPr>
           <w:lang w:val="en_US" w:bidi="en_US"/>
         </w:rPr>
-        <w:t>Matthew 18:30</w:t>
+        <w:t>Matthew 18:30 (#1)</w:t>
       </w:r>
       <w:r>
         <w:rPr>
@@ -17888,7 +17888,7 @@
         <w:rPr>
           <w:lang w:val="en_US" w:bidi="en_US"/>
         </w:rPr>
-        <w:t>Matthew 18:33</w:t>
+        <w:t>Matthew 18:33 (#1)</w:t>
       </w:r>
       <w:r>
         <w:rPr>
@@ -17951,7 +17951,7 @@
         <w:rPr>
           <w:lang w:val="en_US" w:bidi="en_US"/>
         </w:rPr>
-        <w:t>Matthew 18:34</w:t>
+        <w:t>Matthew 18:34 (#1)</w:t>
       </w:r>
       <w:r>
         <w:rPr>
@@ -18014,7 +18014,7 @@
         <w:rPr>
           <w:lang w:val="en_US" w:bidi="en_US"/>
         </w:rPr>
-        <w:t>Matthew 18:35</w:t>
+        <w:t>Matthew 18:35 (#1)</w:t>
       </w:r>
       <w:r>
         <w:rPr>
@@ -18077,7 +18077,7 @@
         <w:rPr>
           <w:lang w:val="en_US" w:bidi="en_US"/>
         </w:rPr>
-        <w:t>Matthew 19:3</w:t>
+        <w:t>Matthew 19:3 (#1)</w:t>
       </w:r>
       <w:r>
         <w:rPr>
@@ -18140,7 +18140,7 @@
         <w:rPr>
           <w:lang w:val="en_US" w:bidi="en_US"/>
         </w:rPr>
-        <w:t>Matthew 19:4</w:t>
+        <w:t>Matthew 19:4 (#1)</w:t>
       </w:r>
       <w:r>
         <w:rPr>
@@ -18203,7 +18203,7 @@
         <w:rPr>
           <w:lang w:val="en_US" w:bidi="en_US"/>
         </w:rPr>
-        <w:t>Matthew 19:5</w:t>
+        <w:t>Matthew 19:5 (#1)</w:t>
       </w:r>
       <w:r>
         <w:rPr>
@@ -18266,7 +18266,7 @@
         <w:rPr>
           <w:lang w:val="en_US" w:bidi="en_US"/>
         </w:rPr>
-        <w:t>Matthew 19:5–6</w:t>
+        <w:t>Matthew 19:5–6 (#1)</w:t>
       </w:r>
       <w:r>
         <w:rPr>
@@ -18329,7 +18329,7 @@
         <w:rPr>
           <w:lang w:val="en_US" w:bidi="en_US"/>
         </w:rPr>
-        <w:t>Matthew 19:6</w:t>
+        <w:t>Matthew 19:6 (#1)</w:t>
       </w:r>
       <w:r>
         <w:rPr>
@@ -18392,7 +18392,7 @@
         <w:rPr>
           <w:lang w:val="en_US" w:bidi="en_US"/>
         </w:rPr>
-        <w:t>Matthew 19:7–8</w:t>
+        <w:t>Matthew 19:7–8 (#1)</w:t>
       </w:r>
       <w:r>
         <w:rPr>
@@ -18455,7 +18455,7 @@
         <w:rPr>
           <w:lang w:val="en_US" w:bidi="en_US"/>
         </w:rPr>
-        <w:t>Matthew 19:9</w:t>
+        <w:t>Matthew 19:9 (#1)</w:t>
       </w:r>
       <w:r>
         <w:rPr>
@@ -18518,7 +18518,7 @@
         <w:rPr>
           <w:lang w:val="en_US" w:bidi="en_US"/>
         </w:rPr>
-        <w:t>Matthew 19:13</w:t>
+        <w:t>Matthew 19:13 (#1)</w:t>
       </w:r>
       <w:r>
         <w:rPr>
@@ -18581,7 +18581,7 @@
         <w:rPr>
           <w:lang w:val="en_US" w:bidi="en_US"/>
         </w:rPr>
-        <w:t>Matthew 19:14</w:t>
+        <w:t>Matthew 19:14 (#1)</w:t>
       </w:r>
       <w:r>
         <w:rPr>
@@ -18644,7 +18644,7 @@
         <w:rPr>
           <w:lang w:val="en_US" w:bidi="en_US"/>
         </w:rPr>
-        <w:t>Matthew 19:16–17</w:t>
+        <w:t>Matthew 19:16–17 (#1)</w:t>
       </w:r>
       <w:r>
         <w:rPr>
@@ -18707,7 +18707,7 @@
         <w:rPr>
           <w:lang w:val="en_US" w:bidi="en_US"/>
         </w:rPr>
-        <w:t>Matthew 19:20–21</w:t>
+        <w:t>Matthew 19:20–21 (#1)</w:t>
       </w:r>
       <w:r>
         <w:rPr>
@@ -18770,7 +18770,7 @@
         <w:rPr>
           <w:lang w:val="en_US" w:bidi="en_US"/>
         </w:rPr>
-        <w:t>Matthew 19:22</w:t>
+        <w:t>Matthew 19:22 (#1)</w:t>
       </w:r>
       <w:r>
         <w:rPr>
@@ -18833,7 +18833,7 @@
         <w:rPr>
           <w:lang w:val="en_US" w:bidi="en_US"/>
         </w:rPr>
-        <w:t>Matthew 19:26</w:t>
+        <w:t>Matthew 19:26 (#1)</w:t>
       </w:r>
       <w:r>
         <w:rPr>
@@ -18896,7 +18896,7 @@
         <w:rPr>
           <w:lang w:val="en_US" w:bidi="en_US"/>
         </w:rPr>
-        <w:t>Matthew 19:28</w:t>
+        <w:t>Matthew 19:28 (#1)</w:t>
       </w:r>
       <w:r>
         <w:rPr>
@@ -18959,7 +18959,7 @@
         <w:rPr>
           <w:lang w:val="en_US" w:bidi="en_US"/>
         </w:rPr>
-        <w:t>Matthew 19:30</w:t>
+        <w:t>Matthew 19:30 (#1)</w:t>
       </w:r>
       <w:r>
         <w:rPr>
@@ -19022,7 +19022,7 @@
         <w:rPr>
           <w:lang w:val="en_US" w:bidi="en_US"/>
         </w:rPr>
-        <w:t>Matthew 20:1–2</w:t>
+        <w:t>Matthew 20:1–2 (#1)</w:t>
       </w:r>
       <w:r>
         <w:rPr>
@@ -19085,7 +19085,7 @@
         <w:rPr>
           <w:lang w:val="en_US" w:bidi="en_US"/>
         </w:rPr>
-        <w:t>Matthew 20:4</w:t>
+        <w:t>Matthew 20:4 (#1)</w:t>
       </w:r>
       <w:r>
         <w:rPr>
@@ -19148,7 +19148,7 @@
         <w:rPr>
           <w:lang w:val="en_US" w:bidi="en_US"/>
         </w:rPr>
-        <w:t>Matthew 20:9</w:t>
+        <w:t>Matthew 20:9 (#1)</w:t>
       </w:r>
       <w:r>
         <w:rPr>
@@ -19211,7 +19211,7 @@
         <w:rPr>
           <w:lang w:val="en_US" w:bidi="en_US"/>
         </w:rPr>
-        <w:t>Matthew 20:11–12</w:t>
+        <w:t>Matthew 20:11–12 (#1)</w:t>
       </w:r>
       <w:r>
         <w:rPr>
@@ -19274,7 +19274,7 @@
         <w:rPr>
           <w:lang w:val="en_US" w:bidi="en_US"/>
         </w:rPr>
-        <w:t>Matthew 20:13–14</w:t>
+        <w:t>Matthew 20:13–14 (#1)</w:t>
       </w:r>
       <w:r>
         <w:rPr>
@@ -19337,7 +19337,7 @@
         <w:rPr>
           <w:lang w:val="en_US" w:bidi="en_US"/>
         </w:rPr>
-        <w:t>Matthew 20:17–19</w:t>
+        <w:t>Matthew 20:17–19 (#1)</w:t>
       </w:r>
       <w:r>
         <w:rPr>
@@ -19400,7 +19400,7 @@
         <w:rPr>
           <w:lang w:val="en_US" w:bidi="en_US"/>
         </w:rPr>
-        <w:t>Matthew 20:20–21</w:t>
+        <w:t>Matthew 20:20–21 (#1)</w:t>
       </w:r>
       <w:r>
         <w:rPr>
@@ -19463,7 +19463,7 @@
         <w:rPr>
           <w:lang w:val="en_US" w:bidi="en_US"/>
         </w:rPr>
-        <w:t>Matthew 20:23</w:t>
+        <w:t>Matthew 20:23 (#1)</w:t>
       </w:r>
       <w:r>
         <w:rPr>
@@ -19526,7 +19526,7 @@
         <w:rPr>
           <w:lang w:val="en_US" w:bidi="en_US"/>
         </w:rPr>
-        <w:t>Matthew 20:26</w:t>
+        <w:t>Matthew 20:26 (#1)</w:t>
       </w:r>
       <w:r>
         <w:rPr>
@@ -19589,7 +19589,7 @@
         <w:rPr>
           <w:lang w:val="en_US" w:bidi="en_US"/>
         </w:rPr>
-        <w:t>Matthew 20:28</w:t>
+        <w:t>Matthew 20:28 (#1)</w:t>
       </w:r>
       <w:r>
         <w:rPr>
@@ -19652,7 +19652,7 @@
         <w:rPr>
           <w:lang w:val="en_US" w:bidi="en_US"/>
         </w:rPr>
-        <w:t>Matthew 20:30</w:t>
+        <w:t>Matthew 20:30 (#1)</w:t>
       </w:r>
       <w:r>
         <w:rPr>
@@ -19686,36 +19686,36 @@
         <w:rPr>
           <w:lang w:val="en_US" w:bidi="en_US"/>
         </w:rPr>
-        <w:t>The two blind men shouted out, “Lord, Son of David, have mercy on us”.</w:t>
-      </w:r>
-      <w:r>
-        <w:rPr>
-          <w:lang w:val="en_US" w:bidi="en_US"/>
-        </w:rPr>
-      </w:r>
-      <w:r>
-        <w:rPr>
-          <w:lang w:val="en_US" w:bidi="en_US"/>
-        </w:rPr>
-      </w:r>
-    </w:p>
-    <w:p>
-      <w:pPr/>
-      <w:r>
-        <w:rPr>
-          <w:lang w:val="en_US" w:bidi="en_US"/>
-        </w:rPr>
-      </w:r>
-    </w:p>
-    <w:p>
-      <w:pPr>
-        <w:pStyle w:val="Heading2"/>
-      </w:pPr>
-      <w:r>
-        <w:rPr>
-          <w:lang w:val="en_US" w:bidi="en_US"/>
-        </w:rPr>
-        <w:t>Matthew 20:34</w:t>
+        <w:t>The two blind men shouted out, “Lord, Son of David, have mercy on us.”</w:t>
+      </w:r>
+      <w:r>
+        <w:rPr>
+          <w:lang w:val="en_US" w:bidi="en_US"/>
+        </w:rPr>
+      </w:r>
+      <w:r>
+        <w:rPr>
+          <w:lang w:val="en_US" w:bidi="en_US"/>
+        </w:rPr>
+      </w:r>
+    </w:p>
+    <w:p>
+      <w:pPr/>
+      <w:r>
+        <w:rPr>
+          <w:lang w:val="en_US" w:bidi="en_US"/>
+        </w:rPr>
+      </w:r>
+    </w:p>
+    <w:p>
+      <w:pPr>
+        <w:pStyle w:val="Heading2"/>
+      </w:pPr>
+      <w:r>
+        <w:rPr>
+          <w:lang w:val="en_US" w:bidi="en_US"/>
+        </w:rPr>
+        <w:t>Matthew 20:34 (#1)</w:t>
       </w:r>
       <w:r>
         <w:rPr>
@@ -19778,7 +19778,7 @@
         <w:rPr>
           <w:lang w:val="en_US" w:bidi="en_US"/>
         </w:rPr>
-        <w:t>Matthew 21:2</w:t>
+        <w:t>Matthew 21:2 (#1)</w:t>
       </w:r>
       <w:r>
         <w:rPr>
@@ -19841,7 +19841,7 @@
         <w:rPr>
           <w:lang w:val="en_US" w:bidi="en_US"/>
         </w:rPr>
-        <w:t>Matthew 21:4–5</w:t>
+        <w:t>Matthew 21:4–5 (#1)</w:t>
       </w:r>
       <w:r>
         <w:rPr>
@@ -19904,7 +19904,7 @@
         <w:rPr>
           <w:lang w:val="en_US" w:bidi="en_US"/>
         </w:rPr>
-        <w:t>Matthew 21:8</w:t>
+        <w:t>Matthew 21:8 (#1)</w:t>
       </w:r>
       <w:r>
         <w:rPr>
@@ -19967,7 +19967,7 @@
         <w:rPr>
           <w:lang w:val="en_US" w:bidi="en_US"/>
         </w:rPr>
-        <w:t>Matthew 21:9</w:t>
+        <w:t>Matthew 21:9 (#1)</w:t>
       </w:r>
       <w:r>
         <w:rPr>
@@ -20001,36 +20001,36 @@
         <w:rPr>
           <w:lang w:val="en_US" w:bidi="en_US"/>
         </w:rPr>
-        <w:t>The crowd shouted, “Hosanna to the son of David, blessed is he who comes in the name of the Lord, hosanna in the highest”.</w:t>
-      </w:r>
-      <w:r>
-        <w:rPr>
-          <w:lang w:val="en_US" w:bidi="en_US"/>
-        </w:rPr>
-      </w:r>
-      <w:r>
-        <w:rPr>
-          <w:lang w:val="en_US" w:bidi="en_US"/>
-        </w:rPr>
-      </w:r>
-    </w:p>
-    <w:p>
-      <w:pPr/>
-      <w:r>
-        <w:rPr>
-          <w:lang w:val="en_US" w:bidi="en_US"/>
-        </w:rPr>
-      </w:r>
-    </w:p>
-    <w:p>
-      <w:pPr>
-        <w:pStyle w:val="Heading2"/>
-      </w:pPr>
-      <w:r>
-        <w:rPr>
-          <w:lang w:val="en_US" w:bidi="en_US"/>
-        </w:rPr>
-        <w:t>Matthew 21:12</w:t>
+        <w:t>The crowd shouted, “Hosanna to the son of David, blessed is he who comes in the name of the Lord, hosanna in the highest.”</w:t>
+      </w:r>
+      <w:r>
+        <w:rPr>
+          <w:lang w:val="en_US" w:bidi="en_US"/>
+        </w:rPr>
+      </w:r>
+      <w:r>
+        <w:rPr>
+          <w:lang w:val="en_US" w:bidi="en_US"/>
+        </w:rPr>
+      </w:r>
+    </w:p>
+    <w:p>
+      <w:pPr/>
+      <w:r>
+        <w:rPr>
+          <w:lang w:val="en_US" w:bidi="en_US"/>
+        </w:rPr>
+      </w:r>
+    </w:p>
+    <w:p>
+      <w:pPr>
+        <w:pStyle w:val="Heading2"/>
+      </w:pPr>
+      <w:r>
+        <w:rPr>
+          <w:lang w:val="en_US" w:bidi="en_US"/>
+        </w:rPr>
+        <w:t>Matthew 21:12 (#1)</w:t>
       </w:r>
       <w:r>
         <w:rPr>
@@ -20093,7 +20093,7 @@
         <w:rPr>
           <w:lang w:val="en_US" w:bidi="en_US"/>
         </w:rPr>
-        <w:t>Matthew 21:13</w:t>
+        <w:t>Matthew 21:13 (#1)</w:t>
       </w:r>
       <w:r>
         <w:rPr>
@@ -20156,7 +20156,7 @@
         <w:rPr>
           <w:lang w:val="en_US" w:bidi="en_US"/>
         </w:rPr>
-        <w:t>Matthew 21:15–16</w:t>
+        <w:t>Matthew 21:15–16 (#1)</w:t>
       </w:r>
       <w:r>
         <w:rPr>
@@ -20219,7 +20219,7 @@
         <w:rPr>
           <w:lang w:val="en_US" w:bidi="en_US"/>
         </w:rPr>
-        <w:t>Matthew 21:18–19</w:t>
+        <w:t>Matthew 21:18–19 (#1)</w:t>
       </w:r>
       <w:r>
         <w:rPr>
@@ -20282,7 +20282,7 @@
         <w:rPr>
           <w:lang w:val="en_US" w:bidi="en_US"/>
         </w:rPr>
-        <w:t>Matthew 21:20–22</w:t>
+        <w:t>Matthew 21:20–22 (#1)</w:t>
       </w:r>
       <w:r>
         <w:rPr>
@@ -20345,7 +20345,7 @@
         <w:rPr>
           <w:lang w:val="en_US" w:bidi="en_US"/>
         </w:rPr>
-        <w:t>Matthew 21:23</w:t>
+        <w:t>Matthew 21:23 (#1)</w:t>
       </w:r>
       <w:r>
         <w:rPr>
@@ -20408,7 +20408,7 @@
         <w:rPr>
           <w:lang w:val="en_US" w:bidi="en_US"/>
         </w:rPr>
-        <w:t>Matthew 21:25</w:t>
+        <w:t>Matthew 21:25 (#1)</w:t>
       </w:r>
       <w:r>
         <w:rPr>
@@ -20534,7 +20534,7 @@
         <w:rPr>
           <w:lang w:val="en_US" w:bidi="en_US"/>
         </w:rPr>
-        <w:t>Matthew 21:26</w:t>
+        <w:t>Matthew 21:26 (#1)</w:t>
       </w:r>
       <w:r>
         <w:rPr>
@@ -20597,7 +20597,7 @@
         <w:rPr>
           <w:lang w:val="en_US" w:bidi="en_US"/>
         </w:rPr>
-        <w:t>Matthew 21:28–29</w:t>
+        <w:t>Matthew 21:28–29 (#1)</w:t>
       </w:r>
       <w:r>
         <w:rPr>
@@ -20660,7 +20660,7 @@
         <w:rPr>
           <w:lang w:val="en_US" w:bidi="en_US"/>
         </w:rPr>
-        <w:t>Matthew 21:30</w:t>
+        <w:t>Matthew 21:30 (#1)</w:t>
       </w:r>
       <w:r>
         <w:rPr>
@@ -20723,7 +20723,7 @@
         <w:rPr>
           <w:lang w:val="en_US" w:bidi="en_US"/>
         </w:rPr>
-        <w:t>Matthew 21:31</w:t>
+        <w:t>Matthew 21:31 (#1)</w:t>
       </w:r>
       <w:r>
         <w:rPr>
@@ -20786,7 +20786,7 @@
         <w:rPr>
           <w:lang w:val="en_US" w:bidi="en_US"/>
         </w:rPr>
-        <w:t>Matthew 21:31–32</w:t>
+        <w:t>Matthew 21:31–32 (#1)</w:t>
       </w:r>
       <w:r>
         <w:rPr>
@@ -20849,7 +20849,7 @@
         <w:rPr>
           <w:lang w:val="en_US" w:bidi="en_US"/>
         </w:rPr>
-        <w:t>Matthew 21:35–36</w:t>
+        <w:t>Matthew 21:35–36 (#1)</w:t>
       </w:r>
       <w:r>
         <w:rPr>
@@ -20912,7 +20912,7 @@
         <w:rPr>
           <w:lang w:val="en_US" w:bidi="en_US"/>
         </w:rPr>
-        <w:t>Matthew 21:37</w:t>
+        <w:t>Matthew 21:37 (#1)</w:t>
       </w:r>
       <w:r>
         <w:rPr>
@@ -20975,7 +20975,7 @@
         <w:rPr>
           <w:lang w:val="en_US" w:bidi="en_US"/>
         </w:rPr>
-        <w:t>Matthew 21:38–39</w:t>
+        <w:t>Matthew 21:38–39 (#1)</w:t>
       </w:r>
       <w:r>
         <w:rPr>
@@ -21038,7 +21038,7 @@
         <w:rPr>
           <w:lang w:val="en_US" w:bidi="en_US"/>
         </w:rPr>
-        <w:t>Matthew 21:40–41</w:t>
+        <w:t>Matthew 21:40–41 (#1)</w:t>
       </w:r>
       <w:r>
         <w:rPr>
@@ -21101,7 +21101,7 @@
         <w:rPr>
           <w:lang w:val="en_US" w:bidi="en_US"/>
         </w:rPr>
-        <w:t>Matthew 21:42</w:t>
+        <w:t>Matthew 21:42 (#1)</w:t>
       </w:r>
       <w:r>
         <w:rPr>
@@ -21164,7 +21164,7 @@
         <w:rPr>
           <w:lang w:val="en_US" w:bidi="en_US"/>
         </w:rPr>
-        <w:t>Matthew 21:43</w:t>
+        <w:t>Matthew 21:43 (#1)</w:t>
       </w:r>
       <w:r>
         <w:rPr>
@@ -21227,7 +21227,7 @@
         <w:rPr>
           <w:lang w:val="en_US" w:bidi="en_US"/>
         </w:rPr>
-        <w:t>Matthew 21:46</w:t>
+        <w:t>Matthew 21:46 (#1)</w:t>
       </w:r>
       <w:r>
         <w:rPr>
@@ -21290,7 +21290,7 @@
         <w:rPr>
           <w:lang w:val="en_US" w:bidi="en_US"/>
         </w:rPr>
-        <w:t>Matthew 22:5–6</w:t>
+        <w:t>Matthew 22:5–6 (#1)</w:t>
       </w:r>
       <w:r>
         <w:rPr>
@@ -21353,7 +21353,7 @@
         <w:rPr>
           <w:lang w:val="en_US" w:bidi="en_US"/>
         </w:rPr>
-        <w:t>Matthew 22:7</w:t>
+        <w:t>Matthew 22:7 (#1)</w:t>
       </w:r>
       <w:r>
         <w:rPr>
@@ -21416,7 +21416,7 @@
         <w:rPr>
           <w:lang w:val="en_US" w:bidi="en_US"/>
         </w:rPr>
-        <w:t>Matthew 22:9–10</w:t>
+        <w:t>Matthew 22:9–10 (#1)</w:t>
       </w:r>
       <w:r>
         <w:rPr>
@@ -21479,7 +21479,7 @@
         <w:rPr>
           <w:lang w:val="en_US" w:bidi="en_US"/>
         </w:rPr>
-        <w:t>Matthew 22:13</w:t>
+        <w:t>Matthew 22:13 (#1)</w:t>
       </w:r>
       <w:r>
         <w:rPr>
@@ -21542,7 +21542,7 @@
         <w:rPr>
           <w:lang w:val="en_US" w:bidi="en_US"/>
         </w:rPr>
-        <w:t>Matthew 22:15</w:t>
+        <w:t>Matthew 22:15 (#1)</w:t>
       </w:r>
       <w:r>
         <w:rPr>
@@ -21605,7 +21605,7 @@
         <w:rPr>
           <w:lang w:val="en_US" w:bidi="en_US"/>
         </w:rPr>
-        <w:t>Matthew 22:17</w:t>
+        <w:t>Matthew 22:17 (#1)</w:t>
       </w:r>
       <w:r>
         <w:rPr>
@@ -21668,7 +21668,7 @@
         <w:rPr>
           <w:lang w:val="en_US" w:bidi="en_US"/>
         </w:rPr>
-        <w:t>Matthew 22:21</w:t>
+        <w:t>Matthew 22:21 (#1)</w:t>
       </w:r>
       <w:r>
         <w:rPr>
@@ -21731,7 +21731,7 @@
         <w:rPr>
           <w:lang w:val="en_US" w:bidi="en_US"/>
         </w:rPr>
-        <w:t>Matthew 22:23</w:t>
+        <w:t>Matthew 22:23 (#1)</w:t>
       </w:r>
       <w:r>
         <w:rPr>
@@ -21794,7 +21794,7 @@
         <w:rPr>
           <w:lang w:val="en_US" w:bidi="en_US"/>
         </w:rPr>
-        <w:t>Matthew 22:26–27</w:t>
+        <w:t>Matthew 22:26–27 (#1)</w:t>
       </w:r>
       <w:r>
         <w:rPr>
@@ -21857,7 +21857,7 @@
         <w:rPr>
           <w:lang w:val="en_US" w:bidi="en_US"/>
         </w:rPr>
-        <w:t>Matthew 22:29</w:t>
+        <w:t>Matthew 22:29 (#1)</w:t>
       </w:r>
       <w:r>
         <w:rPr>
@@ -21920,7 +21920,7 @@
         <w:rPr>
           <w:lang w:val="en_US" w:bidi="en_US"/>
         </w:rPr>
-        <w:t>Matthew 22:30</w:t>
+        <w:t>Matthew 22:30 (#1)</w:t>
       </w:r>
       <w:r>
         <w:rPr>
@@ -21983,7 +21983,7 @@
         <w:rPr>
           <w:lang w:val="en_US" w:bidi="en_US"/>
         </w:rPr>
-        <w:t>Matthew 22:32</w:t>
+        <w:t>Matthew 22:32 (#1)</w:t>
       </w:r>
       <w:r>
         <w:rPr>
@@ -22017,36 +22017,36 @@
         <w:rPr>
           <w:lang w:val="en_US" w:bidi="en_US"/>
         </w:rPr>
-        <w:t>Jesus quoted the scriptures where God says that he is the God of Abraham, Isaac, and Jacob - the God of the living.</w:t>
-      </w:r>
-      <w:r>
-        <w:rPr>
-          <w:lang w:val="en_US" w:bidi="en_US"/>
-        </w:rPr>
-      </w:r>
-      <w:r>
-        <w:rPr>
-          <w:lang w:val="en_US" w:bidi="en_US"/>
-        </w:rPr>
-      </w:r>
-    </w:p>
-    <w:p>
-      <w:pPr/>
-      <w:r>
-        <w:rPr>
-          <w:lang w:val="en_US" w:bidi="en_US"/>
-        </w:rPr>
-      </w:r>
-    </w:p>
-    <w:p>
-      <w:pPr>
-        <w:pStyle w:val="Heading2"/>
-      </w:pPr>
-      <w:r>
-        <w:rPr>
-          <w:lang w:val="en_US" w:bidi="en_US"/>
-        </w:rPr>
-        <w:t>Matthew 22:36</w:t>
+        <w:t>Jesus quoted the scriptures where God says that he is the God of Abraham, Isaac, and Jacob—the God of the living.</w:t>
+      </w:r>
+      <w:r>
+        <w:rPr>
+          <w:lang w:val="en_US" w:bidi="en_US"/>
+        </w:rPr>
+      </w:r>
+      <w:r>
+        <w:rPr>
+          <w:lang w:val="en_US" w:bidi="en_US"/>
+        </w:rPr>
+      </w:r>
+    </w:p>
+    <w:p>
+      <w:pPr/>
+      <w:r>
+        <w:rPr>
+          <w:lang w:val="en_US" w:bidi="en_US"/>
+        </w:rPr>
+      </w:r>
+    </w:p>
+    <w:p>
+      <w:pPr>
+        <w:pStyle w:val="Heading2"/>
+      </w:pPr>
+      <w:r>
+        <w:rPr>
+          <w:lang w:val="en_US" w:bidi="en_US"/>
+        </w:rPr>
+        <w:t>Matthew 22:36 (#1)</w:t>
       </w:r>
       <w:r>
         <w:rPr>
@@ -22109,7 +22109,7 @@
         <w:rPr>
           <w:lang w:val="en_US" w:bidi="en_US"/>
         </w:rPr>
-        <w:t>Matthew 22:37–38</w:t>
+        <w:t>Matthew 22:37–38 (#1)</w:t>
       </w:r>
       <w:r>
         <w:rPr>
@@ -22172,7 +22172,7 @@
         <w:rPr>
           <w:lang w:val="en_US" w:bidi="en_US"/>
         </w:rPr>
-        <w:t>Matthew 22:39</w:t>
+        <w:t>Matthew 22:39 (#1)</w:t>
       </w:r>
       <w:r>
         <w:rPr>
@@ -22235,7 +22235,7 @@
         <w:rPr>
           <w:lang w:val="en_US" w:bidi="en_US"/>
         </w:rPr>
-        <w:t>Matthew 22:42</w:t>
+        <w:t>Matthew 22:42 (#1)</w:t>
       </w:r>
       <w:r>
         <w:rPr>
@@ -22361,7 +22361,7 @@
         <w:rPr>
           <w:lang w:val="en_US" w:bidi="en_US"/>
         </w:rPr>
-        <w:t>Matthew 22:45</w:t>
+        <w:t>Matthew 22:45 (#1)</w:t>
       </w:r>
       <w:r>
         <w:rPr>
@@ -22424,7 +22424,7 @@
         <w:rPr>
           <w:lang w:val="en_US" w:bidi="en_US"/>
         </w:rPr>
-        <w:t>Matthew 22:46</w:t>
+        <w:t>Matthew 22:46 (#1)</w:t>
       </w:r>
       <w:r>
         <w:rPr>
@@ -22487,7 +22487,7 @@
         <w:rPr>
           <w:lang w:val="en_US" w:bidi="en_US"/>
         </w:rPr>
-        <w:t>Matthew 23:2–3</w:t>
+        <w:t>Matthew 23:2–3 (#1)</w:t>
       </w:r>
       <w:r>
         <w:rPr>
@@ -22550,7 +22550,7 @@
         <w:rPr>
           <w:lang w:val="en_US" w:bidi="en_US"/>
         </w:rPr>
-        <w:t>Matthew 23:3</w:t>
+        <w:t>Matthew 23:3 (#1)</w:t>
       </w:r>
       <w:r>
         <w:rPr>
@@ -22613,7 +22613,7 @@
         <w:rPr>
           <w:lang w:val="en_US" w:bidi="en_US"/>
         </w:rPr>
-        <w:t>Matthew 23:5</w:t>
+        <w:t>Matthew 23:5 (#1)</w:t>
       </w:r>
       <w:r>
         <w:rPr>
@@ -22676,7 +22676,7 @@
         <w:rPr>
           <w:lang w:val="en_US" w:bidi="en_US"/>
         </w:rPr>
-        <w:t>Matthew 23:8–10</w:t>
+        <w:t>Matthew 23:8–10 (#1)</w:t>
       </w:r>
       <w:r>
         <w:rPr>
@@ -22739,7 +22739,7 @@
         <w:rPr>
           <w:lang w:val="en_US" w:bidi="en_US"/>
         </w:rPr>
-        <w:t>Matthew 23:12</w:t>
+        <w:t>Matthew 23:12 (#1)</w:t>
       </w:r>
       <w:r>
         <w:rPr>
@@ -22802,7 +22802,7 @@
         <w:rPr>
           <w:lang w:val="en_US" w:bidi="en_US"/>
         </w:rPr>
-        <w:t>Matthew 23:13–15</w:t>
+        <w:t>Matthew 23:13–15 (#1)</w:t>
       </w:r>
       <w:r>
         <w:rPr>
@@ -22865,7 +22865,7 @@
         <w:rPr>
           <w:lang w:val="en_US" w:bidi="en_US"/>
         </w:rPr>
-        <w:t>Matthew 23:15</w:t>
+        <w:t>Matthew 23:15 (#1)</w:t>
       </w:r>
       <w:r>
         <w:rPr>
@@ -22928,7 +22928,7 @@
         <w:rPr>
           <w:lang w:val="en_US" w:bidi="en_US"/>
         </w:rPr>
-        <w:t>Matthew 23:16–17</w:t>
+        <w:t>Matthew 23:16–17 (#1)</w:t>
       </w:r>
       <w:r>
         <w:rPr>
@@ -22991,7 +22991,7 @@
         <w:rPr>
           <w:lang w:val="en_US" w:bidi="en_US"/>
         </w:rPr>
-        <w:t>Matthew 23:23</w:t>
+        <w:t>Matthew 23:23 (#1)</w:t>
       </w:r>
       <w:r>
         <w:rPr>
@@ -23025,36 +23025,36 @@
         <w:rPr>
           <w:lang w:val="en_US" w:bidi="en_US"/>
         </w:rPr>
-        <w:t>The scribes and Pharisees had failed to do the weightier matters of the law - justice, mercy, and faith.</w:t>
-      </w:r>
-      <w:r>
-        <w:rPr>
-          <w:lang w:val="en_US" w:bidi="en_US"/>
-        </w:rPr>
-      </w:r>
-      <w:r>
-        <w:rPr>
-          <w:lang w:val="en_US" w:bidi="en_US"/>
-        </w:rPr>
-      </w:r>
-    </w:p>
-    <w:p>
-      <w:pPr/>
-      <w:r>
-        <w:rPr>
-          <w:lang w:val="en_US" w:bidi="en_US"/>
-        </w:rPr>
-      </w:r>
-    </w:p>
-    <w:p>
-      <w:pPr>
-        <w:pStyle w:val="Heading2"/>
-      </w:pPr>
-      <w:r>
-        <w:rPr>
-          <w:lang w:val="en_US" w:bidi="en_US"/>
-        </w:rPr>
-        <w:t>Matthew 23:25–26</w:t>
+        <w:t>The scribes and Pharisees had failed to do the weightier matters of the law: justice, mercy, and faith.</w:t>
+      </w:r>
+      <w:r>
+        <w:rPr>
+          <w:lang w:val="en_US" w:bidi="en_US"/>
+        </w:rPr>
+      </w:r>
+      <w:r>
+        <w:rPr>
+          <w:lang w:val="en_US" w:bidi="en_US"/>
+        </w:rPr>
+      </w:r>
+    </w:p>
+    <w:p>
+      <w:pPr/>
+      <w:r>
+        <w:rPr>
+          <w:lang w:val="en_US" w:bidi="en_US"/>
+        </w:rPr>
+      </w:r>
+    </w:p>
+    <w:p>
+      <w:pPr>
+        <w:pStyle w:val="Heading2"/>
+      </w:pPr>
+      <w:r>
+        <w:rPr>
+          <w:lang w:val="en_US" w:bidi="en_US"/>
+        </w:rPr>
+        <w:t>Matthew 23:25–26 (#1)</w:t>
       </w:r>
       <w:r>
         <w:rPr>
@@ -23117,7 +23117,7 @@
         <w:rPr>
           <w:lang w:val="en_US" w:bidi="en_US"/>
         </w:rPr>
-        <w:t>Matthew 23:28</w:t>
+        <w:t>Matthew 23:28 (#1)</w:t>
       </w:r>
       <w:r>
         <w:rPr>
@@ -23180,7 +23180,7 @@
         <w:rPr>
           <w:lang w:val="en_US" w:bidi="en_US"/>
         </w:rPr>
-        <w:t>Matthew 23:29–31</w:t>
+        <w:t>Matthew 23:29–31 (#1)</w:t>
       </w:r>
       <w:r>
         <w:rPr>
@@ -23243,7 +23243,7 @@
         <w:rPr>
           <w:lang w:val="en_US" w:bidi="en_US"/>
         </w:rPr>
-        <w:t>Matthew 23:33</w:t>
+        <w:t>Matthew 23:33 (#1)</w:t>
       </w:r>
       <w:r>
         <w:rPr>
@@ -23306,7 +23306,7 @@
         <w:rPr>
           <w:lang w:val="en_US" w:bidi="en_US"/>
         </w:rPr>
-        <w:t>Matthew 23:34</w:t>
+        <w:t>Matthew 23:34 (#1)</w:t>
       </w:r>
       <w:r>
         <w:rPr>
@@ -23369,7 +23369,7 @@
         <w:rPr>
           <w:lang w:val="en_US" w:bidi="en_US"/>
         </w:rPr>
-        <w:t>Matthew 23:35</w:t>
+        <w:t>Matthew 23:35 (#1)</w:t>
       </w:r>
       <w:r>
         <w:rPr>
@@ -23432,7 +23432,7 @@
         <w:rPr>
           <w:lang w:val="en_US" w:bidi="en_US"/>
         </w:rPr>
-        <w:t>Matthew 23:36</w:t>
+        <w:t>Matthew 23:36 (#1)</w:t>
       </w:r>
       <w:r>
         <w:rPr>
@@ -23495,7 +23495,7 @@
         <w:rPr>
           <w:lang w:val="en_US" w:bidi="en_US"/>
         </w:rPr>
-        <w:t>Matthew 23:37</w:t>
+        <w:t>Matthew 23:37 (#1)</w:t>
       </w:r>
       <w:r>
         <w:rPr>
@@ -23558,7 +23558,7 @@
         <w:rPr>
           <w:lang w:val="en_US" w:bidi="en_US"/>
         </w:rPr>
-        <w:t>Matthew 23:38</w:t>
+        <w:t>Matthew 23:38 (#1)</w:t>
       </w:r>
       <w:r>
         <w:rPr>
@@ -23621,7 +23621,7 @@
         <w:rPr>
           <w:lang w:val="en_US" w:bidi="en_US"/>
         </w:rPr>
-        <w:t>Matthew 24:2</w:t>
+        <w:t>Matthew 24:2 (#1)</w:t>
       </w:r>
       <w:r>
         <w:rPr>
@@ -23684,7 +23684,7 @@
         <w:rPr>
           <w:lang w:val="en_US" w:bidi="en_US"/>
         </w:rPr>
-        <w:t>Matthew 24:3</w:t>
+        <w:t>Matthew 24:3 (#1)</w:t>
       </w:r>
       <w:r>
         <w:rPr>
@@ -23718,36 +23718,36 @@
         <w:rPr>
           <w:lang w:val="en_US" w:bidi="en_US"/>
         </w:rPr>
-        <w:t>The disciples asked Jesus when these things would happen, and what would be the sign of his coming and the end of the world?</w:t>
-      </w:r>
-      <w:r>
-        <w:rPr>
-          <w:lang w:val="en_US" w:bidi="en_US"/>
-        </w:rPr>
-      </w:r>
-      <w:r>
-        <w:rPr>
-          <w:lang w:val="en_US" w:bidi="en_US"/>
-        </w:rPr>
-      </w:r>
-    </w:p>
-    <w:p>
-      <w:pPr/>
-      <w:r>
-        <w:rPr>
-          <w:lang w:val="en_US" w:bidi="en_US"/>
-        </w:rPr>
-      </w:r>
-    </w:p>
-    <w:p>
-      <w:pPr>
-        <w:pStyle w:val="Heading2"/>
-      </w:pPr>
-      <w:r>
-        <w:rPr>
-          <w:lang w:val="en_US" w:bidi="en_US"/>
-        </w:rPr>
-        <w:t>Matthew 24:5</w:t>
+        <w:t>The disciples asked Jesus when these things would happen, and what would be the sign of his coming and the end of the world.</w:t>
+      </w:r>
+      <w:r>
+        <w:rPr>
+          <w:lang w:val="en_US" w:bidi="en_US"/>
+        </w:rPr>
+      </w:r>
+      <w:r>
+        <w:rPr>
+          <w:lang w:val="en_US" w:bidi="en_US"/>
+        </w:rPr>
+      </w:r>
+    </w:p>
+    <w:p>
+      <w:pPr/>
+      <w:r>
+        <w:rPr>
+          <w:lang w:val="en_US" w:bidi="en_US"/>
+        </w:rPr>
+      </w:r>
+    </w:p>
+    <w:p>
+      <w:pPr>
+        <w:pStyle w:val="Heading2"/>
+      </w:pPr>
+      <w:r>
+        <w:rPr>
+          <w:lang w:val="en_US" w:bidi="en_US"/>
+        </w:rPr>
+        <w:t>Matthew 24:5 (#1)</w:t>
       </w:r>
       <w:r>
         <w:rPr>
@@ -23810,7 +23810,7 @@
         <w:rPr>
           <w:lang w:val="en_US" w:bidi="en_US"/>
         </w:rPr>
-        <w:t>Matthew 24:6–8</w:t>
+        <w:t>Matthew 24:6–8 (#1)</w:t>
       </w:r>
       <w:r>
         <w:rPr>
@@ -23873,7 +23873,7 @@
         <w:rPr>
           <w:lang w:val="en_US" w:bidi="en_US"/>
         </w:rPr>
-        <w:t>Matthew 24:9–10</w:t>
+        <w:t>Matthew 24:9–10 (#1)</w:t>
       </w:r>
       <w:r>
         <w:rPr>
@@ -23936,7 +23936,7 @@
         <w:rPr>
           <w:lang w:val="en_US" w:bidi="en_US"/>
         </w:rPr>
-        <w:t>Matthew 24:13</w:t>
+        <w:t>Matthew 24:13 (#1)</w:t>
       </w:r>
       <w:r>
         <w:rPr>
@@ -23999,7 +23999,7 @@
         <w:rPr>
           <w:lang w:val="en_US" w:bidi="en_US"/>
         </w:rPr>
-        <w:t>Matthew 24:14</w:t>
+        <w:t>Matthew 24:14 (#1)</w:t>
       </w:r>
       <w:r>
         <w:rPr>
@@ -24062,7 +24062,7 @@
         <w:rPr>
           <w:lang w:val="en_US" w:bidi="en_US"/>
         </w:rPr>
-        <w:t>Matthew 24:15–16</w:t>
+        <w:t>Matthew 24:15–16 (#1)</w:t>
       </w:r>
       <w:r>
         <w:rPr>
@@ -24125,7 +24125,7 @@
         <w:rPr>
           <w:lang w:val="en_US" w:bidi="en_US"/>
         </w:rPr>
-        <w:t>Matthew 24:21</w:t>
+        <w:t>Matthew 24:21 (#1)</w:t>
       </w:r>
       <w:r>
         <w:rPr>
@@ -24188,7 +24188,7 @@
         <w:rPr>
           <w:lang w:val="en_US" w:bidi="en_US"/>
         </w:rPr>
-        <w:t>Matthew 24:24</w:t>
+        <w:t>Matthew 24:24 (#1)</w:t>
       </w:r>
       <w:r>
         <w:rPr>
@@ -24251,7 +24251,7 @@
         <w:rPr>
           <w:lang w:val="en_US" w:bidi="en_US"/>
         </w:rPr>
-        <w:t>Matthew 24:27</w:t>
+        <w:t>Matthew 24:27 (#1)</w:t>
       </w:r>
       <w:r>
         <w:rPr>
@@ -24314,7 +24314,7 @@
         <w:rPr>
           <w:lang w:val="en_US" w:bidi="en_US"/>
         </w:rPr>
-        <w:t>Matthew 24:29</w:t>
+        <w:t>Matthew 24:29 (#1)</w:t>
       </w:r>
       <w:r>
         <w:rPr>
@@ -24377,7 +24377,7 @@
         <w:rPr>
           <w:lang w:val="en_US" w:bidi="en_US"/>
         </w:rPr>
-        <w:t>Matthew 24:30</w:t>
+        <w:t>Matthew 24:30 (#1)</w:t>
       </w:r>
       <w:r>
         <w:rPr>
@@ -24440,7 +24440,7 @@
         <w:rPr>
           <w:lang w:val="en_US" w:bidi="en_US"/>
         </w:rPr>
-        <w:t>Matthew 24:31</w:t>
+        <w:t>Matthew 24:31 (#1)</w:t>
       </w:r>
       <w:r>
         <w:rPr>
@@ -24503,7 +24503,7 @@
         <w:rPr>
           <w:lang w:val="en_US" w:bidi="en_US"/>
         </w:rPr>
-        <w:t>Matthew 24:34</w:t>
+        <w:t>Matthew 24:34 (#1)</w:t>
       </w:r>
       <w:r>
         <w:rPr>
@@ -24566,7 +24566,7 @@
         <w:rPr>
           <w:lang w:val="en_US" w:bidi="en_US"/>
         </w:rPr>
-        <w:t>Matthew 24:35</w:t>
+        <w:t>Matthew 24:35 (#1)</w:t>
       </w:r>
       <w:r>
         <w:rPr>
@@ -24629,7 +24629,7 @@
         <w:rPr>
           <w:lang w:val="en_US" w:bidi="en_US"/>
         </w:rPr>
-        <w:t>Matthew 24:36</w:t>
+        <w:t>Matthew 24:36 (#1)</w:t>
       </w:r>
       <w:r>
         <w:rPr>
@@ -24692,7 +24692,7 @@
         <w:rPr>
           <w:lang w:val="en_US" w:bidi="en_US"/>
         </w:rPr>
-        <w:t>Matthew 24:37–39</w:t>
+        <w:t>Matthew 24:37–39 (#1)</w:t>
       </w:r>
       <w:r>
         <w:rPr>
@@ -24755,7 +24755,7 @@
         <w:rPr>
           <w:lang w:val="en_US" w:bidi="en_US"/>
         </w:rPr>
-        <w:t>Matthew 24:42</w:t>
+        <w:t>Matthew 24:42 (#1)</w:t>
       </w:r>
       <w:r>
         <w:rPr>
@@ -24818,7 +24818,7 @@
         <w:rPr>
           <w:lang w:val="en_US" w:bidi="en_US"/>
         </w:rPr>
-        <w:t>Matthew 24:45–46</w:t>
+        <w:t>Matthew 24:45–46 (#1)</w:t>
       </w:r>
       <w:r>
         <w:rPr>
@@ -24881,7 +24881,7 @@
         <w:rPr>
           <w:lang w:val="en_US" w:bidi="en_US"/>
         </w:rPr>
-        <w:t>Matthew 24:47</w:t>
+        <w:t>Matthew 24:47 (#1)</w:t>
       </w:r>
       <w:r>
         <w:rPr>
@@ -24944,7 +24944,7 @@
         <w:rPr>
           <w:lang w:val="en_US" w:bidi="en_US"/>
         </w:rPr>
-        <w:t>Matthew 24:48–49</w:t>
+        <w:t>Matthew 24:48–49 (#1)</w:t>
       </w:r>
       <w:r>
         <w:rPr>
@@ -25007,7 +25007,7 @@
         <w:rPr>
           <w:lang w:val="en_US" w:bidi="en_US"/>
         </w:rPr>
-        <w:t>Matthew 24:51</w:t>
+        <w:t>Matthew 24:51 (#1)</w:t>
       </w:r>
       <w:r>
         <w:rPr>
@@ -25070,7 +25070,7 @@
         <w:rPr>
           <w:lang w:val="en_US" w:bidi="en_US"/>
         </w:rPr>
-        <w:t>Matthew 25:3</w:t>
+        <w:t>Matthew 25:3 (#1)</w:t>
       </w:r>
       <w:r>
         <w:rPr>
@@ -25133,7 +25133,7 @@
         <w:rPr>
           <w:lang w:val="en_US" w:bidi="en_US"/>
         </w:rPr>
-        <w:t>Matthew 25:4</w:t>
+        <w:t>Matthew 25:4 (#1)</w:t>
       </w:r>
       <w:r>
         <w:rPr>
@@ -25196,7 +25196,7 @@
         <w:rPr>
           <w:lang w:val="en_US" w:bidi="en_US"/>
         </w:rPr>
-        <w:t>Matthew 25:5–6</w:t>
+        <w:t>Matthew 25:5–6 (#1)</w:t>
       </w:r>
       <w:r>
         <w:rPr>
@@ -25259,7 +25259,7 @@
         <w:rPr>
           <w:lang w:val="en_US" w:bidi="en_US"/>
         </w:rPr>
-        <w:t>Matthew 25:10</w:t>
+        <w:t>Matthew 25:10 (#1)</w:t>
       </w:r>
       <w:r>
         <w:rPr>
@@ -25322,7 +25322,7 @@
         <w:rPr>
           <w:lang w:val="en_US" w:bidi="en_US"/>
         </w:rPr>
-        <w:t>Matthew 25:10–12</w:t>
+        <w:t>Matthew 25:10–12 (#1)</w:t>
       </w:r>
       <w:r>
         <w:rPr>
@@ -25385,7 +25385,7 @@
         <w:rPr>
           <w:lang w:val="en_US" w:bidi="en_US"/>
         </w:rPr>
-        <w:t>Matthew 25:13</w:t>
+        <w:t>Matthew 25:13 (#1)</w:t>
       </w:r>
       <w:r>
         <w:rPr>
@@ -25448,7 +25448,7 @@
         <w:rPr>
           <w:lang w:val="en_US" w:bidi="en_US"/>
         </w:rPr>
-        <w:t>Matthew 25:16–17</w:t>
+        <w:t>Matthew 25:16–17 (#1)</w:t>
       </w:r>
       <w:r>
         <w:rPr>
@@ -25511,7 +25511,7 @@
         <w:rPr>
           <w:lang w:val="en_US" w:bidi="en_US"/>
         </w:rPr>
-        <w:t>Matthew 25:18</w:t>
+        <w:t>Matthew 25:18 (#1)</w:t>
       </w:r>
       <w:r>
         <w:rPr>
@@ -25574,7 +25574,7 @@
         <w:rPr>
           <w:lang w:val="en_US" w:bidi="en_US"/>
         </w:rPr>
-        <w:t>Matthew 25:19</w:t>
+        <w:t>Matthew 25:19 (#1)</w:t>
       </w:r>
       <w:r>
         <w:rPr>
@@ -25637,7 +25637,7 @@
         <w:rPr>
           <w:lang w:val="en_US" w:bidi="en_US"/>
         </w:rPr>
-        <w:t>Matthew 25:20–21</w:t>
+        <w:t>Matthew 25:20–21 (#1)</w:t>
       </w:r>
       <w:r>
         <w:rPr>
@@ -25700,7 +25700,7 @@
         <w:rPr>
           <w:lang w:val="en_US" w:bidi="en_US"/>
         </w:rPr>
-        <w:t>Matthew 25:26–30</w:t>
+        <w:t>Matthew 25:26–30 (#1)</w:t>
       </w:r>
       <w:r>
         <w:rPr>
@@ -25763,7 +25763,7 @@
         <w:rPr>
           <w:lang w:val="en_US" w:bidi="en_US"/>
         </w:rPr>
-        <w:t>Matthew 25:31–32</w:t>
+        <w:t>Matthew 25:31–32 (#1)</w:t>
       </w:r>
       <w:r>
         <w:rPr>
@@ -25826,7 +25826,7 @@
         <w:rPr>
           <w:lang w:val="en_US" w:bidi="en_US"/>
         </w:rPr>
-        <w:t>Matthew 25:34</w:t>
+        <w:t>Matthew 25:34 (#1)</w:t>
       </w:r>
       <w:r>
         <w:rPr>
@@ -25889,7 +25889,7 @@
         <w:rPr>
           <w:lang w:val="en_US" w:bidi="en_US"/>
         </w:rPr>
-        <w:t>Matthew 25:35–36</w:t>
+        <w:t>Matthew 25:35–36 (#1)</w:t>
       </w:r>
       <w:r>
         <w:rPr>
@@ -25952,7 +25952,7 @@
         <w:rPr>
           <w:lang w:val="en_US" w:bidi="en_US"/>
         </w:rPr>
-        <w:t>Matthew 25:41</w:t>
+        <w:t>Matthew 25:41 (#1)</w:t>
       </w:r>
       <w:r>
         <w:rPr>
@@ -26015,7 +26015,7 @@
         <w:rPr>
           <w:lang w:val="en_US" w:bidi="en_US"/>
         </w:rPr>
-        <w:t>Matthew 25:42–43</w:t>
+        <w:t>Matthew 25:42–43 (#1)</w:t>
       </w:r>
       <w:r>
         <w:rPr>
@@ -26078,7 +26078,7 @@
         <w:rPr>
           <w:lang w:val="en_US" w:bidi="en_US"/>
         </w:rPr>
-        <w:t>Matthew 26:2</w:t>
+        <w:t>Matthew 26:2 (#1)</w:t>
       </w:r>
       <w:r>
         <w:rPr>
@@ -26141,7 +26141,7 @@
         <w:rPr>
           <w:lang w:val="en_US" w:bidi="en_US"/>
         </w:rPr>
-        <w:t>Matthew 26:4</w:t>
+        <w:t>Matthew 26:4 (#1)</w:t>
       </w:r>
       <w:r>
         <w:rPr>
@@ -26204,7 +26204,7 @@
         <w:rPr>
           <w:lang w:val="en_US" w:bidi="en_US"/>
         </w:rPr>
-        <w:t>Matthew 26:5</w:t>
+        <w:t>Matthew 26:5 (#1)</w:t>
       </w:r>
       <w:r>
         <w:rPr>
@@ -26267,7 +26267,7 @@
         <w:rPr>
           <w:lang w:val="en_US" w:bidi="en_US"/>
         </w:rPr>
-        <w:t>Matthew 26:6–9</w:t>
+        <w:t>Matthew 26:6–9 (#1)</w:t>
       </w:r>
       <w:r>
         <w:rPr>
@@ -26330,7 +26330,7 @@
         <w:rPr>
           <w:lang w:val="en_US" w:bidi="en_US"/>
         </w:rPr>
-        <w:t>Matthew 26:12</w:t>
+        <w:t>Matthew 26:12 (#1)</w:t>
       </w:r>
       <w:r>
         <w:rPr>
@@ -26393,7 +26393,7 @@
         <w:rPr>
           <w:lang w:val="en_US" w:bidi="en_US"/>
         </w:rPr>
-        <w:t>Matthew 26:14–15</w:t>
+        <w:t>Matthew 26:14–15 (#1)</w:t>
       </w:r>
       <w:r>
         <w:rPr>
@@ -26456,7 +26456,7 @@
         <w:rPr>
           <w:lang w:val="en_US" w:bidi="en_US"/>
         </w:rPr>
-        <w:t>Matthew 26:21</w:t>
+        <w:t>Matthew 26:21 (#1)</w:t>
       </w:r>
       <w:r>
         <w:rPr>
@@ -26519,7 +26519,7 @@
         <w:rPr>
           <w:lang w:val="en_US" w:bidi="en_US"/>
         </w:rPr>
-        <w:t>Matthew 26:24</w:t>
+        <w:t>Matthew 26:24 (#1)</w:t>
       </w:r>
       <w:r>
         <w:rPr>
@@ -26582,7 +26582,7 @@
         <w:rPr>
           <w:lang w:val="en_US" w:bidi="en_US"/>
         </w:rPr>
-        <w:t>Matthew 26:25</w:t>
+        <w:t>Matthew 26:25 (#1)</w:t>
       </w:r>
       <w:r>
         <w:rPr>
@@ -26616,36 +26616,36 @@
         <w:rPr>
           <w:lang w:val="en_US" w:bidi="en_US"/>
         </w:rPr>
-        <w:t>Jesus answered, “You have said it yourself”.</w:t>
-      </w:r>
-      <w:r>
-        <w:rPr>
-          <w:lang w:val="en_US" w:bidi="en_US"/>
-        </w:rPr>
-      </w:r>
-      <w:r>
-        <w:rPr>
-          <w:lang w:val="en_US" w:bidi="en_US"/>
-        </w:rPr>
-      </w:r>
-    </w:p>
-    <w:p>
-      <w:pPr/>
-      <w:r>
-        <w:rPr>
-          <w:lang w:val="en_US" w:bidi="en_US"/>
-        </w:rPr>
-      </w:r>
-    </w:p>
-    <w:p>
-      <w:pPr>
-        <w:pStyle w:val="Heading2"/>
-      </w:pPr>
-      <w:r>
-        <w:rPr>
-          <w:lang w:val="en_US" w:bidi="en_US"/>
-        </w:rPr>
-        <w:t>Matthew 26:26</w:t>
+        <w:t>Jesus answered, “You have said it yourself.”</w:t>
+      </w:r>
+      <w:r>
+        <w:rPr>
+          <w:lang w:val="en_US" w:bidi="en_US"/>
+        </w:rPr>
+      </w:r>
+      <w:r>
+        <w:rPr>
+          <w:lang w:val="en_US" w:bidi="en_US"/>
+        </w:rPr>
+      </w:r>
+    </w:p>
+    <w:p>
+      <w:pPr/>
+      <w:r>
+        <w:rPr>
+          <w:lang w:val="en_US" w:bidi="en_US"/>
+        </w:rPr>
+      </w:r>
+    </w:p>
+    <w:p>
+      <w:pPr>
+        <w:pStyle w:val="Heading2"/>
+      </w:pPr>
+      <w:r>
+        <w:rPr>
+          <w:lang w:val="en_US" w:bidi="en_US"/>
+        </w:rPr>
+        <w:t>Matthew 26:26 (#1)</w:t>
       </w:r>
       <w:r>
         <w:rPr>
@@ -26679,36 +26679,36 @@
         <w:rPr>
           <w:lang w:val="en_US" w:bidi="en_US"/>
         </w:rPr>
-        <w:t>Jesus said, “Take, eat. This is my body”.</w:t>
-      </w:r>
-      <w:r>
-        <w:rPr>
-          <w:lang w:val="en_US" w:bidi="en_US"/>
-        </w:rPr>
-      </w:r>
-      <w:r>
-        <w:rPr>
-          <w:lang w:val="en_US" w:bidi="en_US"/>
-        </w:rPr>
-      </w:r>
-    </w:p>
-    <w:p>
-      <w:pPr/>
-      <w:r>
-        <w:rPr>
-          <w:lang w:val="en_US" w:bidi="en_US"/>
-        </w:rPr>
-      </w:r>
-    </w:p>
-    <w:p>
-      <w:pPr>
-        <w:pStyle w:val="Heading2"/>
-      </w:pPr>
-      <w:r>
-        <w:rPr>
-          <w:lang w:val="en_US" w:bidi="en_US"/>
-        </w:rPr>
-        <w:t>Matthew 26:28</w:t>
+        <w:t>Jesus said, “Take, eat. This is my body.”</w:t>
+      </w:r>
+      <w:r>
+        <w:rPr>
+          <w:lang w:val="en_US" w:bidi="en_US"/>
+        </w:rPr>
+      </w:r>
+      <w:r>
+        <w:rPr>
+          <w:lang w:val="en_US" w:bidi="en_US"/>
+        </w:rPr>
+      </w:r>
+    </w:p>
+    <w:p>
+      <w:pPr/>
+      <w:r>
+        <w:rPr>
+          <w:lang w:val="en_US" w:bidi="en_US"/>
+        </w:rPr>
+      </w:r>
+    </w:p>
+    <w:p>
+      <w:pPr>
+        <w:pStyle w:val="Heading2"/>
+      </w:pPr>
+      <w:r>
+        <w:rPr>
+          <w:lang w:val="en_US" w:bidi="en_US"/>
+        </w:rPr>
+        <w:t>Matthew 26:28 (#1)</w:t>
       </w:r>
       <w:r>
         <w:rPr>
@@ -26771,7 +26771,7 @@
         <w:rPr>
           <w:lang w:val="en_US" w:bidi="en_US"/>
         </w:rPr>
-        <w:t>Matthew 26:30–31</w:t>
+        <w:t>Matthew 26:30–31 (#1)</w:t>
       </w:r>
       <w:r>
         <w:rPr>
@@ -26834,7 +26834,7 @@
         <w:rPr>
           <w:lang w:val="en_US" w:bidi="en_US"/>
         </w:rPr>
-        <w:t>Matthew 26:33–34</w:t>
+        <w:t>Matthew 26:33–34 (#1)</w:t>
       </w:r>
       <w:r>
         <w:rPr>
@@ -26897,7 +26897,7 @@
         <w:rPr>
           <w:lang w:val="en_US" w:bidi="en_US"/>
         </w:rPr>
-        <w:t>Matthew 26:37–38</w:t>
+        <w:t>Matthew 26:37–38 (#1)</w:t>
       </w:r>
       <w:r>
         <w:rPr>
@@ -26960,7 +26960,7 @@
         <w:rPr>
           <w:lang w:val="en_US" w:bidi="en_US"/>
         </w:rPr>
-        <w:t>Matthew 26:39</w:t>
+        <w:t>Matthew 26:39 (#1)</w:t>
       </w:r>
       <w:r>
         <w:rPr>
@@ -27023,7 +27023,7 @@
         <w:rPr>
           <w:lang w:val="en_US" w:bidi="en_US"/>
         </w:rPr>
-        <w:t>Matthew 26:40</w:t>
+        <w:t>Matthew 26:40 (#1)</w:t>
       </w:r>
       <w:r>
         <w:rPr>
@@ -27086,7 +27086,7 @@
         <w:rPr>
           <w:lang w:val="en_US" w:bidi="en_US"/>
         </w:rPr>
-        <w:t>Matthew 26:42</w:t>
+        <w:t>Matthew 26:42 (#1)</w:t>
       </w:r>
       <w:r>
         <w:rPr>
@@ -27149,7 +27149,7 @@
         <w:rPr>
           <w:lang w:val="en_US" w:bidi="en_US"/>
         </w:rPr>
-        <w:t>Matthew 26:42–44</w:t>
+        <w:t>Matthew 26:42–44 (#1)</w:t>
       </w:r>
       <w:r>
         <w:rPr>
@@ -27212,7 +27212,7 @@
         <w:rPr>
           <w:lang w:val="en_US" w:bidi="en_US"/>
         </w:rPr>
-        <w:t>Matthew 26:47–48</w:t>
+        <w:t>Matthew 26:47–48 (#1)</w:t>
       </w:r>
       <w:r>
         <w:rPr>
@@ -27275,7 +27275,7 @@
         <w:rPr>
           <w:lang w:val="en_US" w:bidi="en_US"/>
         </w:rPr>
-        <w:t>Matthew 26:51</w:t>
+        <w:t>Matthew 26:51 (#1)</w:t>
       </w:r>
       <w:r>
         <w:rPr>
@@ -27338,7 +27338,7 @@
         <w:rPr>
           <w:lang w:val="en_US" w:bidi="en_US"/>
         </w:rPr>
-        <w:t>Matthew 26:53</w:t>
+        <w:t>Matthew 26:53 (#1)</w:t>
       </w:r>
       <w:r>
         <w:rPr>
@@ -27401,7 +27401,7 @@
         <w:rPr>
           <w:lang w:val="en_US" w:bidi="en_US"/>
         </w:rPr>
-        <w:t>Matthew 26:54</w:t>
+        <w:t>Matthew 26:54 (#1)</w:t>
       </w:r>
       <w:r>
         <w:rPr>
@@ -27464,7 +27464,7 @@
         <w:rPr>
           <w:lang w:val="en_US" w:bidi="en_US"/>
         </w:rPr>
-        <w:t>Matthew 26:56</w:t>
+        <w:t>Matthew 26:56 (#1)</w:t>
       </w:r>
       <w:r>
         <w:rPr>
@@ -27527,7 +27527,7 @@
         <w:rPr>
           <w:lang w:val="en_US" w:bidi="en_US"/>
         </w:rPr>
-        <w:t>Matthew 26:59</w:t>
+        <w:t>Matthew 26:59 (#1)</w:t>
       </w:r>
       <w:r>
         <w:rPr>
@@ -27590,7 +27590,7 @@
         <w:rPr>
           <w:lang w:val="en_US" w:bidi="en_US"/>
         </w:rPr>
-        <w:t>Matthew 26:63</w:t>
+        <w:t>Matthew 26:63 (#1)</w:t>
       </w:r>
       <w:r>
         <w:rPr>
@@ -27653,7 +27653,7 @@
         <w:rPr>
           <w:lang w:val="en_US" w:bidi="en_US"/>
         </w:rPr>
-        <w:t>Matthew 26:64</w:t>
+        <w:t>Matthew 26:64 (#1)</w:t>
       </w:r>
       <w:r>
         <w:rPr>
@@ -27687,7 +27687,7 @@
         <w:rPr>
           <w:lang w:val="en_US" w:bidi="en_US"/>
         </w:rPr>
-        <w:t>Jesus said, “You have said it yourself”.</w:t>
+        <w:t>Jesus said, “You have said it yourself.”</w:t>
       </w:r>
       <w:r>
         <w:rPr>
@@ -27779,7 +27779,7 @@
         <w:rPr>
           <w:lang w:val="en_US" w:bidi="en_US"/>
         </w:rPr>
-        <w:t>Matthew 26:65</w:t>
+        <w:t>Matthew 26:65 (#1)</w:t>
       </w:r>
       <w:r>
         <w:rPr>
@@ -27842,7 +27842,7 @@
         <w:rPr>
           <w:lang w:val="en_US" w:bidi="en_US"/>
         </w:rPr>
-        <w:t>Matthew 26:67</w:t>
+        <w:t>Matthew 26:67 (#1)</w:t>
       </w:r>
       <w:r>
         <w:rPr>
@@ -27905,7 +27905,7 @@
         <w:rPr>
           <w:lang w:val="en_US" w:bidi="en_US"/>
         </w:rPr>
-        <w:t>Matthew 26:73–75</w:t>
+        <w:t>Matthew 26:73–75 (#1)</w:t>
       </w:r>
       <w:r>
         <w:rPr>
@@ -27968,7 +27968,7 @@
         <w:rPr>
           <w:lang w:val="en_US" w:bidi="en_US"/>
         </w:rPr>
-        <w:t>Matthew 26:74</w:t>
+        <w:t>Matthew 26:74 (#1)</w:t>
       </w:r>
       <w:r>
         <w:rPr>
@@ -28031,7 +28031,7 @@
         <w:rPr>
           <w:lang w:val="en_US" w:bidi="en_US"/>
         </w:rPr>
-        <w:t>Matthew 26:75</w:t>
+        <w:t>Matthew 26:75 (#1)</w:t>
       </w:r>
       <w:r>
         <w:rPr>
@@ -28094,7 +28094,7 @@
         <w:rPr>
           <w:lang w:val="en_US" w:bidi="en_US"/>
         </w:rPr>
-        <w:t>Matthew 27:2</w:t>
+        <w:t>Matthew 27:2 (#1)</w:t>
       </w:r>
       <w:r>
         <w:rPr>
@@ -28157,7 +28157,7 @@
         <w:rPr>
           <w:lang w:val="en_US" w:bidi="en_US"/>
         </w:rPr>
-        <w:t>Matthew 27:3–5</w:t>
+        <w:t>Matthew 27:3–5 (#1)</w:t>
       </w:r>
       <w:r>
         <w:rPr>
@@ -28220,7 +28220,7 @@
         <w:rPr>
           <w:lang w:val="en_US" w:bidi="en_US"/>
         </w:rPr>
-        <w:t>Matthew 27:6–7</w:t>
+        <w:t>Matthew 27:6–7 (#1)</w:t>
       </w:r>
       <w:r>
         <w:rPr>
@@ -28283,7 +28283,7 @@
         <w:rPr>
           <w:lang w:val="en_US" w:bidi="en_US"/>
         </w:rPr>
-        <w:t>Matthew 27:9–10</w:t>
+        <w:t>Matthew 27:9–10 (#1)</w:t>
       </w:r>
       <w:r>
         <w:rPr>
@@ -28346,7 +28346,7 @@
         <w:rPr>
           <w:lang w:val="en_US" w:bidi="en_US"/>
         </w:rPr>
-        <w:t>Matthew 27:11</w:t>
+        <w:t>Matthew 27:11 (#1)</w:t>
       </w:r>
       <w:r>
         <w:rPr>
@@ -28380,36 +28380,36 @@
         <w:rPr>
           <w:lang w:val="en_US" w:bidi="en_US"/>
         </w:rPr>
-        <w:t>Pilate asked Jesus if he was the King of the Jews, and Jesus answered, “You say so”.</w:t>
-      </w:r>
-      <w:r>
-        <w:rPr>
-          <w:lang w:val="en_US" w:bidi="en_US"/>
-        </w:rPr>
-      </w:r>
-      <w:r>
-        <w:rPr>
-          <w:lang w:val="en_US" w:bidi="en_US"/>
-        </w:rPr>
-      </w:r>
-    </w:p>
-    <w:p>
-      <w:pPr/>
-      <w:r>
-        <w:rPr>
-          <w:lang w:val="en_US" w:bidi="en_US"/>
-        </w:rPr>
-      </w:r>
-    </w:p>
-    <w:p>
-      <w:pPr>
-        <w:pStyle w:val="Heading2"/>
-      </w:pPr>
-      <w:r>
-        <w:rPr>
-          <w:lang w:val="en_US" w:bidi="en_US"/>
-        </w:rPr>
-        <w:t>Matthew 27:12–14</w:t>
+        <w:t>Pilate asked Jesus if he was the King of the Jews, and Jesus answered, “You say so.”</w:t>
+      </w:r>
+      <w:r>
+        <w:rPr>
+          <w:lang w:val="en_US" w:bidi="en_US"/>
+        </w:rPr>
+      </w:r>
+      <w:r>
+        <w:rPr>
+          <w:lang w:val="en_US" w:bidi="en_US"/>
+        </w:rPr>
+      </w:r>
+    </w:p>
+    <w:p>
+      <w:pPr/>
+      <w:r>
+        <w:rPr>
+          <w:lang w:val="en_US" w:bidi="en_US"/>
+        </w:rPr>
+      </w:r>
+    </w:p>
+    <w:p>
+      <w:pPr>
+        <w:pStyle w:val="Heading2"/>
+      </w:pPr>
+      <w:r>
+        <w:rPr>
+          <w:lang w:val="en_US" w:bidi="en_US"/>
+        </w:rPr>
+        <w:t>Matthew 27:12–14 (#1)</w:t>
       </w:r>
       <w:r>
         <w:rPr>
@@ -28472,7 +28472,7 @@
         <w:rPr>
           <w:lang w:val="en_US" w:bidi="en_US"/>
         </w:rPr>
-        <w:t>Matthew 27:15–16</w:t>
+        <w:t>Matthew 27:15–16 (#1)</w:t>
       </w:r>
       <w:r>
         <w:rPr>
@@ -28535,7 +28535,7 @@
         <w:rPr>
           <w:lang w:val="en_US" w:bidi="en_US"/>
         </w:rPr>
-        <w:t>Matthew 27:19</w:t>
+        <w:t>Matthew 27:19 (#1)</w:t>
       </w:r>
       <w:r>
         <w:rPr>
@@ -28598,7 +28598,7 @@
         <w:rPr>
           <w:lang w:val="en_US" w:bidi="en_US"/>
         </w:rPr>
-        <w:t>Matthew 27:20</w:t>
+        <w:t>Matthew 27:20 (#1)</w:t>
       </w:r>
       <w:r>
         <w:rPr>
@@ -28661,7 +28661,7 @@
         <w:rPr>
           <w:lang w:val="en_US" w:bidi="en_US"/>
         </w:rPr>
-        <w:t>Matthew 27:22</w:t>
+        <w:t>Matthew 27:22 (#1)</w:t>
       </w:r>
       <w:r>
         <w:rPr>
@@ -28724,7 +28724,7 @@
         <w:rPr>
           <w:lang w:val="en_US" w:bidi="en_US"/>
         </w:rPr>
-        <w:t>Matthew 27:24</w:t>
+        <w:t>Matthew 27:24 (#1)</w:t>
       </w:r>
       <w:r>
         <w:rPr>
@@ -28787,7 +28787,7 @@
         <w:rPr>
           <w:lang w:val="en_US" w:bidi="en_US"/>
         </w:rPr>
-        <w:t>Matthew 27:25</w:t>
+        <w:t>Matthew 27:25 (#1)</w:t>
       </w:r>
       <w:r>
         <w:rPr>
@@ -28821,36 +28821,36 @@
         <w:rPr>
           <w:lang w:val="en_US" w:bidi="en_US"/>
         </w:rPr>
-        <w:t>The people said, “May his blood be on us and our children”.</w:t>
-      </w:r>
-      <w:r>
-        <w:rPr>
-          <w:lang w:val="en_US" w:bidi="en_US"/>
-        </w:rPr>
-      </w:r>
-      <w:r>
-        <w:rPr>
-          <w:lang w:val="en_US" w:bidi="en_US"/>
-        </w:rPr>
-      </w:r>
-    </w:p>
-    <w:p>
-      <w:pPr/>
-      <w:r>
-        <w:rPr>
-          <w:lang w:val="en_US" w:bidi="en_US"/>
-        </w:rPr>
-      </w:r>
-    </w:p>
-    <w:p>
-      <w:pPr>
-        <w:pStyle w:val="Heading2"/>
-      </w:pPr>
-      <w:r>
-        <w:rPr>
-          <w:lang w:val="en_US" w:bidi="en_US"/>
-        </w:rPr>
-        <w:t>Matthew 27:27–29</w:t>
+        <w:t>The people said, “May his blood be on us and our children.”</w:t>
+      </w:r>
+      <w:r>
+        <w:rPr>
+          <w:lang w:val="en_US" w:bidi="en_US"/>
+        </w:rPr>
+      </w:r>
+      <w:r>
+        <w:rPr>
+          <w:lang w:val="en_US" w:bidi="en_US"/>
+        </w:rPr>
+      </w:r>
+    </w:p>
+    <w:p>
+      <w:pPr/>
+      <w:r>
+        <w:rPr>
+          <w:lang w:val="en_US" w:bidi="en_US"/>
+        </w:rPr>
+      </w:r>
+    </w:p>
+    <w:p>
+      <w:pPr>
+        <w:pStyle w:val="Heading2"/>
+      </w:pPr>
+      <w:r>
+        <w:rPr>
+          <w:lang w:val="en_US" w:bidi="en_US"/>
+        </w:rPr>
+        <w:t>Matthew 27:27–29 (#1)</w:t>
       </w:r>
       <w:r>
         <w:rPr>
@@ -28913,7 +28913,7 @@
         <w:rPr>
           <w:lang w:val="en_US" w:bidi="en_US"/>
         </w:rPr>
-        <w:t>Matthew 27:32</w:t>
+        <w:t>Matthew 27:32 (#1)</w:t>
       </w:r>
       <w:r>
         <w:rPr>
@@ -28976,7 +28976,7 @@
         <w:rPr>
           <w:lang w:val="en_US" w:bidi="en_US"/>
         </w:rPr>
-        <w:t>Matthew 27:33</w:t>
+        <w:t>Matthew 27:33 (#1)</w:t>
       </w:r>
       <w:r>
         <w:rPr>
@@ -29010,36 +29010,36 @@
         <w:rPr>
           <w:lang w:val="en_US" w:bidi="en_US"/>
         </w:rPr>
-        <w:t>They went to Golgotha, which means “The Place of a Skull”.</w:t>
-      </w:r>
-      <w:r>
-        <w:rPr>
-          <w:lang w:val="en_US" w:bidi="en_US"/>
-        </w:rPr>
-      </w:r>
-      <w:r>
-        <w:rPr>
-          <w:lang w:val="en_US" w:bidi="en_US"/>
-        </w:rPr>
-      </w:r>
-    </w:p>
-    <w:p>
-      <w:pPr/>
-      <w:r>
-        <w:rPr>
-          <w:lang w:val="en_US" w:bidi="en_US"/>
-        </w:rPr>
-      </w:r>
-    </w:p>
-    <w:p>
-      <w:pPr>
-        <w:pStyle w:val="Heading2"/>
-      </w:pPr>
-      <w:r>
-        <w:rPr>
-          <w:lang w:val="en_US" w:bidi="en_US"/>
-        </w:rPr>
-        <w:t>Matthew 27:35–36</w:t>
+        <w:t>They went to Golgotha, which means “The Place of a Skull.”</w:t>
+      </w:r>
+      <w:r>
+        <w:rPr>
+          <w:lang w:val="en_US" w:bidi="en_US"/>
+        </w:rPr>
+      </w:r>
+      <w:r>
+        <w:rPr>
+          <w:lang w:val="en_US" w:bidi="en_US"/>
+        </w:rPr>
+      </w:r>
+    </w:p>
+    <w:p>
+      <w:pPr/>
+      <w:r>
+        <w:rPr>
+          <w:lang w:val="en_US" w:bidi="en_US"/>
+        </w:rPr>
+      </w:r>
+    </w:p>
+    <w:p>
+      <w:pPr>
+        <w:pStyle w:val="Heading2"/>
+      </w:pPr>
+      <w:r>
+        <w:rPr>
+          <w:lang w:val="en_US" w:bidi="en_US"/>
+        </w:rPr>
+        <w:t>Matthew 27:35–36 (#1)</w:t>
       </w:r>
       <w:r>
         <w:rPr>
@@ -29102,7 +29102,7 @@
         <w:rPr>
           <w:lang w:val="en_US" w:bidi="en_US"/>
         </w:rPr>
-        <w:t>Matthew 27:37</w:t>
+        <w:t>Matthew 27:37 (#1)</w:t>
       </w:r>
       <w:r>
         <w:rPr>
@@ -29136,36 +29136,36 @@
         <w:rPr>
           <w:lang w:val="en_US" w:bidi="en_US"/>
         </w:rPr>
-        <w:t>They wrote, “THIS IS JESUS, THE KING OF THE JEWS”.</w:t>
-      </w:r>
-      <w:r>
-        <w:rPr>
-          <w:lang w:val="en_US" w:bidi="en_US"/>
-        </w:rPr>
-      </w:r>
-      <w:r>
-        <w:rPr>
-          <w:lang w:val="en_US" w:bidi="en_US"/>
-        </w:rPr>
-      </w:r>
-    </w:p>
-    <w:p>
-      <w:pPr/>
-      <w:r>
-        <w:rPr>
-          <w:lang w:val="en_US" w:bidi="en_US"/>
-        </w:rPr>
-      </w:r>
-    </w:p>
-    <w:p>
-      <w:pPr>
-        <w:pStyle w:val="Heading2"/>
-      </w:pPr>
-      <w:r>
-        <w:rPr>
-          <w:lang w:val="en_US" w:bidi="en_US"/>
-        </w:rPr>
-        <w:t>Matthew 27:38</w:t>
+        <w:t>They wrote, “THIS IS JESUS, THE KING OF THE JEWS.”</w:t>
+      </w:r>
+      <w:r>
+        <w:rPr>
+          <w:lang w:val="en_US" w:bidi="en_US"/>
+        </w:rPr>
+      </w:r>
+      <w:r>
+        <w:rPr>
+          <w:lang w:val="en_US" w:bidi="en_US"/>
+        </w:rPr>
+      </w:r>
+    </w:p>
+    <w:p>
+      <w:pPr/>
+      <w:r>
+        <w:rPr>
+          <w:lang w:val="en_US" w:bidi="en_US"/>
+        </w:rPr>
+      </w:r>
+    </w:p>
+    <w:p>
+      <w:pPr>
+        <w:pStyle w:val="Heading2"/>
+      </w:pPr>
+      <w:r>
+        <w:rPr>
+          <w:lang w:val="en_US" w:bidi="en_US"/>
+        </w:rPr>
+        <w:t>Matthew 27:38 (#1)</w:t>
       </w:r>
       <w:r>
         <w:rPr>
@@ -29228,7 +29228,7 @@
         <w:rPr>
           <w:lang w:val="en_US" w:bidi="en_US"/>
         </w:rPr>
-        <w:t>Matthew 27:42</w:t>
+        <w:t>Matthew 27:42 (#1)</w:t>
       </w:r>
       <w:r>
         <w:rPr>
@@ -29291,7 +29291,7 @@
         <w:rPr>
           <w:lang w:val="en_US" w:bidi="en_US"/>
         </w:rPr>
-        <w:t>Matthew 27:45</w:t>
+        <w:t>Matthew 27:45 (#1)</w:t>
       </w:r>
       <w:r>
         <w:rPr>
@@ -29354,7 +29354,7 @@
         <w:rPr>
           <w:lang w:val="en_US" w:bidi="en_US"/>
         </w:rPr>
-        <w:t>Matthew 27:46</w:t>
+        <w:t>Matthew 27:46 (#1)</w:t>
       </w:r>
       <w:r>
         <w:rPr>
@@ -29417,7 +29417,7 @@
         <w:rPr>
           <w:lang w:val="en_US" w:bidi="en_US"/>
         </w:rPr>
-        <w:t>Matthew 27:50</w:t>
+        <w:t>Matthew 27:50 (#1)</w:t>
       </w:r>
       <w:r>
         <w:rPr>
@@ -29480,7 +29480,7 @@
         <w:rPr>
           <w:lang w:val="en_US" w:bidi="en_US"/>
         </w:rPr>
-        <w:t>Matthew 27:51</w:t>
+        <w:t>Matthew 27:51 (#1)</w:t>
       </w:r>
       <w:r>
         <w:rPr>
@@ -29543,7 +29543,7 @@
         <w:rPr>
           <w:lang w:val="en_US" w:bidi="en_US"/>
         </w:rPr>
-        <w:t>Matthew 27:52–53</w:t>
+        <w:t>Matthew 27:52–53 (#1)</w:t>
       </w:r>
       <w:r>
         <w:rPr>
@@ -29606,7 +29606,7 @@
         <w:rPr>
           <w:lang w:val="en_US" w:bidi="en_US"/>
         </w:rPr>
-        <w:t>Matthew 27:54</w:t>
+        <w:t>Matthew 27:54 (#1)</w:t>
       </w:r>
       <w:r>
         <w:rPr>
@@ -29640,36 +29640,36 @@
         <w:rPr>
           <w:lang w:val="en_US" w:bidi="en_US"/>
         </w:rPr>
-        <w:t>The centurion testified, “Truly this was the Son of God”.</w:t>
-      </w:r>
-      <w:r>
-        <w:rPr>
-          <w:lang w:val="en_US" w:bidi="en_US"/>
-        </w:rPr>
-      </w:r>
-      <w:r>
-        <w:rPr>
-          <w:lang w:val="en_US" w:bidi="en_US"/>
-        </w:rPr>
-      </w:r>
-    </w:p>
-    <w:p>
-      <w:pPr/>
-      <w:r>
-        <w:rPr>
-          <w:lang w:val="en_US" w:bidi="en_US"/>
-        </w:rPr>
-      </w:r>
-    </w:p>
-    <w:p>
-      <w:pPr>
-        <w:pStyle w:val="Heading2"/>
-      </w:pPr>
-      <w:r>
-        <w:rPr>
-          <w:lang w:val="en_US" w:bidi="en_US"/>
-        </w:rPr>
-        <w:t>Matthew 27:57–58</w:t>
+        <w:t>The centurion testified, “Truly this was the Son of God.”</w:t>
+      </w:r>
+      <w:r>
+        <w:rPr>
+          <w:lang w:val="en_US" w:bidi="en_US"/>
+        </w:rPr>
+      </w:r>
+      <w:r>
+        <w:rPr>
+          <w:lang w:val="en_US" w:bidi="en_US"/>
+        </w:rPr>
+      </w:r>
+    </w:p>
+    <w:p>
+      <w:pPr/>
+      <w:r>
+        <w:rPr>
+          <w:lang w:val="en_US" w:bidi="en_US"/>
+        </w:rPr>
+      </w:r>
+    </w:p>
+    <w:p>
+      <w:pPr>
+        <w:pStyle w:val="Heading2"/>
+      </w:pPr>
+      <w:r>
+        <w:rPr>
+          <w:lang w:val="en_US" w:bidi="en_US"/>
+        </w:rPr>
+        <w:t>Matthew 27:57–58 (#1)</w:t>
       </w:r>
       <w:r>
         <w:rPr>
@@ -29732,7 +29732,7 @@
         <w:rPr>
           <w:lang w:val="en_US" w:bidi="en_US"/>
         </w:rPr>
-        <w:t>Matthew 27:60</w:t>
+        <w:t>Matthew 27:60 (#1)</w:t>
       </w:r>
       <w:r>
         <w:rPr>
@@ -29795,7 +29795,7 @@
         <w:rPr>
           <w:lang w:val="en_US" w:bidi="en_US"/>
         </w:rPr>
-        <w:t>Matthew 27:62–64</w:t>
+        <w:t>Matthew 27:62–64 (#1)</w:t>
       </w:r>
       <w:r>
         <w:rPr>
@@ -29858,7 +29858,7 @@
         <w:rPr>
           <w:lang w:val="en_US" w:bidi="en_US"/>
         </w:rPr>
-        <w:t>Matthew 27:65–66</w:t>
+        <w:t>Matthew 27:65–66 (#1)</w:t>
       </w:r>
       <w:r>
         <w:rPr>
@@ -29921,7 +29921,7 @@
         <w:rPr>
           <w:lang w:val="en_US" w:bidi="en_US"/>
         </w:rPr>
-        <w:t>Matthew 28:1</w:t>
+        <w:t>Matthew 28:1 (#1)</w:t>
       </w:r>
       <w:r>
         <w:rPr>
@@ -29984,7 +29984,7 @@
         <w:rPr>
           <w:lang w:val="en_US" w:bidi="en_US"/>
         </w:rPr>
-        <w:t>Matthew 28:2</w:t>
+        <w:t>Matthew 28:2 (#1)</w:t>
       </w:r>
       <w:r>
         <w:rPr>
@@ -30047,7 +30047,7 @@
         <w:rPr>
           <w:lang w:val="en_US" w:bidi="en_US"/>
         </w:rPr>
-        <w:t>Matthew 28:4</w:t>
+        <w:t>Matthew 28:4 (#1)</w:t>
       </w:r>
       <w:r>
         <w:rPr>
@@ -30110,7 +30110,7 @@
         <w:rPr>
           <w:lang w:val="en_US" w:bidi="en_US"/>
         </w:rPr>
-        <w:t>Matthew 28:5–7</w:t>
+        <w:t>Matthew 28:5–7 (#1)</w:t>
       </w:r>
       <w:r>
         <w:rPr>
@@ -30173,7 +30173,7 @@
         <w:rPr>
           <w:lang w:val="en_US" w:bidi="en_US"/>
         </w:rPr>
-        <w:t>Matthew 28:8–9</w:t>
+        <w:t>Matthew 28:8–9 (#1)</w:t>
       </w:r>
       <w:r>
         <w:rPr>
@@ -30236,7 +30236,7 @@
         <w:rPr>
           <w:lang w:val="en_US" w:bidi="en_US"/>
         </w:rPr>
-        <w:t>Matthew 28:11–13</w:t>
+        <w:t>Matthew 28:11–13 (#1)</w:t>
       </w:r>
       <w:r>
         <w:rPr>
@@ -30299,7 +30299,7 @@
         <w:rPr>
           <w:lang w:val="en_US" w:bidi="en_US"/>
         </w:rPr>
-        <w:t>Matthew 28:17</w:t>
+        <w:t>Matthew 28:17 (#1)</w:t>
       </w:r>
       <w:r>
         <w:rPr>
@@ -30362,7 +30362,7 @@
         <w:rPr>
           <w:lang w:val="en_US" w:bidi="en_US"/>
         </w:rPr>
-        <w:t>Matthew 28:18</w:t>
+        <w:t>Matthew 28:18 (#1)</w:t>
       </w:r>
       <w:r>
         <w:rPr>
@@ -30425,7 +30425,70 @@
         <w:rPr>
           <w:lang w:val="en_US" w:bidi="en_US"/>
         </w:rPr>
-        <w:t>Matthew 28:19</w:t>
+        <w:t>Matthew 28:19 (#2)</w:t>
+      </w:r>
+      <w:r>
+        <w:rPr>
+          <w:lang w:val="en_US" w:bidi="en_US"/>
+        </w:rPr>
+      </w:r>
+    </w:p>
+    <w:p>
+      <w:pPr/>
+      <w:r>
+        <w:rPr>
+          <w:lang w:val="en_US" w:bidi="en_US"/>
+        </w:rPr>
+      </w:r>
+      <w:r>
+        <w:rPr>
+          <w:b/>
+          <w:lang w:val="en_US" w:bidi="en_US"/>
+        </w:rPr>
+        <w:t>Into what name did Jesus tell his disciples to baptize?</w:t>
+      </w:r>
+    </w:p>
+    <w:p>
+      <w:pPr/>
+      <w:r>
+        <w:rPr>
+          <w:lang w:val="en_US" w:bidi="en_US"/>
+        </w:rPr>
+      </w:r>
+      <w:r>
+        <w:rPr>
+          <w:lang w:val="en_US" w:bidi="en_US"/>
+        </w:rPr>
+        <w:t>Jesus told his disciples to baptize in the name of the Father, of the Son, and of the Holy Spirit.</w:t>
+      </w:r>
+      <w:r>
+        <w:rPr>
+          <w:lang w:val="en_US" w:bidi="en_US"/>
+        </w:rPr>
+      </w:r>
+      <w:r>
+        <w:rPr>
+          <w:lang w:val="en_US" w:bidi="en_US"/>
+        </w:rPr>
+      </w:r>
+    </w:p>
+    <w:p>
+      <w:pPr/>
+      <w:r>
+        <w:rPr>
+          <w:lang w:val="en_US" w:bidi="en_US"/>
+        </w:rPr>
+      </w:r>
+    </w:p>
+    <w:p>
+      <w:pPr>
+        <w:pStyle w:val="Heading2"/>
+      </w:pPr>
+      <w:r>
+        <w:rPr>
+          <w:lang w:val="en_US" w:bidi="en_US"/>
+        </w:rPr>
+        <w:t>Matthew 28:19 (#1)</w:t>
       </w:r>
       <w:r>
         <w:rPr>
@@ -30488,70 +30551,7 @@
         <w:rPr>
           <w:lang w:val="en_US" w:bidi="en_US"/>
         </w:rPr>
-        <w:t>Matthew 28:19 (#2)</w:t>
-      </w:r>
-      <w:r>
-        <w:rPr>
-          <w:lang w:val="en_US" w:bidi="en_US"/>
-        </w:rPr>
-      </w:r>
-    </w:p>
-    <w:p>
-      <w:pPr/>
-      <w:r>
-        <w:rPr>
-          <w:lang w:val="en_US" w:bidi="en_US"/>
-        </w:rPr>
-      </w:r>
-      <w:r>
-        <w:rPr>
-          <w:b/>
-          <w:lang w:val="en_US" w:bidi="en_US"/>
-        </w:rPr>
-        <w:t>Into what name did Jesus tell his disciples to baptize?</w:t>
-      </w:r>
-    </w:p>
-    <w:p>
-      <w:pPr/>
-      <w:r>
-        <w:rPr>
-          <w:lang w:val="en_US" w:bidi="en_US"/>
-        </w:rPr>
-      </w:r>
-      <w:r>
-        <w:rPr>
-          <w:lang w:val="en_US" w:bidi="en_US"/>
-        </w:rPr>
-        <w:t>Jesus told his disciples to baptize in the name of the Father, of the Son, and of the Holy Spirit.</w:t>
-      </w:r>
-      <w:r>
-        <w:rPr>
-          <w:lang w:val="en_US" w:bidi="en_US"/>
-        </w:rPr>
-      </w:r>
-      <w:r>
-        <w:rPr>
-          <w:lang w:val="en_US" w:bidi="en_US"/>
-        </w:rPr>
-      </w:r>
-    </w:p>
-    <w:p>
-      <w:pPr/>
-      <w:r>
-        <w:rPr>
-          <w:lang w:val="en_US" w:bidi="en_US"/>
-        </w:rPr>
-      </w:r>
-    </w:p>
-    <w:p>
-      <w:pPr>
-        <w:pStyle w:val="Heading2"/>
-      </w:pPr>
-      <w:r>
-        <w:rPr>
-          <w:lang w:val="en_US" w:bidi="en_US"/>
-        </w:rPr>
-        <w:t>Matthew 28:20</w:t>
+        <w:t>Matthew 28:20 (#1)</w:t>
       </w:r>
       <w:r>
         <w:rPr>

--- a/eng/docx/40.content.docx
+++ b/eng/docx/40.content.docx
@@ -14772,7 +14772,7 @@
         <w:rPr>
           <w:lang w:val="en_US" w:bidi="en_US"/>
         </w:rPr>
-        <w:t>Jesus said that the woman had great faith, and he granted her her request.</w:t>
+        <w:t>Jesus said that the woman had great faith, and he granted her request.</w:t>
       </w:r>
       <w:r>
         <w:rPr>
